--- a/documentation/M0-Foundations.docx
+++ b/documentation/M0-Foundations.docx
@@ -18,7 +18,7 @@
           </w:tcPr>
           <w:p>
             <w:pPr>
-              <w:spacing w:before="440" w:after="40"/>
+              <w:spacing w:before="400" w:after="40"/>
             </w:pPr>
             <w:r/>
             <w:r>
@@ -46,7 +46,7 @@
           </w:p>
           <w:p>
             <w:pPr>
-              <w:spacing w:before="80" w:after="400"/>
+              <w:spacing w:before="80" w:after="360"/>
             </w:pPr>
             <w:r>
               <w:rPr>
@@ -63,37 +63,449 @@
     </w:tbl>
     <w:p>
       <w:pPr>
-        <w:spacing w:after="200"/>
+        <w:spacing w:after="160"/>
+      </w:pPr>
+    </w:p>
+    <w:tbl>
+      <w:tblPr>
+        <w:tblStyle w:val="TableGrid"/>
+        <w:tblW w:type="auto" w:w="0"/>
+        <w:jc w:val="center"/>
+        <w:tblLayout w:type="fixed"/>
+        <w:tblLook w:firstColumn="1" w:firstRow="1" w:lastColumn="0" w:lastRow="0" w:noHBand="0" w:noVBand="1" w:val="04A0"/>
+      </w:tblPr>
+      <w:tblGrid>
+        <w:gridCol w:w="4729"/>
+        <w:gridCol w:w="4729"/>
+      </w:tblGrid>
+      <w:tr>
+        <w:trPr>
+          <w:tblHeader/>
+        </w:trPr>
+        <w:tc>
+          <w:tcPr>
+            <w:tcW w:type="dxa" w:w="1944"/>
+            <w:shd w:val="clear" w:color="auto" w:fill="0F626B"/>
+          </w:tcPr>
+          <w:p>
+            <w:pPr>
+              <w:spacing w:before="40" w:after="40"/>
+            </w:pPr>
+            <w:r/>
+            <w:r>
+              <w:rPr>
+                <w:rFonts w:ascii="Calibri" w:hAnsi="Calibri"/>
+                <w:b/>
+                <w:color w:val="FFFFFF"/>
+                <w:sz w:val="18"/>
+              </w:rPr>
+              <w:t>Field</w:t>
+            </w:r>
+          </w:p>
+        </w:tc>
+        <w:tc>
+          <w:tcPr>
+            <w:tcW w:type="dxa" w:w="7560"/>
+            <w:shd w:val="clear" w:color="auto" w:fill="0F626B"/>
+          </w:tcPr>
+          <w:p>
+            <w:pPr>
+              <w:spacing w:before="40" w:after="40"/>
+            </w:pPr>
+            <w:r/>
+            <w:r>
+              <w:rPr>
+                <w:rFonts w:ascii="Calibri" w:hAnsi="Calibri"/>
+                <w:b/>
+                <w:color w:val="FFFFFF"/>
+                <w:sz w:val="18"/>
+              </w:rPr>
+              <w:t>Detail</w:t>
+            </w:r>
+          </w:p>
+        </w:tc>
+      </w:tr>
+      <w:tr>
+        <w:tc>
+          <w:tcPr>
+            <w:tcW w:type="dxa" w:w="1944"/>
+          </w:tcPr>
+          <w:p>
+            <w:pPr>
+              <w:spacing w:before="40" w:after="40"/>
+            </w:pPr>
+            <w:r/>
+            <w:r>
+              <w:rPr>
+                <w:rFonts w:ascii="Calibri" w:hAnsi="Calibri"/>
+                <w:b w:val="0"/>
+                <w:i w:val="0"/>
+                <w:color w:val="1A1F2B"/>
+                <w:sz w:val="19"/>
+              </w:rPr>
+              <w:t>Milestone</w:t>
+            </w:r>
+          </w:p>
+        </w:tc>
+        <w:tc>
+          <w:tcPr>
+            <w:tcW w:type="dxa" w:w="7560"/>
+          </w:tcPr>
+          <w:p>
+            <w:pPr>
+              <w:spacing w:before="40" w:after="40"/>
+            </w:pPr>
+            <w:r/>
+            <w:r>
+              <w:rPr>
+                <w:rFonts w:ascii="Calibri" w:hAnsi="Calibri"/>
+                <w:b/>
+                <w:i w:val="0"/>
+                <w:color w:val="1A1F2B"/>
+                <w:sz w:val="19"/>
+              </w:rPr>
+              <w:t>M0 - Foundations</w:t>
+            </w:r>
+            <w:r>
+              <w:rPr>
+                <w:rFonts w:ascii="Calibri" w:hAnsi="Calibri"/>
+                <w:b w:val="0"/>
+                <w:i w:val="0"/>
+                <w:color w:val="1A1F2B"/>
+                <w:sz w:val="19"/>
+              </w:rPr>
+              <w:t xml:space="preserve"> (Day 1 of 20)</w:t>
+            </w:r>
+          </w:p>
+        </w:tc>
+      </w:tr>
+      <w:tr>
+        <w:tc>
+          <w:tcPr>
+            <w:tcW w:type="dxa" w:w="1944"/>
+            <w:shd w:val="clear" w:color="auto" w:fill="F2F6F7"/>
+          </w:tcPr>
+          <w:p>
+            <w:pPr>
+              <w:spacing w:before="40" w:after="40"/>
+            </w:pPr>
+            <w:r/>
+            <w:r>
+              <w:rPr>
+                <w:rFonts w:ascii="Calibri" w:hAnsi="Calibri"/>
+                <w:b w:val="0"/>
+                <w:i w:val="0"/>
+                <w:color w:val="1A1F2B"/>
+                <w:sz w:val="19"/>
+              </w:rPr>
+              <w:t>Completed</w:t>
+            </w:r>
+          </w:p>
+        </w:tc>
+        <w:tc>
+          <w:tcPr>
+            <w:tcW w:type="dxa" w:w="7560"/>
+            <w:shd w:val="clear" w:color="auto" w:fill="F2F6F7"/>
+          </w:tcPr>
+          <w:p>
+            <w:pPr>
+              <w:spacing w:before="40" w:after="40"/>
+            </w:pPr>
+            <w:r/>
+            <w:r>
+              <w:rPr>
+                <w:rFonts w:ascii="Calibri" w:hAnsi="Calibri"/>
+                <w:b w:val="0"/>
+                <w:i w:val="0"/>
+                <w:color w:val="1A1F2B"/>
+                <w:sz w:val="19"/>
+              </w:rPr>
+              <w:t>6-7 September 2026</w:t>
+            </w:r>
+          </w:p>
+        </w:tc>
+      </w:tr>
+      <w:tr>
+        <w:tc>
+          <w:tcPr>
+            <w:tcW w:type="dxa" w:w="1944"/>
+          </w:tcPr>
+          <w:p>
+            <w:pPr>
+              <w:spacing w:before="40" w:after="40"/>
+            </w:pPr>
+            <w:r/>
+            <w:r>
+              <w:rPr>
+                <w:rFonts w:ascii="Calibri" w:hAnsi="Calibri"/>
+                <w:b w:val="0"/>
+                <w:i w:val="0"/>
+                <w:color w:val="1A1F2B"/>
+                <w:sz w:val="19"/>
+              </w:rPr>
+              <w:t>Goal</w:t>
+            </w:r>
+          </w:p>
+        </w:tc>
+        <w:tc>
+          <w:tcPr>
+            <w:tcW w:type="dxa" w:w="7560"/>
+          </w:tcPr>
+          <w:p>
+            <w:pPr>
+              <w:spacing w:before="40" w:after="40"/>
+            </w:pPr>
+            <w:r/>
+            <w:r>
+              <w:rPr>
+                <w:rFonts w:ascii="Consolas" w:hAnsi="Consolas"/>
+                <w:b w:val="0"/>
+                <w:i w:val="0"/>
+                <w:color w:val="1F4E57"/>
+                <w:sz w:val="17"/>
+              </w:rPr>
+              <w:t>make up</w:t>
+            </w:r>
+            <w:r>
+              <w:rPr>
+                <w:rFonts w:ascii="Calibri" w:hAnsi="Calibri"/>
+                <w:b w:val="0"/>
+                <w:i w:val="0"/>
+                <w:color w:val="1A1F2B"/>
+                <w:sz w:val="19"/>
+              </w:rPr>
+              <w:t xml:space="preserve"> produces a local Kubernetes cluster in which a scheduled pod can use the GPU</w:t>
+            </w:r>
+          </w:p>
+        </w:tc>
+      </w:tr>
+      <w:tr>
+        <w:tc>
+          <w:tcPr>
+            <w:tcW w:type="dxa" w:w="1944"/>
+            <w:shd w:val="clear" w:color="auto" w:fill="F2F6F7"/>
+          </w:tcPr>
+          <w:p>
+            <w:pPr>
+              <w:spacing w:before="40" w:after="40"/>
+            </w:pPr>
+            <w:r/>
+            <w:r>
+              <w:rPr>
+                <w:rFonts w:ascii="Calibri" w:hAnsi="Calibri"/>
+                <w:b w:val="0"/>
+                <w:i w:val="0"/>
+                <w:color w:val="1A1F2B"/>
+                <w:sz w:val="19"/>
+              </w:rPr>
+              <w:t>Result</w:t>
+            </w:r>
+          </w:p>
+        </w:tc>
+        <w:tc>
+          <w:tcPr>
+            <w:tcW w:type="dxa" w:w="7560"/>
+            <w:shd w:val="clear" w:color="auto" w:fill="F2F6F7"/>
+          </w:tcPr>
+          <w:p>
+            <w:pPr>
+              <w:spacing w:before="40" w:after="40"/>
+            </w:pPr>
+            <w:r/>
+            <w:r>
+              <w:rPr>
+                <w:rFonts w:ascii="Calibri" w:hAnsi="Calibri"/>
+                <w:b/>
+                <w:i w:val="0"/>
+                <w:color w:val="1A1F2B"/>
+                <w:sz w:val="19"/>
+              </w:rPr>
+              <w:t>Passed.</w:t>
+            </w:r>
+            <w:r>
+              <w:rPr>
+                <w:rFonts w:ascii="Calibri" w:hAnsi="Calibri"/>
+                <w:b w:val="0"/>
+                <w:i w:val="0"/>
+                <w:color w:val="1A1F2B"/>
+                <w:sz w:val="19"/>
+              </w:rPr>
+              <w:t xml:space="preserve"> 28/28 environment checks, verified from a clean teardown and rebuild</w:t>
+            </w:r>
+          </w:p>
+        </w:tc>
+      </w:tr>
+      <w:tr>
+        <w:tc>
+          <w:tcPr>
+            <w:tcW w:type="dxa" w:w="1944"/>
+          </w:tcPr>
+          <w:p>
+            <w:pPr>
+              <w:spacing w:before="40" w:after="40"/>
+            </w:pPr>
+            <w:r/>
+            <w:r>
+              <w:rPr>
+                <w:rFonts w:ascii="Calibri" w:hAnsi="Calibri"/>
+                <w:b w:val="0"/>
+                <w:i w:val="0"/>
+                <w:color w:val="1A1F2B"/>
+                <w:sz w:val="19"/>
+              </w:rPr>
+              <w:t>Hardware</w:t>
+            </w:r>
+          </w:p>
+        </w:tc>
+        <w:tc>
+          <w:tcPr>
+            <w:tcW w:type="dxa" w:w="7560"/>
+          </w:tcPr>
+          <w:p>
+            <w:pPr>
+              <w:spacing w:before="40" w:after="40"/>
+            </w:pPr>
+            <w:r/>
+            <w:r>
+              <w:rPr>
+                <w:rFonts w:ascii="Calibri" w:hAnsi="Calibri"/>
+                <w:b w:val="0"/>
+                <w:i w:val="0"/>
+                <w:color w:val="1A1F2B"/>
+                <w:sz w:val="19"/>
+              </w:rPr>
+              <w:t>NVIDIA RTX 3050 Laptop (4 GB VRAM), 16 GB RAM, 12 logical CPUs, Windows 11 + WSL2</w:t>
+            </w:r>
+          </w:p>
+        </w:tc>
+      </w:tr>
+      <w:tr>
+        <w:tc>
+          <w:tcPr>
+            <w:tcW w:type="dxa" w:w="1944"/>
+            <w:shd w:val="clear" w:color="auto" w:fill="F2F6F7"/>
+          </w:tcPr>
+          <w:p>
+            <w:pPr>
+              <w:spacing w:before="40" w:after="40"/>
+            </w:pPr>
+            <w:r/>
+            <w:r>
+              <w:rPr>
+                <w:rFonts w:ascii="Calibri" w:hAnsi="Calibri"/>
+                <w:b w:val="0"/>
+                <w:i w:val="0"/>
+                <w:color w:val="1A1F2B"/>
+                <w:sz w:val="19"/>
+              </w:rPr>
+              <w:t>Repository</w:t>
+            </w:r>
+          </w:p>
+        </w:tc>
+        <w:tc>
+          <w:tcPr>
+            <w:tcW w:type="dxa" w:w="7560"/>
+            <w:shd w:val="clear" w:color="auto" w:fill="F2F6F7"/>
+          </w:tcPr>
+          <w:p>
+            <w:pPr>
+              <w:spacing w:before="40" w:after="40"/>
+            </w:pPr>
+            <w:r/>
+            <w:r>
+              <w:rPr>
+                <w:rFonts w:ascii="Consolas" w:hAnsi="Consolas"/>
+                <w:b w:val="0"/>
+                <w:i w:val="0"/>
+                <w:color w:val="1F4E57"/>
+                <w:sz w:val="17"/>
+              </w:rPr>
+              <w:t>~/palisade</w:t>
+            </w:r>
+            <w:r>
+              <w:rPr>
+                <w:rFonts w:ascii="Calibri" w:hAnsi="Calibri"/>
+                <w:b w:val="0"/>
+                <w:i w:val="0"/>
+                <w:color w:val="1A1F2B"/>
+                <w:sz w:val="19"/>
+              </w:rPr>
+              <w:t xml:space="preserve"> inside WSL2 Ubuntu 24.04 (distro installed on the E: drive)</w:t>
+            </w:r>
+          </w:p>
+        </w:tc>
+      </w:tr>
+      <w:tr>
+        <w:tc>
+          <w:tcPr>
+            <w:tcW w:type="dxa" w:w="1944"/>
+          </w:tcPr>
+          <w:p>
+            <w:pPr>
+              <w:spacing w:before="40" w:after="40"/>
+            </w:pPr>
+            <w:r/>
+            <w:r>
+              <w:rPr>
+                <w:rFonts w:ascii="Calibri" w:hAnsi="Calibri"/>
+                <w:b w:val="0"/>
+                <w:i w:val="0"/>
+                <w:color w:val="1A1F2B"/>
+                <w:sz w:val="19"/>
+              </w:rPr>
+              <w:t>Commits</w:t>
+            </w:r>
+          </w:p>
+        </w:tc>
+        <w:tc>
+          <w:tcPr>
+            <w:tcW w:type="dxa" w:w="7560"/>
+          </w:tcPr>
+          <w:p>
+            <w:pPr>
+              <w:spacing w:before="40" w:after="40"/>
+            </w:pPr>
+            <w:r/>
+            <w:r>
+              <w:rPr>
+                <w:rFonts w:ascii="Calibri" w:hAnsi="Calibri"/>
+                <w:b w:val="0"/>
+                <w:i w:val="0"/>
+                <w:color w:val="1A1F2B"/>
+                <w:sz w:val="19"/>
+              </w:rPr>
+              <w:t>5 commits, 37 tracked files</w:t>
+            </w:r>
+          </w:p>
+        </w:tc>
+      </w:tr>
+    </w:tbl>
+    <w:p>
+      <w:pPr>
+        <w:spacing w:after="60"/>
       </w:pPr>
     </w:p>
     <w:p>
       <w:pPr>
-        <w:spacing w:after="40"/>
+        <w:pStyle w:val="Heading2"/>
       </w:pPr>
       <w:r>
-        <w:rPr>
-          <w:rFonts w:ascii="Calibri" w:hAnsi="Calibri"/>
-          <w:b/>
-          <w:i w:val="0"/>
-          <w:color w:val="445063"/>
-          <w:sz w:val="19"/>
-        </w:rPr>
-        <w:t>WHAT THIS DOCUMENT IS</w:t>
+        <w:t>How this document is organised</w:t>
       </w:r>
     </w:p>
     <w:p>
       <w:pPr>
-        <w:spacing w:after="200"/>
+        <w:spacing w:after="160"/>
       </w:pPr>
       <w:r>
         <w:rPr>
           <w:rFonts w:ascii="Calibri" w:hAnsi="Calibri"/>
           <w:b w:val="0"/>
           <w:i w:val="0"/>
-          <w:color w:val="1A1F2B"/>
+          <w:color w:val="445063"/>
           <w:sz w:val="21"/>
         </w:rPr>
-        <w:t>A build record for Milestone M0: what was built, how, what went wrong, what was decided differently from the original plan, why each tool was chosen over its alternatives, and what the resulting setup cannot do. Every idea is given twice - once in plain language, once technically - so it is useful whether or not you know Kubernetes.</w:t>
+        <w:t>It was written to answer six specific questions. This table says where each is answered, so nothing has to be hunted for.</w:t>
       </w:r>
     </w:p>
     <w:tbl>
@@ -114,7 +526,7 @@
         </w:trPr>
         <w:tc>
           <w:tcPr>
-            <w:tcW w:type="dxa" w:w="2160"/>
+            <w:tcW w:type="dxa" w:w="3024"/>
             <w:shd w:val="clear" w:color="auto" w:fill="0F626B"/>
           </w:tcPr>
           <w:p>
@@ -129,13 +541,13 @@
                 <w:color w:val="FFFFFF"/>
                 <w:sz w:val="18"/>
               </w:rPr>
-              <w:t>Field</w:t>
-            </w:r>
-          </w:p>
-        </w:tc>
-        <w:tc>
-          <w:tcPr>
-            <w:tcW w:type="dxa" w:w="7344"/>
+              <w:t>The question</w:t>
+            </w:r>
+          </w:p>
+        </w:tc>
+        <w:tc>
+          <w:tcPr>
+            <w:tcW w:type="dxa" w:w="6480"/>
             <w:shd w:val="clear" w:color="auto" w:fill="0F626B"/>
           </w:tcPr>
           <w:p>
@@ -150,7 +562,7 @@
                 <w:color w:val="FFFFFF"/>
                 <w:sz w:val="18"/>
               </w:rPr>
-              <w:t>Detail</w:t>
+              <w:t>Where it is answered</w:t>
             </w:r>
           </w:p>
         </w:tc>
@@ -158,7 +570,7 @@
       <w:tr>
         <w:tc>
           <w:tcPr>
-            <w:tcW w:type="dxa" w:w="2160"/>
+            <w:tcW w:type="dxa" w:w="3024"/>
           </w:tcPr>
           <w:p>
             <w:pPr>
@@ -168,18 +580,18 @@
             <w:r>
               <w:rPr>
                 <w:rFonts w:ascii="Calibri" w:hAnsi="Calibri"/>
-                <w:b w:val="0"/>
+                <w:b/>
                 <w:i w:val="0"/>
                 <w:color w:val="1A1F2B"/>
                 <w:sz w:val="19"/>
               </w:rPr>
-              <w:t>Milestone</w:t>
-            </w:r>
-          </w:p>
-        </w:tc>
-        <w:tc>
-          <w:tcPr>
-            <w:tcW w:type="dxa" w:w="7344"/>
+              <w:t>1. Everything that was done</w:t>
+            </w:r>
+          </w:p>
+        </w:tc>
+        <w:tc>
+          <w:tcPr>
+            <w:tcW w:type="dxa" w:w="6480"/>
           </w:tcPr>
           <w:p>
             <w:pPr>
@@ -189,12 +601,22 @@
             <w:r>
               <w:rPr>
                 <w:rFonts w:ascii="Calibri" w:hAnsi="Calibri"/>
+                <w:b w:val="0"/>
+                <w:i w:val="0"/>
+                <w:color w:val="1A1F2B"/>
+                <w:sz w:val="19"/>
+              </w:rPr>
+              <w:t xml:space="preserve">§4 What was built (the inventory) and </w:t>
+            </w:r>
+            <w:r>
+              <w:rPr>
+                <w:rFonts w:ascii="Calibri" w:hAnsi="Calibri"/>
                 <w:b/>
                 <w:i w:val="0"/>
                 <w:color w:val="1A1F2B"/>
                 <w:sz w:val="19"/>
               </w:rPr>
-              <w:t>M0 - Foundations</w:t>
+              <w:t>§5 How it was done</w:t>
             </w:r>
             <w:r>
               <w:rPr>
@@ -204,7 +626,7 @@
                 <w:color w:val="1A1F2B"/>
                 <w:sz w:val="19"/>
               </w:rPr>
-              <w:t xml:space="preserve"> (Day 1 of 20)</w:t>
+              <w:t xml:space="preserve"> (the complete command-level walkthrough)</w:t>
             </w:r>
           </w:p>
         </w:tc>
@@ -212,7 +634,7 @@
       <w:tr>
         <w:tc>
           <w:tcPr>
-            <w:tcW w:type="dxa" w:w="2160"/>
+            <w:tcW w:type="dxa" w:w="3024"/>
             <w:shd w:val="clear" w:color="auto" w:fill="F2F6F7"/>
           </w:tcPr>
           <w:p>
@@ -223,18 +645,28 @@
             <w:r>
               <w:rPr>
                 <w:rFonts w:ascii="Calibri" w:hAnsi="Calibri"/>
-                <w:b w:val="0"/>
+                <w:b/>
                 <w:i w:val="0"/>
                 <w:color w:val="1A1F2B"/>
                 <w:sz w:val="19"/>
               </w:rPr>
-              <w:t>Date completed</w:t>
-            </w:r>
-          </w:p>
-        </w:tc>
-        <w:tc>
-          <w:tcPr>
-            <w:tcW w:type="dxa" w:w="7344"/>
+              <w:t>2. What was done differently</w:t>
+            </w:r>
+            <w:r>
+              <w:rPr>
+                <w:rFonts w:ascii="Calibri" w:hAnsi="Calibri"/>
+                <w:b w:val="0"/>
+                <w:i w:val="0"/>
+                <w:color w:val="1A1F2B"/>
+                <w:sz w:val="19"/>
+              </w:rPr>
+              <w:t>, and why</w:t>
+            </w:r>
+          </w:p>
+        </w:tc>
+        <w:tc>
+          <w:tcPr>
+            <w:tcW w:type="dxa" w:w="6480"/>
             <w:shd w:val="clear" w:color="auto" w:fill="F2F6F7"/>
           </w:tcPr>
           <w:p>
@@ -245,12 +677,22 @@
             <w:r>
               <w:rPr>
                 <w:rFonts w:ascii="Calibri" w:hAnsi="Calibri"/>
-                <w:b w:val="0"/>
+                <w:b/>
                 <w:i w:val="0"/>
                 <w:color w:val="1A1F2B"/>
                 <w:sz w:val="19"/>
               </w:rPr>
-              <w:t>6 September 2026</w:t>
+              <w:t>§8 Deviations from the plan</w:t>
+            </w:r>
+            <w:r>
+              <w:rPr>
+                <w:rFonts w:ascii="Calibri" w:hAnsi="Calibri"/>
+                <w:b w:val="0"/>
+                <w:i w:val="0"/>
+                <w:color w:val="1A1F2B"/>
+                <w:sz w:val="19"/>
+              </w:rPr>
+              <w:t xml:space="preserve"> - eight of them, each with the reason</w:t>
             </w:r>
           </w:p>
         </w:tc>
@@ -258,7 +700,7 @@
       <w:tr>
         <w:tc>
           <w:tcPr>
-            <w:tcW w:type="dxa" w:w="2160"/>
+            <w:tcW w:type="dxa" w:w="3024"/>
           </w:tcPr>
           <w:p>
             <w:pPr>
@@ -268,18 +710,18 @@
             <w:r>
               <w:rPr>
                 <w:rFonts w:ascii="Calibri" w:hAnsi="Calibri"/>
-                <w:b w:val="0"/>
+                <w:b/>
                 <w:i w:val="0"/>
                 <w:color w:val="1A1F2B"/>
                 <w:sz w:val="19"/>
               </w:rPr>
-              <w:t>Goal</w:t>
-            </w:r>
-          </w:p>
-        </w:tc>
-        <w:tc>
-          <w:tcPr>
-            <w:tcW w:type="dxa" w:w="7344"/>
+              <w:t>3. How it was done</w:t>
+            </w:r>
+          </w:p>
+        </w:tc>
+        <w:tc>
+          <w:tcPr>
+            <w:tcW w:type="dxa" w:w="6480"/>
           </w:tcPr>
           <w:p>
             <w:pPr>
@@ -288,23 +730,23 @@
             <w:r/>
             <w:r>
               <w:rPr>
-                <w:rFonts w:ascii="Consolas" w:hAnsi="Consolas"/>
-                <w:b w:val="0"/>
-                <w:i w:val="0"/>
-                <w:color w:val="1F4E57"/>
-                <w:sz w:val="17"/>
-              </w:rPr>
-              <w:t>make up</w:t>
-            </w:r>
-            <w:r>
-              <w:rPr>
-                <w:rFonts w:ascii="Calibri" w:hAnsi="Calibri"/>
-                <w:b w:val="0"/>
+                <w:rFonts w:ascii="Calibri" w:hAnsi="Calibri"/>
+                <w:b/>
                 <w:i w:val="0"/>
                 <w:color w:val="1A1F2B"/>
                 <w:sz w:val="19"/>
               </w:rPr>
-              <w:t xml:space="preserve"> produces a local Kubernetes cluster in which a scheduled pod can use the GPU</w:t>
+              <w:t>§5</w:t>
+            </w:r>
+            <w:r>
+              <w:rPr>
+                <w:rFonts w:ascii="Calibri" w:hAnsi="Calibri"/>
+                <w:b w:val="0"/>
+                <w:i w:val="0"/>
+                <w:color w:val="1A1F2B"/>
+                <w:sz w:val="19"/>
+              </w:rPr>
+              <w:t xml:space="preserve"> step by step with real commands, plus the two deep dives in §6 and §7</w:t>
             </w:r>
           </w:p>
         </w:tc>
@@ -312,7 +754,7 @@
       <w:tr>
         <w:tc>
           <w:tcPr>
-            <w:tcW w:type="dxa" w:w="2160"/>
+            <w:tcW w:type="dxa" w:w="3024"/>
             <w:shd w:val="clear" w:color="auto" w:fill="F2F6F7"/>
           </w:tcPr>
           <w:p>
@@ -323,18 +765,18 @@
             <w:r>
               <w:rPr>
                 <w:rFonts w:ascii="Calibri" w:hAnsi="Calibri"/>
-                <w:b w:val="0"/>
+                <w:b/>
                 <w:i w:val="0"/>
                 <w:color w:val="1A1F2B"/>
                 <w:sz w:val="19"/>
               </w:rPr>
-              <w:t>Result</w:t>
-            </w:r>
-          </w:p>
-        </w:tc>
-        <w:tc>
-          <w:tcPr>
-            <w:tcW w:type="dxa" w:w="7344"/>
+              <w:t>4. What the limitations are</w:t>
+            </w:r>
+          </w:p>
+        </w:tc>
+        <w:tc>
+          <w:tcPr>
+            <w:tcW w:type="dxa" w:w="6480"/>
             <w:shd w:val="clear" w:color="auto" w:fill="F2F6F7"/>
           </w:tcPr>
           <w:p>
@@ -350,7 +792,7 @@
                 <w:color w:val="1A1F2B"/>
                 <w:sz w:val="19"/>
               </w:rPr>
-              <w:t>Passed.</w:t>
+              <w:t>§10 Limitations</w:t>
             </w:r>
             <w:r>
               <w:rPr>
@@ -360,7 +802,7 @@
                 <w:color w:val="1A1F2B"/>
                 <w:sz w:val="19"/>
               </w:rPr>
-              <w:t xml:space="preserve"> 28/28 environment checks, verified from a clean teardown and rebuild</w:t>
+              <w:t xml:space="preserve"> - seven, each with an honest position rather than an excuse</w:t>
             </w:r>
           </w:p>
         </w:tc>
@@ -368,7 +810,7 @@
       <w:tr>
         <w:tc>
           <w:tcPr>
-            <w:tcW w:type="dxa" w:w="2160"/>
+            <w:tcW w:type="dxa" w:w="3024"/>
           </w:tcPr>
           <w:p>
             <w:pPr>
@@ -378,18 +820,18 @@
             <w:r>
               <w:rPr>
                 <w:rFonts w:ascii="Calibri" w:hAnsi="Calibri"/>
-                <w:b w:val="0"/>
+                <w:b/>
                 <w:i w:val="0"/>
                 <w:color w:val="1A1F2B"/>
                 <w:sz w:val="19"/>
               </w:rPr>
-              <w:t>Hardware</w:t>
-            </w:r>
-          </w:p>
-        </w:tc>
-        <w:tc>
-          <w:tcPr>
-            <w:tcW w:type="dxa" w:w="7344"/>
+              <w:t>5. Why this tool/approach over the alternatives</w:t>
+            </w:r>
+          </w:p>
+        </w:tc>
+        <w:tc>
+          <w:tcPr>
+            <w:tcW w:type="dxa" w:w="6480"/>
           </w:tcPr>
           <w:p>
             <w:pPr>
@@ -399,12 +841,22 @@
             <w:r>
               <w:rPr>
                 <w:rFonts w:ascii="Calibri" w:hAnsi="Calibri"/>
-                <w:b w:val="0"/>
+                <w:b/>
                 <w:i w:val="0"/>
                 <w:color w:val="1A1F2B"/>
                 <w:sz w:val="19"/>
               </w:rPr>
-              <w:t>NVIDIA RTX 3050 Laptop (4 GB VRAM), 16 GB RAM, 12 logical CPUs, Windows 11 + WSL2</w:t>
+              <w:t>§9 Tool choices</w:t>
+            </w:r>
+            <w:r>
+              <w:rPr>
+                <w:rFonts w:ascii="Calibri" w:hAnsi="Calibri"/>
+                <w:b w:val="0"/>
+                <w:i w:val="0"/>
+                <w:color w:val="1A1F2B"/>
+                <w:sz w:val="19"/>
+              </w:rPr>
+              <w:t xml:space="preserve"> - what was rejected and why; also §3 for the up-front decisions</w:t>
             </w:r>
           </w:p>
         </w:tc>
@@ -412,7 +864,7 @@
       <w:tr>
         <w:tc>
           <w:tcPr>
-            <w:tcW w:type="dxa" w:w="2160"/>
+            <w:tcW w:type="dxa" w:w="3024"/>
             <w:shd w:val="clear" w:color="auto" w:fill="F2F6F7"/>
           </w:tcPr>
           <w:p>
@@ -423,18 +875,18 @@
             <w:r>
               <w:rPr>
                 <w:rFonts w:ascii="Calibri" w:hAnsi="Calibri"/>
-                <w:b w:val="0"/>
+                <w:b/>
                 <w:i w:val="0"/>
                 <w:color w:val="1A1F2B"/>
                 <w:sz w:val="19"/>
               </w:rPr>
-              <w:t>Repo location</w:t>
-            </w:r>
-          </w:p>
-        </w:tc>
-        <w:tc>
-          <w:tcPr>
-            <w:tcW w:type="dxa" w:w="7344"/>
+              <w:t>6. Plain language and technical, both</w:t>
+            </w:r>
+          </w:p>
+        </w:tc>
+        <w:tc>
+          <w:tcPr>
+            <w:tcW w:type="dxa" w:w="6480"/>
             <w:shd w:val="clear" w:color="auto" w:fill="F2F6F7"/>
           </w:tcPr>
           <w:p>
@@ -444,67 +896,23 @@
             <w:r/>
             <w:r>
               <w:rPr>
-                <w:rFonts w:ascii="Consolas" w:hAnsi="Consolas"/>
-                <w:b w:val="0"/>
-                <w:i w:val="0"/>
-                <w:color w:val="1F4E57"/>
-                <w:sz w:val="17"/>
-              </w:rPr>
-              <w:t>~/palisade</w:t>
-            </w:r>
-            <w:r>
-              <w:rPr>
                 <w:rFonts w:ascii="Calibri" w:hAnsi="Calibri"/>
                 <w:b w:val="0"/>
                 <w:i w:val="0"/>
                 <w:color w:val="1A1F2B"/>
                 <w:sz w:val="19"/>
               </w:rPr>
-              <w:t xml:space="preserve"> inside WSL2 Ubuntu 24.04 (installed on the E: drive)</w:t>
-            </w:r>
-          </w:p>
-        </w:tc>
-      </w:tr>
-      <w:tr>
-        <w:tc>
-          <w:tcPr>
-            <w:tcW w:type="dxa" w:w="2160"/>
-          </w:tcPr>
-          <w:p>
-            <w:pPr>
-              <w:spacing w:before="40" w:after="40"/>
-            </w:pPr>
-            <w:r/>
-            <w:r>
-              <w:rPr>
-                <w:rFonts w:ascii="Calibri" w:hAnsi="Calibri"/>
-                <w:b w:val="0"/>
+              <w:t xml:space="preserve">Throughout. Every significant idea appears as an </w:t>
+            </w:r>
+            <w:r>
+              <w:rPr>
+                <w:rFonts w:ascii="Calibri" w:hAnsi="Calibri"/>
+                <w:b/>
                 <w:i w:val="0"/>
                 <w:color w:val="1A1F2B"/>
                 <w:sz w:val="19"/>
               </w:rPr>
-              <w:t>Commits</w:t>
-            </w:r>
-          </w:p>
-        </w:tc>
-        <w:tc>
-          <w:tcPr>
-            <w:tcW w:type="dxa" w:w="7344"/>
-          </w:tcPr>
-          <w:p>
-            <w:pPr>
-              <w:spacing w:before="40" w:after="40"/>
-            </w:pPr>
-            <w:r/>
-            <w:r>
-              <w:rPr>
-                <w:rFonts w:ascii="Consolas" w:hAnsi="Consolas"/>
-                <w:b w:val="0"/>
-                <w:i w:val="0"/>
-                <w:color w:val="1F4E57"/>
-                <w:sz w:val="17"/>
-              </w:rPr>
-              <w:t>4bc20fc</w:t>
+              <w:t>IN PLAIN LANGUAGE</w:t>
             </w:r>
             <w:r>
               <w:rPr>
@@ -514,42 +922,18 @@
                 <w:color w:val="1A1F2B"/>
                 <w:sz w:val="19"/>
               </w:rPr>
-              <w:t xml:space="preserve"> repo skeleton · </w:t>
-            </w:r>
-            <w:r>
-              <w:rPr>
-                <w:rFonts w:ascii="Consolas" w:hAnsi="Consolas"/>
-                <w:b w:val="0"/>
-                <w:i w:val="0"/>
-                <w:color w:val="1F4E57"/>
-                <w:sz w:val="17"/>
-              </w:rPr>
-              <w:t>0c8ae65</w:t>
-            </w:r>
-            <w:r>
-              <w:rPr>
-                <w:rFonts w:ascii="Calibri" w:hAnsi="Calibri"/>
-                <w:b w:val="0"/>
+              <w:t xml:space="preserve"> / </w:t>
+            </w:r>
+            <w:r>
+              <w:rPr>
+                <w:rFonts w:ascii="Calibri" w:hAnsi="Calibri"/>
+                <w:b/>
                 <w:i w:val="0"/>
                 <w:color w:val="1A1F2B"/>
                 <w:sz w:val="19"/>
               </w:rPr>
-              <w:t xml:space="preserve"> GPU-capable cluster via CDI</w:t>
-            </w:r>
-          </w:p>
-        </w:tc>
-      </w:tr>
-      <w:tr>
-        <w:tc>
-          <w:tcPr>
-            <w:tcW w:type="dxa" w:w="2160"/>
-            <w:shd w:val="clear" w:color="auto" w:fill="F2F6F7"/>
-          </w:tcPr>
-          <w:p>
-            <w:pPr>
-              <w:spacing w:before="40" w:after="40"/>
-            </w:pPr>
-            <w:r/>
+              <w:t>TECHNICALLY</w:t>
+            </w:r>
             <w:r>
               <w:rPr>
                 <w:rFonts w:ascii="Calibri" w:hAnsi="Calibri"/>
@@ -558,29 +942,7 @@
                 <w:color w:val="1A1F2B"/>
                 <w:sz w:val="19"/>
               </w:rPr>
-              <w:t>Time cost</w:t>
-            </w:r>
-          </w:p>
-        </w:tc>
-        <w:tc>
-          <w:tcPr>
-            <w:tcW w:type="dxa" w:w="7344"/>
-            <w:shd w:val="clear" w:color="auto" w:fill="F2F6F7"/>
-          </w:tcPr>
-          <w:p>
-            <w:pPr>
-              <w:spacing w:before="40" w:after="40"/>
-            </w:pPr>
-            <w:r/>
-            <w:r>
-              <w:rPr>
-                <w:rFonts w:ascii="Calibri" w:hAnsi="Calibri"/>
-                <w:b w:val="0"/>
-                <w:i w:val="0"/>
-                <w:color w:val="1A1F2B"/>
-                <w:sz w:val="19"/>
-              </w:rPr>
-              <w:t>Roughly one working day, of which the GPU problem was the majority</w:t>
+              <w:t xml:space="preserve"> pair.</w:t>
             </w:r>
           </w:p>
         </w:tc>
@@ -636,7 +998,7 @@
                 <w:color w:val="1A1F2B"/>
                 <w:sz w:val="20"/>
               </w:rPr>
-              <w:t xml:space="preserve">The GPU refused to reach a pod </w:t>
+              <w:t xml:space="preserve">Two pieces of infrastructure - the GPU and Docker's storage - each refused to work on the first attempt, and each failed </w:t>
             </w:r>
             <w:r>
               <w:rPr>
@@ -646,7 +1008,7 @@
                 <w:color w:val="1A1F2B"/>
                 <w:sz w:val="20"/>
               </w:rPr>
-              <w:t>three times, for three unrelated reasons.</w:t>
+              <w:t>silently</w:t>
             </w:r>
             <w:r>
               <w:rPr>
@@ -656,7 +1018,7 @@
                 <w:color w:val="1A1F2B"/>
                 <w:sz w:val="20"/>
               </w:rPr>
-              <w:t xml:space="preserve"> Diagnosing those three failures taught more than the rest of the milestone combined, and the write-up in Section 5 is the single most interview-valuable thing produced so far. A milestone that goes smoothly teaches you almost nothing.</w:t>
+              <w:t>: a tool reported success while having done nothing useful. Sections 6 and 7 are the investigations. They are worth more than the rest of the milestone combined, because a milestone that goes smoothly teaches nothing.</w:t>
             </w:r>
           </w:p>
         </w:tc>
@@ -992,7 +1354,7 @@
         <w:pStyle w:val="Heading2"/>
       </w:pPr>
       <w:r>
-        <w:t>1.3  The five tasks</w:t>
+        <w:t>1.3  The tasks, and how they turned out</w:t>
       </w:r>
     </w:p>
     <w:tbl>
@@ -1035,7 +1397,7 @@
         </w:tc>
         <w:tc>
           <w:tcPr>
-            <w:tcW w:type="dxa" w:w="4320"/>
+            <w:tcW w:type="dxa" w:w="4176"/>
             <w:shd w:val="clear" w:color="auto" w:fill="0F626B"/>
           </w:tcPr>
           <w:p>
@@ -1056,7 +1418,7 @@
         </w:tc>
         <w:tc>
           <w:tcPr>
-            <w:tcW w:type="dxa" w:w="4608"/>
+            <w:tcW w:type="dxa" w:w="4752"/>
             <w:shd w:val="clear" w:color="auto" w:fill="0F626B"/>
           </w:tcPr>
           <w:p>
@@ -1100,7 +1462,7 @@
         </w:tc>
         <w:tc>
           <w:tcPr>
-            <w:tcW w:type="dxa" w:w="4320"/>
+            <w:tcW w:type="dxa" w:w="4176"/>
           </w:tcPr>
           <w:p>
             <w:pPr>
@@ -1121,7 +1483,7 @@
         </w:tc>
         <w:tc>
           <w:tcPr>
-            <w:tcW w:type="dxa" w:w="4608"/>
+            <w:tcW w:type="dxa" w:w="4752"/>
           </w:tcPr>
           <w:p>
             <w:pPr>
@@ -1146,7 +1508,7 @@
                 <w:color w:val="1A1F2B"/>
                 <w:sz w:val="19"/>
               </w:rPr>
-              <w:t xml:space="preserve"> - and it took three attempts (Section 5)</w:t>
+              <w:t xml:space="preserve"> - after three separate failures (§6)</w:t>
             </w:r>
           </w:p>
         </w:tc>
@@ -1176,7 +1538,7 @@
         </w:tc>
         <w:tc>
           <w:tcPr>
-            <w:tcW w:type="dxa" w:w="4320"/>
+            <w:tcW w:type="dxa" w:w="4176"/>
             <w:shd w:val="clear" w:color="auto" w:fill="F2F6F7"/>
           </w:tcPr>
           <w:p>
@@ -1208,7 +1570,7 @@
         </w:tc>
         <w:tc>
           <w:tcPr>
-            <w:tcW w:type="dxa" w:w="4608"/>
+            <w:tcW w:type="dxa" w:w="4752"/>
             <w:shd w:val="clear" w:color="auto" w:fill="F2F6F7"/>
           </w:tcPr>
           <w:p>
@@ -1263,7 +1625,7 @@
         </w:tc>
         <w:tc>
           <w:tcPr>
-            <w:tcW w:type="dxa" w:w="4320"/>
+            <w:tcW w:type="dxa" w:w="4176"/>
           </w:tcPr>
           <w:p>
             <w:pPr>
@@ -1284,7 +1646,7 @@
         </w:tc>
         <w:tc>
           <w:tcPr>
-            <w:tcW w:type="dxa" w:w="4608"/>
+            <w:tcW w:type="dxa" w:w="4752"/>
           </w:tcPr>
           <w:p>
             <w:pPr>
@@ -1309,7 +1671,7 @@
                 <w:color w:val="1A1F2B"/>
                 <w:sz w:val="19"/>
               </w:rPr>
-              <w:t xml:space="preserve"> - 31 files, 2 commits</w:t>
+              <w:t xml:space="preserve"> - 37 files, 5 commits</w:t>
             </w:r>
           </w:p>
         </w:tc>
@@ -1339,7 +1701,7 @@
         </w:tc>
         <w:tc>
           <w:tcPr>
-            <w:tcW w:type="dxa" w:w="4320"/>
+            <w:tcW w:type="dxa" w:w="4176"/>
             <w:shd w:val="clear" w:color="auto" w:fill="F2F6F7"/>
           </w:tcPr>
           <w:p>
@@ -1401,7 +1763,7 @@
         </w:tc>
         <w:tc>
           <w:tcPr>
-            <w:tcW w:type="dxa" w:w="4608"/>
+            <w:tcW w:type="dxa" w:w="4752"/>
             <w:shd w:val="clear" w:color="auto" w:fill="F2F6F7"/>
           </w:tcPr>
           <w:p>
@@ -1456,7 +1818,7 @@
         </w:tc>
         <w:tc>
           <w:tcPr>
-            <w:tcW w:type="dxa" w:w="4320"/>
+            <w:tcW w:type="dxa" w:w="4176"/>
           </w:tcPr>
           <w:p>
             <w:pPr>
@@ -1477,7 +1839,7 @@
         </w:tc>
         <w:tc>
           <w:tcPr>
-            <w:tcW w:type="dxa" w:w="4608"/>
+            <w:tcW w:type="dxa" w:w="4752"/>
           </w:tcPr>
           <w:p>
             <w:pPr>
@@ -1503,6 +1865,257 @@
                 <w:sz w:val="19"/>
               </w:rPr>
               <w:t xml:space="preserve"> - 10 GB cap, 8 CPUs, swap on E:</w:t>
+            </w:r>
+          </w:p>
+        </w:tc>
+      </w:tr>
+      <w:tr>
+        <w:tc>
+          <w:tcPr>
+            <w:tcW w:type="dxa" w:w="576"/>
+            <w:shd w:val="clear" w:color="auto" w:fill="F2F6F7"/>
+          </w:tcPr>
+          <w:p>
+            <w:pPr>
+              <w:spacing w:before="40" w:after="40"/>
+            </w:pPr>
+            <w:r/>
+            <w:r>
+              <w:rPr>
+                <w:rFonts w:ascii="Calibri" w:hAnsi="Calibri"/>
+                <w:b w:val="0"/>
+                <w:i w:val="0"/>
+                <w:color w:val="1A1F2B"/>
+                <w:sz w:val="19"/>
+              </w:rPr>
+              <w:t>+</w:t>
+            </w:r>
+          </w:p>
+        </w:tc>
+        <w:tc>
+          <w:tcPr>
+            <w:tcW w:type="dxa" w:w="4176"/>
+            <w:shd w:val="clear" w:color="auto" w:fill="F2F6F7"/>
+          </w:tcPr>
+          <w:p>
+            <w:pPr>
+              <w:spacing w:before="40" w:after="40"/>
+            </w:pPr>
+            <w:r/>
+            <w:r>
+              <w:rPr>
+                <w:rFonts w:ascii="Calibri" w:hAnsi="Calibri"/>
+                <w:b/>
+                <w:i w:val="0"/>
+                <w:color w:val="1A1F2B"/>
+                <w:sz w:val="19"/>
+              </w:rPr>
+              <w:t>Install a Linux distribution</w:t>
+            </w:r>
+          </w:p>
+        </w:tc>
+        <w:tc>
+          <w:tcPr>
+            <w:tcW w:type="dxa" w:w="4752"/>
+            <w:shd w:val="clear" w:color="auto" w:fill="F2F6F7"/>
+          </w:tcPr>
+          <w:p>
+            <w:pPr>
+              <w:spacing w:before="40" w:after="40"/>
+            </w:pPr>
+            <w:r/>
+            <w:r>
+              <w:rPr>
+                <w:rFonts w:ascii="Calibri" w:hAnsi="Calibri"/>
+                <w:b/>
+                <w:i w:val="0"/>
+                <w:color w:val="1A1F2B"/>
+                <w:sz w:val="19"/>
+              </w:rPr>
+              <w:t>Added</w:t>
+            </w:r>
+            <w:r>
+              <w:rPr>
+                <w:rFonts w:ascii="Calibri" w:hAnsi="Calibri"/>
+                <w:b w:val="0"/>
+                <w:i w:val="0"/>
+                <w:color w:val="1A1F2B"/>
+                <w:sz w:val="19"/>
+              </w:rPr>
+              <w:t xml:space="preserve"> - none existed (§2)</w:t>
+            </w:r>
+          </w:p>
+        </w:tc>
+      </w:tr>
+      <w:tr>
+        <w:tc>
+          <w:tcPr>
+            <w:tcW w:type="dxa" w:w="576"/>
+          </w:tcPr>
+          <w:p>
+            <w:pPr>
+              <w:spacing w:before="40" w:after="40"/>
+            </w:pPr>
+            <w:r/>
+            <w:r>
+              <w:rPr>
+                <w:rFonts w:ascii="Calibri" w:hAnsi="Calibri"/>
+                <w:b w:val="0"/>
+                <w:i w:val="0"/>
+                <w:color w:val="1A1F2B"/>
+                <w:sz w:val="19"/>
+              </w:rPr>
+              <w:t>+</w:t>
+            </w:r>
+          </w:p>
+        </w:tc>
+        <w:tc>
+          <w:tcPr>
+            <w:tcW w:type="dxa" w:w="4176"/>
+          </w:tcPr>
+          <w:p>
+            <w:pPr>
+              <w:spacing w:before="40" w:after="40"/>
+            </w:pPr>
+            <w:r/>
+            <w:r>
+              <w:rPr>
+                <w:rFonts w:ascii="Calibri" w:hAnsi="Calibri"/>
+                <w:b/>
+                <w:i w:val="0"/>
+                <w:color w:val="1A1F2B"/>
+                <w:sz w:val="19"/>
+              </w:rPr>
+              <w:t>Relocate Docker's storage</w:t>
+            </w:r>
+          </w:p>
+        </w:tc>
+        <w:tc>
+          <w:tcPr>
+            <w:tcW w:type="dxa" w:w="4752"/>
+          </w:tcPr>
+          <w:p>
+            <w:pPr>
+              <w:spacing w:before="40" w:after="40"/>
+            </w:pPr>
+            <w:r/>
+            <w:r>
+              <w:rPr>
+                <w:rFonts w:ascii="Calibri" w:hAnsi="Calibri"/>
+                <w:b/>
+                <w:i w:val="0"/>
+                <w:color w:val="1A1F2B"/>
+                <w:sz w:val="19"/>
+              </w:rPr>
+              <w:t>Added</w:t>
+            </w:r>
+            <w:r>
+              <w:rPr>
+                <w:rFonts w:ascii="Calibri" w:hAnsi="Calibri"/>
+                <w:b w:val="0"/>
+                <w:i w:val="0"/>
+                <w:color w:val="1A1F2B"/>
+                <w:sz w:val="19"/>
+              </w:rPr>
+              <w:t xml:space="preserve"> - the original drive was too small (§7)</w:t>
+            </w:r>
+          </w:p>
+        </w:tc>
+      </w:tr>
+      <w:tr>
+        <w:tc>
+          <w:tcPr>
+            <w:tcW w:type="dxa" w:w="576"/>
+            <w:shd w:val="clear" w:color="auto" w:fill="F2F6F7"/>
+          </w:tcPr>
+          <w:p>
+            <w:pPr>
+              <w:spacing w:before="40" w:after="40"/>
+            </w:pPr>
+            <w:r/>
+            <w:r>
+              <w:rPr>
+                <w:rFonts w:ascii="Calibri" w:hAnsi="Calibri"/>
+                <w:b w:val="0"/>
+                <w:i w:val="0"/>
+                <w:color w:val="1A1F2B"/>
+                <w:sz w:val="19"/>
+              </w:rPr>
+              <w:t>+</w:t>
+            </w:r>
+          </w:p>
+        </w:tc>
+        <w:tc>
+          <w:tcPr>
+            <w:tcW w:type="dxa" w:w="4176"/>
+            <w:shd w:val="clear" w:color="auto" w:fill="F2F6F7"/>
+          </w:tcPr>
+          <w:p>
+            <w:pPr>
+              <w:spacing w:before="40" w:after="40"/>
+            </w:pPr>
+            <w:r/>
+            <w:r>
+              <w:rPr>
+                <w:rFonts w:ascii="Calibri" w:hAnsi="Calibri"/>
+                <w:b/>
+                <w:i w:val="0"/>
+                <w:color w:val="1A1F2B"/>
+                <w:sz w:val="19"/>
+              </w:rPr>
+              <w:t>Set up project documentation</w:t>
+            </w:r>
+          </w:p>
+        </w:tc>
+        <w:tc>
+          <w:tcPr>
+            <w:tcW w:type="dxa" w:w="4752"/>
+            <w:shd w:val="clear" w:color="auto" w:fill="F2F6F7"/>
+          </w:tcPr>
+          <w:p>
+            <w:pPr>
+              <w:spacing w:before="40" w:after="40"/>
+            </w:pPr>
+            <w:r/>
+            <w:r>
+              <w:rPr>
+                <w:rFonts w:ascii="Calibri" w:hAnsi="Calibri"/>
+                <w:b/>
+                <w:i w:val="0"/>
+                <w:color w:val="1A1F2B"/>
+                <w:sz w:val="19"/>
+              </w:rPr>
+              <w:t>Added</w:t>
+            </w:r>
+            <w:r>
+              <w:rPr>
+                <w:rFonts w:ascii="Calibri" w:hAnsi="Calibri"/>
+                <w:b w:val="0"/>
+                <w:i w:val="0"/>
+                <w:color w:val="1A1F2B"/>
+                <w:sz w:val="19"/>
+              </w:rPr>
+              <w:t xml:space="preserve"> - </w:t>
+            </w:r>
+            <w:r>
+              <w:rPr>
+                <w:rFonts w:ascii="Consolas" w:hAnsi="Consolas"/>
+                <w:b w:val="0"/>
+                <w:i w:val="0"/>
+                <w:color w:val="1F4E57"/>
+                <w:sz w:val="17"/>
+              </w:rPr>
+              <w:t>documentation/</w:t>
+            </w:r>
+            <w:r>
+              <w:rPr>
+                <w:rFonts w:ascii="Calibri" w:hAnsi="Calibri"/>
+                <w:b w:val="0"/>
+                <w:i w:val="0"/>
+                <w:color w:val="1A1F2B"/>
+                <w:sz w:val="19"/>
+              </w:rPr>
+              <w:t>, one document per milestone</w:t>
             </w:r>
           </w:p>
         </w:tc>
@@ -1541,7 +2154,7 @@
           <w:color w:val="1A1F2B"/>
           <w:sz w:val="21"/>
         </w:rPr>
-        <w:t xml:space="preserve">The plan assumed a working WSL2 + Docker setup with an untested GPU. Reality differed in three ways that mattered, and finding them </w:t>
+        <w:t xml:space="preserve">The plan assumed a working WSL2 + Docker setup with an untested GPU. Reality differed in several ways that mattered, and finding them </w:t>
       </w:r>
       <w:r>
         <w:rPr>
@@ -1561,7 +2174,7 @@
           <w:color w:val="1A1F2B"/>
           <w:sz w:val="21"/>
         </w:rPr>
-        <w:t xml:space="preserve"> installing anything saved a lot of rework.</w:t>
+        <w:t xml:space="preserve"> installing anything saved a great deal of rework.</w:t>
       </w:r>
     </w:p>
     <w:tbl>
@@ -1749,7 +2362,7 @@
                 <w:color w:val="1A1F2B"/>
                 <w:sz w:val="19"/>
               </w:rPr>
-              <w:t>WSL distros</w:t>
+              <w:t>WSL distributions</w:t>
             </w:r>
           </w:p>
         </w:tc>
@@ -1888,7 +2501,7 @@
                 <w:color w:val="1A1F2B"/>
                 <w:sz w:val="19"/>
               </w:rPr>
-              <w:t xml:space="preserve">It had a </w:t>
+              <w:t xml:space="preserve">It held a </w:t>
             </w:r>
             <w:r>
               <w:rPr>
@@ -1908,7 +2521,7 @@
                 <w:color w:val="1A1F2B"/>
                 <w:sz w:val="19"/>
               </w:rPr>
-              <w:t>, with real content including a live Supabase stack.</w:t>
+              <w:t xml:space="preserve"> containing real work, including a live Supabase stack with database volumes.</w:t>
             </w:r>
           </w:p>
         </w:tc>
@@ -1964,7 +2577,7 @@
                 <w:color w:val="1A1F2B"/>
                 <w:sz w:val="19"/>
               </w:rPr>
-              <w:t xml:space="preserve"> (later 1.4 GB)</w:t>
+              <w:t>, later dropping to 1.4 GB</w:t>
             </w:r>
           </w:p>
         </w:tc>
@@ -2046,12 +2659,22 @@
             <w:r>
               <w:rPr>
                 <w:rFonts w:ascii="Calibri" w:hAnsi="Calibri"/>
-                <w:b w:val="0"/>
+                <w:b/>
                 <w:i w:val="0"/>
                 <w:color w:val="1A1F2B"/>
                 <w:sz w:val="19"/>
               </w:rPr>
-              <w:t>Too small for vLLM's ~10 GB image, which lands in M1.</w:t>
+              <w:t>Too small for vLLM's ~10 GB image</w:t>
+            </w:r>
+            <w:r>
+              <w:rPr>
+                <w:rFonts w:ascii="Calibri" w:hAnsi="Calibri"/>
+                <w:b w:val="0"/>
+                <w:i w:val="0"/>
+                <w:color w:val="1A1F2B"/>
+                <w:sz w:val="19"/>
+              </w:rPr>
+              <w:t>, which lands in M1. This became §7.</w:t>
             </w:r>
           </w:p>
         </w:tc>
@@ -2163,7 +2786,7 @@
                 <w:color w:val="1A1F2B"/>
                 <w:sz w:val="19"/>
               </w:rPr>
-              <w:t>15.2 GB total</w:t>
+              <w:t>15.2 GB total, 12 logical CPUs</w:t>
             </w:r>
           </w:p>
         </w:tc>
@@ -2349,7 +2972,7 @@
           <w:color w:val="1A1F2B"/>
           <w:sz w:val="21"/>
         </w:rPr>
-        <w:t>Four decisions were made up front because each one would have been expensive to reverse later. Each is recorded with the alternatives that were rejected.</w:t>
+        <w:t>Four decisions were made up front because each would have been expensive to reverse later. Each is recorded with the alternatives that were rejected.</w:t>
       </w:r>
     </w:p>
     <w:p>
@@ -2644,7 +3267,7 @@
                 <w:color w:val="1A1F2B"/>
                 <w:sz w:val="19"/>
               </w:rPr>
-              <w:t>A virtual machine (VirtualBox/Hyper-V)</w:t>
+              <w:t>A conventional VM (VirtualBox / Hyper-V)</w:t>
             </w:r>
           </w:p>
         </w:tc>
@@ -2846,7 +3469,7 @@
                 <w:color w:val="1A1F2B"/>
                 <w:sz w:val="20"/>
               </w:rPr>
-              <w:t xml:space="preserve">, and the WSL swap file placed at </w:t>
+              <w:t xml:space="preserve">, WSL swap at </w:t>
             </w:r>
             <w:r>
               <w:rPr>
@@ -2886,7 +3509,27 @@
                 <w:color w:val="1A1F2B"/>
                 <w:sz w:val="20"/>
               </w:rPr>
-              <w:t>. Docker's data disk still needs relocating from D: to E: - the one open item from M0.</w:t>
+              <w:t xml:space="preserve">, and Docker's data disk later relocated to </w:t>
+            </w:r>
+            <w:r>
+              <w:rPr>
+                <w:rFonts w:ascii="Consolas" w:hAnsi="Consolas"/>
+                <w:b w:val="0"/>
+                <w:i w:val="0"/>
+                <w:color w:val="1F4E57"/>
+                <w:sz w:val="18"/>
+              </w:rPr>
+              <w:t>E:\WSL\Docker</w:t>
+            </w:r>
+            <w:r>
+              <w:rPr>
+                <w:rFonts w:ascii="Calibri" w:hAnsi="Calibri"/>
+                <w:b w:val="0"/>
+                <w:i w:val="0"/>
+                <w:color w:val="1A1F2B"/>
+                <w:sz w:val="20"/>
+              </w:rPr>
+              <w:t xml:space="preserve"> (§7).</w:t>
             </w:r>
           </w:p>
         </w:tc>
@@ -2895,102 +3538,6 @@
     <w:p>
       <w:pPr>
         <w:spacing w:after="80"/>
-      </w:pPr>
-    </w:p>
-    <w:tbl>
-      <w:tblPr>
-        <w:tblW w:type="auto" w:w="0"/>
-        <w:jc w:val="center"/>
-        <w:tblLook w:firstColumn="1" w:firstRow="1" w:lastColumn="0" w:lastRow="0" w:noHBand="0" w:noVBand="1" w:val="04A0"/>
-      </w:tblPr>
-      <w:tblGrid>
-        <w:gridCol w:w="9458"/>
-      </w:tblGrid>
-      <w:tr>
-        <w:tc>
-          <w:tcPr>
-            <w:tcW w:type="dxa" w:w="9504"/>
-            <w:shd w:val="clear" w:color="auto" w:fill="FDF3E3"/>
-            <w:tcBorders>
-              <w:left w:val="single" w:sz="24" w:color="B8791A"/>
-            </w:tcBorders>
-          </w:tcPr>
-          <w:p>
-            <w:pPr>
-              <w:spacing w:before="60" w:after="40"/>
-            </w:pPr>
-            <w:r/>
-            <w:r>
-              <w:rPr>
-                <w:rFonts w:ascii="Calibri" w:hAnsi="Calibri"/>
-                <w:b/>
-                <w:color w:val="8A5A00"/>
-                <w:sz w:val="17"/>
-              </w:rPr>
-              <w:t>LIMITATION FOUND HERE</w:t>
-            </w:r>
-          </w:p>
-          <w:p>
-            <w:pPr>
-              <w:spacing w:before="0" w:after="80"/>
-            </w:pPr>
-            <w:r>
-              <w:rPr>
-                <w:rFonts w:ascii="Calibri" w:hAnsi="Calibri"/>
-                <w:b w:val="0"/>
-                <w:i w:val="0"/>
-                <w:color w:val="1A1F2B"/>
-                <w:sz w:val="20"/>
-              </w:rPr>
-              <w:t xml:space="preserve">Docker Desktop's disk image location </w:t>
-            </w:r>
-            <w:r>
-              <w:rPr>
-                <w:rFonts w:ascii="Calibri" w:hAnsi="Calibri"/>
-                <w:b/>
-                <w:i w:val="0"/>
-                <w:color w:val="1A1F2B"/>
-                <w:sz w:val="20"/>
-              </w:rPr>
-              <w:t>cannot be changed reliably from the command line.</w:t>
-            </w:r>
-            <w:r>
-              <w:rPr>
-                <w:rFonts w:ascii="Calibri" w:hAnsi="Calibri"/>
-                <w:b w:val="0"/>
-                <w:i w:val="0"/>
-                <w:color w:val="1A1F2B"/>
-                <w:sz w:val="20"/>
-              </w:rPr>
-              <w:t xml:space="preserve"> Editing </w:t>
-            </w:r>
-            <w:r>
-              <w:rPr>
-                <w:rFonts w:ascii="Consolas" w:hAnsi="Consolas"/>
-                <w:b w:val="0"/>
-                <w:i w:val="0"/>
-                <w:color w:val="1F4E57"/>
-                <w:sz w:val="18"/>
-              </w:rPr>
-              <w:t>settings-store.json</w:t>
-            </w:r>
-            <w:r>
-              <w:rPr>
-                <w:rFonts w:ascii="Calibri" w:hAnsi="Calibri"/>
-                <w:b w:val="0"/>
-                <w:i w:val="0"/>
-                <w:color w:val="1A1F2B"/>
-                <w:sz w:val="20"/>
-              </w:rPr>
-              <w:t xml:space="preserve"> directly was attempted: Docker accepted and preserved the keys, but did not perform the migration. The vendor-supported path is the GUI (Settings &gt; Resources &gt; Advanced), which triggers Docker's own move routine. This is a real automation gap, not an oversight.</w:t>
-            </w:r>
-          </w:p>
-        </w:tc>
-      </w:tr>
-    </w:tbl>
-    <w:p>
-      <w:pPr>
-        <w:spacing w:after="40"/>
       </w:pPr>
     </w:p>
     <w:p>
@@ -3137,7 +3684,7 @@
                 <w:color w:val="1A1F2B"/>
                 <w:sz w:val="20"/>
               </w:rPr>
-              <w:t xml:space="preserve">. The Windows drive is mounted through the 9p/DrvFs protocol, which is markedly slower for many small files and does not honour Unix permission bits - which matters for the </w:t>
+              <w:t xml:space="preserve">. The Windows drive is mounted through 9p/DrvFs, which is markedly slower for many small files and does not honour Unix permission bits - which matters for the </w:t>
             </w:r>
             <w:r>
               <w:rPr>
@@ -3200,7 +3747,7 @@
           <w:color w:val="1A1F2B"/>
           <w:sz w:val="21"/>
         </w:rPr>
-        <w:t xml:space="preserve"> when needed, and pushed to GitHub regardless, so nothing is trapped.</w:t>
+        <w:t>, and pushed to GitHub regardless, so nothing is trapped.</w:t>
       </w:r>
     </w:p>
     <w:p>
@@ -3413,7 +3960,7 @@
                 <w:color w:val="1A1F2B"/>
                 <w:sz w:val="20"/>
               </w:rPr>
-              <w:t xml:space="preserve"> - Helm 3.16 when 4.2.4 is current, k6 0.55 against 2.2.0, and a Trivy version that never existed, which failed with a 404. The fix was to query each project's release API and verify every download URL returned HTTP 200 </w:t>
+              <w:t xml:space="preserve"> - Helm 3.16 when 4.2.4 is current, k6 0.55 against 2.2.0 - and a Trivy version that had never existed, which failed with a 404. The fix was to query each project's release API and confirm every download URL returned HTTP 200 </w:t>
             </w:r>
             <w:r>
               <w:rPr>
@@ -3467,7 +4014,7 @@
         </w:pBdr>
       </w:pPr>
       <w:r>
-        <w:t>4. What Was Actually Built</w:t>
+        <w:t>4. What Was Built</w:t>
       </w:r>
     </w:p>
     <w:p>
@@ -3518,7 +4065,7 @@
         </w:tc>
         <w:tc>
           <w:tcPr>
-            <w:tcW w:type="dxa" w:w="2808"/>
+            <w:tcW w:type="dxa" w:w="2664"/>
             <w:shd w:val="clear" w:color="auto" w:fill="0F626B"/>
           </w:tcPr>
           <w:p>
@@ -3539,7 +4086,7 @@
         </w:tc>
         <w:tc>
           <w:tcPr>
-            <w:tcW w:type="dxa" w:w="5184"/>
+            <w:tcW w:type="dxa" w:w="5328"/>
             <w:shd w:val="clear" w:color="auto" w:fill="0F626B"/>
           </w:tcPr>
           <w:p>
@@ -3583,7 +4130,7 @@
         </w:tc>
         <w:tc>
           <w:tcPr>
-            <w:tcW w:type="dxa" w:w="2808"/>
+            <w:tcW w:type="dxa" w:w="2664"/>
           </w:tcPr>
           <w:p>
             <w:pPr>
@@ -3614,7 +4161,7 @@
         </w:tc>
         <w:tc>
           <w:tcPr>
-            <w:tcW w:type="dxa" w:w="5184"/>
+            <w:tcW w:type="dxa" w:w="5328"/>
           </w:tcPr>
           <w:p>
             <w:pPr>
@@ -3663,13 +4210,13 @@
                 <w:color w:val="1A1F2B"/>
                 <w:sz w:val="19"/>
               </w:rPr>
-              <w:t>Distro</w:t>
-            </w:r>
-          </w:p>
-        </w:tc>
-        <w:tc>
-          <w:tcPr>
-            <w:tcW w:type="dxa" w:w="2808"/>
+              <w:t>Distribution</w:t>
+            </w:r>
+          </w:p>
+        </w:tc>
+        <w:tc>
+          <w:tcPr>
+            <w:tcW w:type="dxa" w:w="2664"/>
             <w:shd w:val="clear" w:color="auto" w:fill="F2F6F7"/>
           </w:tcPr>
           <w:p>
@@ -3691,7 +4238,7 @@
         </w:tc>
         <w:tc>
           <w:tcPr>
-            <w:tcW w:type="dxa" w:w="5184"/>
+            <w:tcW w:type="dxa" w:w="5328"/>
             <w:shd w:val="clear" w:color="auto" w:fill="F2F6F7"/>
           </w:tcPr>
           <w:p>
@@ -3736,7 +4283,7 @@
         </w:tc>
         <w:tc>
           <w:tcPr>
-            <w:tcW w:type="dxa" w:w="2808"/>
+            <w:tcW w:type="dxa" w:w="2664"/>
           </w:tcPr>
           <w:p>
             <w:pPr>
@@ -3777,43 +4324,13 @@
         </w:tc>
         <w:tc>
           <w:tcPr>
-            <w:tcW w:type="dxa" w:w="5184"/>
+            <w:tcW w:type="dxa" w:w="5328"/>
           </w:tcPr>
           <w:p>
             <w:pPr>
               <w:spacing w:before="40" w:after="40"/>
             </w:pPr>
             <w:r/>
-            <w:r>
-              <w:rPr>
-                <w:rFonts w:ascii="Calibri" w:hAnsi="Calibri"/>
-                <w:b w:val="0"/>
-                <w:i w:val="0"/>
-                <w:color w:val="1A1F2B"/>
-                <w:sz w:val="19"/>
-              </w:rPr>
-              <w:t xml:space="preserve">sudo + adm groups, </w:t>
-            </w:r>
-            <w:r>
-              <w:rPr>
-                <w:rFonts w:ascii="Calibri" w:hAnsi="Calibri"/>
-                <w:b/>
-                <w:i w:val="0"/>
-                <w:color w:val="1A1F2B"/>
-                <w:sz w:val="19"/>
-              </w:rPr>
-              <w:t>locked password</w:t>
-            </w:r>
-            <w:r>
-              <w:rPr>
-                <w:rFonts w:ascii="Calibri" w:hAnsi="Calibri"/>
-                <w:b w:val="0"/>
-                <w:i w:val="0"/>
-                <w:color w:val="1A1F2B"/>
-                <w:sz w:val="19"/>
-              </w:rPr>
-              <w:t xml:space="preserve"> with passwordless sudo, systemd enabled via </w:t>
-            </w:r>
             <w:r>
               <w:rPr>
                 <w:rFonts w:ascii="Consolas" w:hAnsi="Consolas"/>
@@ -3822,6 +4339,66 @@
                 <w:color w:val="1F4E57"/>
                 <w:sz w:val="17"/>
               </w:rPr>
+              <w:t>sudo</w:t>
+            </w:r>
+            <w:r>
+              <w:rPr>
+                <w:rFonts w:ascii="Calibri" w:hAnsi="Calibri"/>
+                <w:b w:val="0"/>
+                <w:i w:val="0"/>
+                <w:color w:val="1A1F2B"/>
+                <w:sz w:val="19"/>
+              </w:rPr>
+              <w:t xml:space="preserve"> + </w:t>
+            </w:r>
+            <w:r>
+              <w:rPr>
+                <w:rFonts w:ascii="Consolas" w:hAnsi="Consolas"/>
+                <w:b w:val="0"/>
+                <w:i w:val="0"/>
+                <w:color w:val="1F4E57"/>
+                <w:sz w:val="17"/>
+              </w:rPr>
+              <w:t>adm</w:t>
+            </w:r>
+            <w:r>
+              <w:rPr>
+                <w:rFonts w:ascii="Calibri" w:hAnsi="Calibri"/>
+                <w:b w:val="0"/>
+                <w:i w:val="0"/>
+                <w:color w:val="1A1F2B"/>
+                <w:sz w:val="19"/>
+              </w:rPr>
+              <w:t xml:space="preserve"> groups, </w:t>
+            </w:r>
+            <w:r>
+              <w:rPr>
+                <w:rFonts w:ascii="Calibri" w:hAnsi="Calibri"/>
+                <w:b/>
+                <w:i w:val="0"/>
+                <w:color w:val="1A1F2B"/>
+                <w:sz w:val="19"/>
+              </w:rPr>
+              <w:t>locked password</w:t>
+            </w:r>
+            <w:r>
+              <w:rPr>
+                <w:rFonts w:ascii="Calibri" w:hAnsi="Calibri"/>
+                <w:b w:val="0"/>
+                <w:i w:val="0"/>
+                <w:color w:val="1A1F2B"/>
+                <w:sz w:val="19"/>
+              </w:rPr>
+              <w:t xml:space="preserve"> with passwordless sudo, systemd enabled via </w:t>
+            </w:r>
+            <w:r>
+              <w:rPr>
+                <w:rFonts w:ascii="Consolas" w:hAnsi="Consolas"/>
+                <w:b w:val="0"/>
+                <w:i w:val="0"/>
+                <w:color w:val="1F4E57"/>
+                <w:sz w:val="17"/>
+              </w:rPr>
               <w:t>/etc/wsl.conf</w:t>
             </w:r>
           </w:p>
@@ -3852,7 +4429,7 @@
         </w:tc>
         <w:tc>
           <w:tcPr>
-            <w:tcW w:type="dxa" w:w="2808"/>
+            <w:tcW w:type="dxa" w:w="2664"/>
             <w:shd w:val="clear" w:color="auto" w:fill="F2F6F7"/>
           </w:tcPr>
           <w:p>
@@ -3874,7 +4451,7 @@
         </w:tc>
         <w:tc>
           <w:tcPr>
-            <w:tcW w:type="dxa" w:w="5184"/>
+            <w:tcW w:type="dxa" w:w="5328"/>
             <w:shd w:val="clear" w:color="auto" w:fill="F2F6F7"/>
           </w:tcPr>
           <w:p>
@@ -3911,6 +4488,71 @@
                 <w:sz w:val="19"/>
               </w:rPr>
               <w:t>; required a distro restart to wire the socket</w:t>
+            </w:r>
+          </w:p>
+        </w:tc>
+      </w:tr>
+      <w:tr>
+        <w:tc>
+          <w:tcPr>
+            <w:tcW w:type="dxa" w:w="1512"/>
+          </w:tcPr>
+          <w:p>
+            <w:pPr>
+              <w:spacing w:before="40" w:after="40"/>
+            </w:pPr>
+            <w:r/>
+            <w:r>
+              <w:rPr>
+                <w:rFonts w:ascii="Calibri" w:hAnsi="Calibri"/>
+                <w:b w:val="0"/>
+                <w:i w:val="0"/>
+                <w:color w:val="1A1F2B"/>
+                <w:sz w:val="19"/>
+              </w:rPr>
+              <w:t>Docker storage</w:t>
+            </w:r>
+          </w:p>
+        </w:tc>
+        <w:tc>
+          <w:tcPr>
+            <w:tcW w:type="dxa" w:w="2664"/>
+          </w:tcPr>
+          <w:p>
+            <w:pPr>
+              <w:spacing w:before="40" w:after="40"/>
+            </w:pPr>
+            <w:r/>
+            <w:r>
+              <w:rPr>
+                <w:rFonts w:ascii="Calibri" w:hAnsi="Calibri"/>
+                <w:b w:val="0"/>
+                <w:i w:val="0"/>
+                <w:color w:val="1A1F2B"/>
+                <w:sz w:val="19"/>
+              </w:rPr>
+              <w:t>Relocated D: -&gt; E: (§7)</w:t>
+            </w:r>
+          </w:p>
+        </w:tc>
+        <w:tc>
+          <w:tcPr>
+            <w:tcW w:type="dxa" w:w="5328"/>
+          </w:tcPr>
+          <w:p>
+            <w:pPr>
+              <w:spacing w:before="40" w:after="40"/>
+            </w:pPr>
+            <w:r/>
+            <w:r>
+              <w:rPr>
+                <w:rFonts w:ascii="Calibri" w:hAnsi="Calibri"/>
+                <w:b w:val="0"/>
+                <w:i w:val="0"/>
+                <w:color w:val="1A1F2B"/>
+                <w:sz w:val="19"/>
+              </w:rPr>
+              <w:t>19.9 GB data disk moved; D: freed from 12.5 GB to 32.6 GB</w:t>
             </w:r>
           </w:p>
         </w:tc>
@@ -4051,6 +4693,8 @@
         <w:br/>
         <w:t>+-- Makefile                 one entry point for every operation</w:t>
         <w:br/>
+        <w:t>+-- CLAUDE.md                conventions, GPU gotchas, the documentation rule</w:t>
+        <w:br/>
         <w:t>+-- scripts/</w:t>
         <w:br/>
         <w:t>|   +-- install-tools.sh     pinned, version-aware, idempotent toolchain installer</w:t>
@@ -4061,7 +4705,7 @@
         <w:br/>
         <w:t>|   +-- cluster-up.sh        creates the cluster; branches WSL2 vs native Linux</w:t>
         <w:br/>
-        <w:t>|   +-- setup-gpu-cdi.sh     the GPU fix (Section 5)</w:t>
+        <w:t>|   +-- setup-gpu-cdi.sh     the GPU fix (section 6)</w:t>
         <w:br/>
         <w:t>|   +-- cluster-down.sh      teardown, with --purge</w:t>
         <w:br/>
@@ -4071,7 +4715,7 @@
         <w:br/>
         <w:t>+-- docs/adr/                0001 record decisions - 0002 the GPU investigation</w:t>
         <w:br/>
-        <w:t>+-- documentation/           this document</w:t>
+        <w:t>+-- documentation/           this document, and its generator</w:t>
         <w:br/>
         <w:t>+-- services/ infra/ deploy/ observability/ tests/    (scaffolded, filled from M1)</w:t>
       </w:r>
@@ -5084,7 +5728,7 @@
                 <w:color w:val="1A1F2B"/>
                 <w:sz w:val="19"/>
               </w:rPr>
-              <w:t>latest</w:t>
+              <w:t>current</w:t>
             </w:r>
           </w:p>
         </w:tc>
@@ -5116,6 +5760,467 @@
       <w:pPr>
         <w:spacing w:after="60"/>
       </w:pPr>
+    </w:p>
+    <w:p>
+      <w:r>
+        <w:br w:type="page"/>
+      </w:r>
+    </w:p>
+    <w:p>
+      <w:pPr>
+        <w:pStyle w:val="Heading1"/>
+        <w:pBdr>
+          <w:bottom w:val="single" w:sz="8" w:space="6" w:color="0F626B"/>
+        </w:pBdr>
+      </w:pPr>
+      <w:r>
+        <w:t>5. How It Was Done - the Complete Walkthrough</w:t>
+      </w:r>
+    </w:p>
+    <w:p>
+      <w:pPr>
+        <w:spacing w:after="140"/>
+      </w:pPr>
+      <w:r>
+        <w:rPr>
+          <w:rFonts w:ascii="Calibri" w:hAnsi="Calibri"/>
+          <w:b w:val="0"/>
+          <w:i w:val="0"/>
+          <w:color w:val="445063"/>
+          <w:sz w:val="21"/>
+        </w:rPr>
+        <w:t>The full sequence, in order, with the commands that mattered. This is the section to follow if you want to reproduce the environment from nothing.</w:t>
+      </w:r>
+    </w:p>
+    <w:p>
+      <w:pPr>
+        <w:pStyle w:val="Heading2"/>
+      </w:pPr>
+      <w:r>
+        <w:t>5.1  Survey before touching anything</w:t>
+      </w:r>
+    </w:p>
+    <w:p>
+      <w:pPr>
+        <w:spacing w:after="140"/>
+      </w:pPr>
+      <w:r>
+        <w:rPr>
+          <w:rFonts w:ascii="Calibri" w:hAnsi="Calibri"/>
+          <w:b w:val="0"/>
+          <w:i w:val="0"/>
+          <w:color w:val="1A1F2B"/>
+          <w:sz w:val="21"/>
+        </w:rPr>
+        <w:t>No installation happened until the machine had been inventoried. Three of the findings changed the plan, which is the entire argument for surveying first.</w:t>
+      </w:r>
+    </w:p>
+    <w:p>
+      <w:pPr>
+        <w:spacing w:before="120" w:after="180" w:line="240" w:lineRule="auto"/>
+        <w:ind w:left="115"/>
+        <w:shd w:val="clear" w:color="auto" w:fill="F4F5F7"/>
+      </w:pPr>
+      <w:r>
+        <w:rPr>
+          <w:rFonts w:ascii="Consolas" w:hAnsi="Consolas"/>
+          <w:color w:val="222A33"/>
+          <w:sz w:val="16"/>
+        </w:rPr>
+        <w:t>wsl --status ; wsl --list --verbose      # -&gt; no Linux distro at all</w:t>
+        <w:br/>
+        <w:t>nvidia-smi --query-gpu=name,driver_version,memory.total --format=csv</w:t>
+        <w:br/>
+        <w:t>Get-PSDrive -PSProvider FileSystem       # -&gt; C: 4.6GB, D: 12.5GB, E: 102GB</w:t>
+        <w:br/>
+        <w:t>docker images ; docker ps -a             # -&gt; an active Supabase stack. Do not wipe.</w:t>
+      </w:r>
+    </w:p>
+    <w:p>
+      <w:pPr>
+        <w:pStyle w:val="Heading2"/>
+      </w:pPr>
+      <w:r>
+        <w:t>5.2  Cap the WSL2 virtual machine</w:t>
+      </w:r>
+    </w:p>
+    <w:tbl>
+      <w:tblPr>
+        <w:tblStyle w:val="TableGrid"/>
+        <w:tblW w:type="auto" w:w="0"/>
+        <w:tblLayout w:type="fixed"/>
+        <w:tblLook w:firstColumn="1" w:firstRow="1" w:lastColumn="0" w:lastRow="0" w:noHBand="0" w:noVBand="1" w:val="04A0"/>
+      </w:tblPr>
+      <w:tblGrid>
+        <w:gridCol w:w="4729"/>
+        <w:gridCol w:w="4729"/>
+      </w:tblGrid>
+      <w:tr>
+        <w:tc>
+          <w:tcPr>
+            <w:tcW w:type="dxa" w:w="1800"/>
+            <w:shd w:val="clear" w:color="auto" w:fill="EAF3F4"/>
+          </w:tcPr>
+          <w:p>
+            <w:pPr>
+              <w:spacing w:before="60" w:after="60"/>
+            </w:pPr>
+            <w:r/>
+            <w:r>
+              <w:rPr>
+                <w:rFonts w:ascii="Calibri" w:hAnsi="Calibri"/>
+                <w:b/>
+                <w:color w:val="0F626B"/>
+                <w:sz w:val="15"/>
+              </w:rPr>
+              <w:t>IN PLAIN LANGUAGE</w:t>
+            </w:r>
+          </w:p>
+        </w:tc>
+        <w:tc>
+          <w:tcPr>
+            <w:tcW w:type="dxa" w:w="7704"/>
+            <w:shd w:val="clear" w:color="auto" w:fill="EAF3F4"/>
+          </w:tcPr>
+          <w:p>
+            <w:pPr>
+              <w:spacing w:before="60" w:after="60"/>
+            </w:pPr>
+            <w:r/>
+            <w:r>
+              <w:rPr>
+                <w:rFonts w:ascii="Calibri" w:hAnsi="Calibri"/>
+                <w:b w:val="0"/>
+                <w:i w:val="0"/>
+                <w:color w:val="1A1F2B"/>
+                <w:sz w:val="20"/>
+              </w:rPr>
+              <w:t>Tell the Linux environment how much of the laptop it is allowed to use, so Windows stays usable.</w:t>
+            </w:r>
+          </w:p>
+        </w:tc>
+      </w:tr>
+      <w:tr>
+        <w:tc>
+          <w:tcPr>
+            <w:tcW w:type="dxa" w:w="1800"/>
+            <w:shd w:val="clear" w:color="auto" w:fill="F4F5F7"/>
+          </w:tcPr>
+          <w:p>
+            <w:pPr>
+              <w:spacing w:before="60" w:after="60"/>
+            </w:pPr>
+            <w:r/>
+            <w:r>
+              <w:rPr>
+                <w:rFonts w:ascii="Calibri" w:hAnsi="Calibri"/>
+                <w:b/>
+                <w:color w:val="445063"/>
+                <w:sz w:val="15"/>
+              </w:rPr>
+              <w:t>TECHNICALLY</w:t>
+            </w:r>
+          </w:p>
+        </w:tc>
+        <w:tc>
+          <w:tcPr>
+            <w:tcW w:type="dxa" w:w="7704"/>
+            <w:shd w:val="clear" w:color="auto" w:fill="F4F5F7"/>
+          </w:tcPr>
+          <w:p>
+            <w:pPr>
+              <w:spacing w:before="60" w:after="60"/>
+            </w:pPr>
+            <w:r/>
+            <w:r>
+              <w:rPr>
+                <w:rFonts w:ascii="Consolas" w:hAnsi="Consolas"/>
+                <w:b w:val="0"/>
+                <w:i w:val="0"/>
+                <w:color w:val="1F4E57"/>
+                <w:sz w:val="18"/>
+              </w:rPr>
+              <w:t>%USERPROFILE%\.wslconfig</w:t>
+            </w:r>
+            <w:r>
+              <w:rPr>
+                <w:rFonts w:ascii="Calibri" w:hAnsi="Calibri"/>
+                <w:b w:val="0"/>
+                <w:i w:val="0"/>
+                <w:color w:val="1A1F2B"/>
+                <w:sz w:val="20"/>
+              </w:rPr>
+              <w:t xml:space="preserve">. The cap applies to the </w:t>
+            </w:r>
+            <w:r>
+              <w:rPr>
+                <w:rFonts w:ascii="Calibri" w:hAnsi="Calibri"/>
+                <w:b/>
+                <w:i w:val="0"/>
+                <w:color w:val="1A1F2B"/>
+                <w:sz w:val="20"/>
+              </w:rPr>
+              <w:t>whole WSL2 utility VM</w:t>
+            </w:r>
+            <w:r>
+              <w:rPr>
+                <w:rFonts w:ascii="Calibri" w:hAnsi="Calibri"/>
+                <w:b w:val="0"/>
+                <w:i w:val="0"/>
+                <w:color w:val="1A1F2B"/>
+                <w:sz w:val="20"/>
+              </w:rPr>
+              <w:t xml:space="preserve"> - Ubuntu, the </w:t>
+            </w:r>
+            <w:r>
+              <w:rPr>
+                <w:rFonts w:ascii="Consolas" w:hAnsi="Consolas"/>
+                <w:b w:val="0"/>
+                <w:i w:val="0"/>
+                <w:color w:val="1F4E57"/>
+                <w:sz w:val="18"/>
+              </w:rPr>
+              <w:t>docker-desktop</w:t>
+            </w:r>
+            <w:r>
+              <w:rPr>
+                <w:rFonts w:ascii="Calibri" w:hAnsi="Calibri"/>
+                <w:b w:val="0"/>
+                <w:i w:val="0"/>
+                <w:color w:val="1A1F2B"/>
+                <w:sz w:val="20"/>
+              </w:rPr>
+              <w:t xml:space="preserve"> distro and every k3d container share it. That is precisely why the stack later had to be split into </w:t>
+            </w:r>
+            <w:r>
+              <w:rPr>
+                <w:rFonts w:ascii="Consolas" w:hAnsi="Consolas"/>
+                <w:b w:val="0"/>
+                <w:i w:val="0"/>
+                <w:color w:val="1F4E57"/>
+                <w:sz w:val="18"/>
+              </w:rPr>
+              <w:t>up-lite</w:t>
+            </w:r>
+            <w:r>
+              <w:rPr>
+                <w:rFonts w:ascii="Calibri" w:hAnsi="Calibri"/>
+                <w:b w:val="0"/>
+                <w:i w:val="0"/>
+                <w:color w:val="1A1F2B"/>
+                <w:sz w:val="20"/>
+              </w:rPr>
+              <w:t xml:space="preserve"> and </w:t>
+            </w:r>
+            <w:r>
+              <w:rPr>
+                <w:rFonts w:ascii="Consolas" w:hAnsi="Consolas"/>
+                <w:b w:val="0"/>
+                <w:i w:val="0"/>
+                <w:color w:val="1F4E57"/>
+                <w:sz w:val="18"/>
+              </w:rPr>
+              <w:t>up-full</w:t>
+            </w:r>
+            <w:r>
+              <w:rPr>
+                <w:rFonts w:ascii="Calibri" w:hAnsi="Calibri"/>
+                <w:b w:val="0"/>
+                <w:i w:val="0"/>
+                <w:color w:val="1A1F2B"/>
+                <w:sz w:val="20"/>
+              </w:rPr>
+              <w:t>.</w:t>
+            </w:r>
+          </w:p>
+        </w:tc>
+      </w:tr>
+    </w:tbl>
+    <w:p>
+      <w:pPr>
+        <w:spacing w:after="80"/>
+      </w:pPr>
+    </w:p>
+    <w:p>
+      <w:pPr>
+        <w:spacing w:before="120" w:after="180" w:line="240" w:lineRule="auto"/>
+        <w:ind w:left="115"/>
+        <w:shd w:val="clear" w:color="auto" w:fill="F4F5F7"/>
+      </w:pPr>
+      <w:r>
+        <w:rPr>
+          <w:rFonts w:ascii="Consolas" w:hAnsi="Consolas"/>
+          <w:color w:val="222A33"/>
+          <w:sz w:val="16"/>
+        </w:rPr>
+        <w:t>[wsl2]</w:t>
+        <w:br/>
+        <w:t>memory=10GB          # of 15.2 GB; Windows keeps the rest</w:t>
+        <w:br/>
+        <w:t>processors=8         # of 12</w:t>
+        <w:br/>
+        <w:t>swap=4GB</w:t>
+        <w:br/>
+        <w:t>swapFile=E:\\WSL\\swap.vhdx</w:t>
+        <w:br/>
+        <w:t>localhostForwarding=true</w:t>
+        <w:br/>
+        <w:br/>
+        <w:t>[experimental]</w:t>
+        <w:br/>
+        <w:t>autoMemoryReclaim=gradual</w:t>
+      </w:r>
+    </w:p>
+    <w:p>
+      <w:pPr>
+        <w:pStyle w:val="Heading2"/>
+      </w:pPr>
+      <w:r>
+        <w:t>5.3  Install Ubuntu onto E:, without an interactive prompt</w:t>
+      </w:r>
+    </w:p>
+    <w:p>
+      <w:pPr>
+        <w:spacing w:after="140"/>
+      </w:pPr>
+      <w:r>
+        <w:rPr>
+          <w:rFonts w:ascii="Consolas" w:hAnsi="Consolas"/>
+          <w:b w:val="0"/>
+          <w:i w:val="0"/>
+          <w:color w:val="1F4E57"/>
+          <w:sz w:val="19"/>
+        </w:rPr>
+        <w:t>wsl --install</w:t>
+      </w:r>
+      <w:r>
+        <w:rPr>
+          <w:rFonts w:ascii="Calibri" w:hAnsi="Calibri"/>
+          <w:b w:val="0"/>
+          <w:i w:val="0"/>
+          <w:color w:val="1A1F2B"/>
+          <w:sz w:val="21"/>
+        </w:rPr>
+        <w:t xml:space="preserve"> normally stops to ask for a username and password. </w:t>
+      </w:r>
+      <w:r>
+        <w:rPr>
+          <w:rFonts w:ascii="Consolas" w:hAnsi="Consolas"/>
+          <w:b w:val="0"/>
+          <w:i w:val="0"/>
+          <w:color w:val="1F4E57"/>
+          <w:sz w:val="19"/>
+        </w:rPr>
+        <w:t>--no-launch</w:t>
+      </w:r>
+      <w:r>
+        <w:rPr>
+          <w:rFonts w:ascii="Calibri" w:hAnsi="Calibri"/>
+          <w:b w:val="0"/>
+          <w:i w:val="0"/>
+          <w:color w:val="1A1F2B"/>
+          <w:sz w:val="21"/>
+        </w:rPr>
+        <w:t xml:space="preserve"> registers the distribution without that prompt, so the account can be created deterministically afterwards.</w:t>
+      </w:r>
+    </w:p>
+    <w:p>
+      <w:pPr>
+        <w:spacing w:before="120" w:after="180" w:line="240" w:lineRule="auto"/>
+        <w:ind w:left="115"/>
+        <w:shd w:val="clear" w:color="auto" w:fill="F4F5F7"/>
+      </w:pPr>
+      <w:r>
+        <w:rPr>
+          <w:rFonts w:ascii="Consolas" w:hAnsi="Consolas"/>
+          <w:color w:val="222A33"/>
+          <w:sz w:val="16"/>
+        </w:rPr>
+        <w:t>wsl --install Ubuntu-24.04 --location E:\\WSL\\Ubuntu --no-launch</w:t>
+        <w:br/>
+        <w:br/>
+        <w:t># then, as root inside the distro:</w:t>
+        <w:br/>
+        <w:t>useradd -m -s /bin/bash -G sudo,adm saim</w:t>
+        <w:br/>
+        <w:t>passwd -l saim                                   # lock it: no weak password to leak</w:t>
+        <w:br/>
+        <w:t>echo "saim ALL=(ALL) NOPASSWD:ALL" &gt; /etc/sudoers.d/90-saim</w:t>
+        <w:br/>
+        <w:t>cat &gt; /etc/wsl.conf &lt;&lt;EOF</w:t>
+        <w:br/>
+        <w:t>[user]</w:t>
+        <w:br/>
+        <w:t>default=saim</w:t>
+        <w:br/>
+        <w:t>[boot]</w:t>
+        <w:br/>
+        <w:t>systemd=true</w:t>
+        <w:br/>
+        <w:t>EOF</w:t>
+      </w:r>
+    </w:p>
+    <w:p>
+      <w:pPr>
+        <w:pStyle w:val="Heading2"/>
+      </w:pPr>
+      <w:r>
+        <w:t>5.4  Install the toolchain</w:t>
+      </w:r>
+    </w:p>
+    <w:p>
+      <w:pPr>
+        <w:spacing w:after="140"/>
+      </w:pPr>
+      <w:r>
+        <w:rPr>
+          <w:rFonts w:ascii="Consolas" w:hAnsi="Consolas"/>
+          <w:b w:val="0"/>
+          <w:i w:val="0"/>
+          <w:color w:val="1F4E57"/>
+          <w:sz w:val="19"/>
+        </w:rPr>
+        <w:t>scripts/install-tools.sh</w:t>
+      </w:r>
+      <w:r>
+        <w:rPr>
+          <w:rFonts w:ascii="Calibri" w:hAnsi="Calibri"/>
+          <w:b w:val="0"/>
+          <w:i w:val="0"/>
+          <w:color w:val="1A1F2B"/>
+          <w:sz w:val="21"/>
+        </w:rPr>
+        <w:t xml:space="preserve"> is version-aware rather than merely idempotent: it extracts the installed version, compares it with the pin, and reinstalls only on a mismatch. The same script is therefore both the installer and the upgrade path.</w:t>
+      </w:r>
+    </w:p>
+    <w:p>
+      <w:pPr>
+        <w:spacing w:before="120" w:after="180" w:line="240" w:lineRule="auto"/>
+        <w:ind w:left="115"/>
+        <w:shd w:val="clear" w:color="auto" w:fill="F4F5F7"/>
+      </w:pPr>
+      <w:r>
+        <w:rPr>
+          <w:rFonts w:ascii="Consolas" w:hAnsi="Consolas"/>
+          <w:color w:val="222A33"/>
+          <w:sz w:val="16"/>
+        </w:rPr>
+        <w:t>needs() {                       # returns 0 when an install is required</w:t>
+        <w:br/>
+        <w:t xml:space="preserve">  local bin="$1" want="${2#v}"; shift 2</w:t>
+        <w:br/>
+        <w:t xml:space="preserve">  [ "$FORCE" = "1" ] &amp;&amp; return 0</w:t>
+        <w:br/>
+        <w:t xml:space="preserve">  command -v "$bin" &gt;/dev/null 2&gt;&amp;1 || return 0</w:t>
+        <w:br/>
+        <w:t xml:space="preserve">  local cur; cur="$( "$@" 2&gt;/dev/null | head -1 | grep -oE '[0-9]+\.[0-9]+\.[0-9]+' | head -1 )"</w:t>
+        <w:br/>
+        <w:t xml:space="preserve">  [ "$cur" = "$want" ] &amp;&amp; return 1</w:t>
+        <w:br/>
+        <w:t xml:space="preserve">  WAS="$cur"; return 0</w:t>
+        <w:br/>
+        <w:t>}</w:t>
+      </w:r>
     </w:p>
     <w:tbl>
       <w:tblPr>
@@ -5147,7 +6252,7 @@
                 <w:color w:val="8A5A00"/>
                 <w:sz w:val="17"/>
               </w:rPr>
-              <w:t>A TRAP WORTH KNOWING ABOUT: WINDOWS PROGRAMS SHADOWING LINUX ONES</w:t>
+              <w:t>THE WINDOWS-SHADOWING TRAP</w:t>
             </w:r>
           </w:p>
           <w:p>
@@ -5192,7 +6297,7 @@
                 <w:color w:val="1A1F2B"/>
                 <w:sz w:val="20"/>
               </w:rPr>
-              <w:t xml:space="preserve"> Python script at </w:t>
+              <w:t xml:space="preserve"> Python shim at </w:t>
             </w:r>
             <w:r>
               <w:rPr>
@@ -5212,7 +6317,7 @@
                 <w:color w:val="1A1F2B"/>
                 <w:sz w:val="20"/>
               </w:rPr>
-              <w:t xml:space="preserve"> that cannot execute under Linux. WSL appends the Windows PATH by default, so Windows executables appear inside Linux and silently win when no Linux equivalent exists. The installer was changed to test for a real binary at </w:t>
+              <w:t xml:space="preserve"> that cannot execute under Linux. WSL appends the Windows PATH by default, so Windows executables appear inside Linux and silently win wherever no Linux equivalent exists. The installer now tests for a real binary at </w:t>
             </w:r>
             <w:r>
               <w:rPr>
@@ -5252,7 +6357,7 @@
                 <w:color w:val="1A1F2B"/>
                 <w:sz w:val="20"/>
               </w:rPr>
-              <w:t xml:space="preserve">. A verification step was then added that prints the resolved path of every tool and flags anything under </w:t>
+              <w:t xml:space="preserve">, and </w:t>
             </w:r>
             <w:r>
               <w:rPr>
@@ -5262,6 +6367,26 @@
                 <w:color w:val="1F4E57"/>
                 <w:sz w:val="18"/>
               </w:rPr>
+              <w:t>make doctor</w:t>
+            </w:r>
+            <w:r>
+              <w:rPr>
+                <w:rFonts w:ascii="Calibri" w:hAnsi="Calibri"/>
+                <w:b w:val="0"/>
+                <w:i w:val="0"/>
+                <w:color w:val="1A1F2B"/>
+                <w:sz w:val="20"/>
+              </w:rPr>
+              <w:t xml:space="preserve"> prints the resolved path of every tool and flags anything under </w:t>
+            </w:r>
+            <w:r>
+              <w:rPr>
+                <w:rFonts w:ascii="Consolas" w:hAnsi="Consolas"/>
+                <w:b w:val="0"/>
+                <w:i w:val="0"/>
+                <w:color w:val="1F4E57"/>
+                <w:sz w:val="18"/>
+              </w:rPr>
               <w:t>/mnt/</w:t>
             </w:r>
             <w:r>
@@ -5273,6 +6398,541 @@
                 <w:sz w:val="20"/>
               </w:rPr>
               <w:t>.</w:t>
+            </w:r>
+          </w:p>
+        </w:tc>
+      </w:tr>
+    </w:tbl>
+    <w:p>
+      <w:pPr>
+        <w:spacing w:after="40"/>
+      </w:pPr>
+    </w:p>
+    <w:p>
+      <w:pPr>
+        <w:pStyle w:val="Heading2"/>
+      </w:pPr>
+      <w:r>
+        <w:t>5.5  Build a k3s node image that can pass on the GPU</w:t>
+      </w:r>
+    </w:p>
+    <w:tbl>
+      <w:tblPr>
+        <w:tblStyle w:val="TableGrid"/>
+        <w:tblW w:type="auto" w:w="0"/>
+        <w:tblLayout w:type="fixed"/>
+        <w:tblLook w:firstColumn="1" w:firstRow="1" w:lastColumn="0" w:lastRow="0" w:noHBand="0" w:noVBand="1" w:val="04A0"/>
+      </w:tblPr>
+      <w:tblGrid>
+        <w:gridCol w:w="4729"/>
+        <w:gridCol w:w="4729"/>
+      </w:tblGrid>
+      <w:tr>
+        <w:tc>
+          <w:tcPr>
+            <w:tcW w:type="dxa" w:w="1800"/>
+            <w:shd w:val="clear" w:color="auto" w:fill="EAF3F4"/>
+          </w:tcPr>
+          <w:p>
+            <w:pPr>
+              <w:spacing w:before="60" w:after="60"/>
+            </w:pPr>
+            <w:r/>
+            <w:r>
+              <w:rPr>
+                <w:rFonts w:ascii="Calibri" w:hAnsi="Calibri"/>
+                <w:b/>
+                <w:color w:val="0F626B"/>
+                <w:sz w:val="15"/>
+              </w:rPr>
+              <w:t>IN PLAIN LANGUAGE</w:t>
+            </w:r>
+          </w:p>
+        </w:tc>
+        <w:tc>
+          <w:tcPr>
+            <w:tcW w:type="dxa" w:w="7704"/>
+            <w:shd w:val="clear" w:color="auto" w:fill="EAF3F4"/>
+          </w:tcPr>
+          <w:p>
+            <w:pPr>
+              <w:spacing w:before="60" w:after="60"/>
+            </w:pPr>
+            <w:r/>
+            <w:r>
+              <w:rPr>
+                <w:rFonts w:ascii="Calibri" w:hAnsi="Calibri"/>
+                <w:b w:val="0"/>
+                <w:i w:val="0"/>
+                <w:color w:val="1A1F2B"/>
+                <w:sz w:val="20"/>
+              </w:rPr>
+              <w:t>The standard Kubernetes-in-Docker image has no NVIDIA software inside it. Even when the outer container can see the graphics card, it has no way to hand it to the programs it runs. So a custom image is built with the NVIDIA pieces included.</w:t>
+            </w:r>
+          </w:p>
+        </w:tc>
+      </w:tr>
+      <w:tr>
+        <w:tc>
+          <w:tcPr>
+            <w:tcW w:type="dxa" w:w="1800"/>
+            <w:shd w:val="clear" w:color="auto" w:fill="F4F5F7"/>
+          </w:tcPr>
+          <w:p>
+            <w:pPr>
+              <w:spacing w:before="60" w:after="60"/>
+            </w:pPr>
+            <w:r/>
+            <w:r>
+              <w:rPr>
+                <w:rFonts w:ascii="Calibri" w:hAnsi="Calibri"/>
+                <w:b/>
+                <w:color w:val="445063"/>
+                <w:sz w:val="15"/>
+              </w:rPr>
+              <w:t>TECHNICALLY</w:t>
+            </w:r>
+          </w:p>
+        </w:tc>
+        <w:tc>
+          <w:tcPr>
+            <w:tcW w:type="dxa" w:w="7704"/>
+            <w:shd w:val="clear" w:color="auto" w:fill="F4F5F7"/>
+          </w:tcPr>
+          <w:p>
+            <w:pPr>
+              <w:spacing w:before="60" w:after="60"/>
+            </w:pPr>
+            <w:r/>
+            <w:r>
+              <w:rPr>
+                <w:rFonts w:ascii="Calibri" w:hAnsi="Calibri"/>
+                <w:b w:val="0"/>
+                <w:i w:val="0"/>
+                <w:color w:val="1A1F2B"/>
+                <w:sz w:val="20"/>
+              </w:rPr>
+              <w:t xml:space="preserve">The k3s rootfs is overlaid onto an </w:t>
+            </w:r>
+            <w:r>
+              <w:rPr>
+                <w:rFonts w:ascii="Consolas" w:hAnsi="Consolas"/>
+                <w:b w:val="0"/>
+                <w:i w:val="0"/>
+                <w:color w:val="1F4E57"/>
+                <w:sz w:val="18"/>
+              </w:rPr>
+              <w:t>nvidia/cuda</w:t>
+            </w:r>
+            <w:r>
+              <w:rPr>
+                <w:rFonts w:ascii="Calibri" w:hAnsi="Calibri"/>
+                <w:b w:val="0"/>
+                <w:i w:val="0"/>
+                <w:color w:val="1A1F2B"/>
+                <w:sz w:val="20"/>
+              </w:rPr>
+              <w:t xml:space="preserve"> base carrying </w:t>
+            </w:r>
+            <w:r>
+              <w:rPr>
+                <w:rFonts w:ascii="Consolas" w:hAnsi="Consolas"/>
+                <w:b w:val="0"/>
+                <w:i w:val="0"/>
+                <w:color w:val="1F4E57"/>
+                <w:sz w:val="18"/>
+              </w:rPr>
+              <w:t>nvidia-container-toolkit</w:t>
+            </w:r>
+            <w:r>
+              <w:rPr>
+                <w:rFonts w:ascii="Calibri" w:hAnsi="Calibri"/>
+                <w:b w:val="0"/>
+                <w:i w:val="0"/>
+                <w:color w:val="1A1F2B"/>
+                <w:sz w:val="20"/>
+              </w:rPr>
+              <w:t xml:space="preserve">. On startup k3s scans for known container runtimes, finds </w:t>
+            </w:r>
+            <w:r>
+              <w:rPr>
+                <w:rFonts w:ascii="Consolas" w:hAnsi="Consolas"/>
+                <w:b w:val="0"/>
+                <w:i w:val="0"/>
+                <w:color w:val="1F4E57"/>
+                <w:sz w:val="18"/>
+              </w:rPr>
+              <w:t>nvidia-container-runtime</w:t>
+            </w:r>
+            <w:r>
+              <w:rPr>
+                <w:rFonts w:ascii="Calibri" w:hAnsi="Calibri"/>
+                <w:b w:val="0"/>
+                <w:i w:val="0"/>
+                <w:color w:val="1A1F2B"/>
+                <w:sz w:val="20"/>
+              </w:rPr>
+              <w:t xml:space="preserve">, writes a containerd configuration exposing it, and creates the </w:t>
+            </w:r>
+            <w:r>
+              <w:rPr>
+                <w:rFonts w:ascii="Consolas" w:hAnsi="Consolas"/>
+                <w:b w:val="0"/>
+                <w:i w:val="0"/>
+                <w:color w:val="1F4E57"/>
+                <w:sz w:val="18"/>
+              </w:rPr>
+              <w:t>nvidia</w:t>
+            </w:r>
+            <w:r>
+              <w:rPr>
+                <w:rFonts w:ascii="Calibri" w:hAnsi="Calibri"/>
+                <w:b w:val="0"/>
+                <w:i w:val="0"/>
+                <w:color w:val="1A1F2B"/>
+                <w:sz w:val="20"/>
+              </w:rPr>
+              <w:t xml:space="preserve"> RuntimeClass automatically.</w:t>
+            </w:r>
+          </w:p>
+        </w:tc>
+      </w:tr>
+    </w:tbl>
+    <w:p>
+      <w:pPr>
+        <w:spacing w:after="80"/>
+      </w:pPr>
+    </w:p>
+    <w:p>
+      <w:pPr>
+        <w:spacing w:before="120" w:after="180" w:line="240" w:lineRule="auto"/>
+        <w:ind w:left="115"/>
+        <w:shd w:val="clear" w:color="auto" w:fill="F4F5F7"/>
+      </w:pPr>
+      <w:r>
+        <w:rPr>
+          <w:rFonts w:ascii="Consolas" w:hAnsi="Consolas"/>
+          <w:color w:val="222A33"/>
+          <w:sz w:val="16"/>
+        </w:rPr>
+        <w:t># syntax=docker/dockerfile:1.7-labs</w:t>
+        <w:br/>
+        <w:t>ARG K3S_TAG=v1.36.4-k3s1</w:t>
+        <w:br/>
+        <w:t>ARG CUDA_TAG=12.8.1-base-ubuntu24.04</w:t>
+        <w:br/>
+        <w:br/>
+        <w:t>FROM rancher/k3s:${K3S_TAG} AS k3s</w:t>
+        <w:br/>
+        <w:t>FROM nvidia/cuda:${CUDA_TAG}</w:t>
+        <w:br/>
+        <w:br/>
+        <w:t>RUN apt-get update &amp;&amp; apt-get install -y --no-install-recommends nvidia-container-toolkit</w:t>
+        <w:br/>
+        <w:br/>
+        <w:t>COPY --from=k3s / / --exclude=/bin      # /bin copied separately: k3s would</w:t>
+        <w:br/>
+        <w:t>COPY --from=k3s /bin /bin               # otherwise clobber the CUDA image's own</w:t>
+      </w:r>
+    </w:p>
+    <w:p>
+      <w:pPr>
+        <w:pStyle w:val="Heading2"/>
+      </w:pPr>
+      <w:r>
+        <w:t>5.6  Create the cluster</w:t>
+      </w:r>
+    </w:p>
+    <w:p>
+      <w:pPr>
+        <w:spacing w:before="120" w:after="180" w:line="240" w:lineRule="auto"/>
+        <w:ind w:left="115"/>
+        <w:shd w:val="clear" w:color="auto" w:fill="F4F5F7"/>
+      </w:pPr>
+      <w:r>
+        <w:rPr>
+          <w:rFonts w:ascii="Consolas" w:hAnsi="Consolas"/>
+          <w:color w:val="222A33"/>
+          <w:sz w:val="16"/>
+        </w:rPr>
+        <w:t>k3d cluster create palisade \\</w:t>
+        <w:br/>
+        <w:t xml:space="preserve">  --image palisade/k3s-nvidia:v1.36.4-k3s1 \\</w:t>
+        <w:br/>
+        <w:t xml:space="preserve">  --gpus all \\</w:t>
+        <w:br/>
+        <w:t xml:space="preserve">  --api-port 6550 \\</w:t>
+        <w:br/>
+        <w:t xml:space="preserve">  --port 8080:80@loadbalancer --port 8443:443@loadbalancer \\</w:t>
+        <w:br/>
+        <w:t xml:space="preserve">  --agents 0 \\</w:t>
+        <w:br/>
+        <w:t xml:space="preserve">  --k3s-arg "--disable=metrics-server@server:0" \\</w:t>
+        <w:br/>
+        <w:t xml:space="preserve">  --wait</w:t>
+      </w:r>
+    </w:p>
+    <w:p>
+      <w:pPr>
+        <w:spacing w:after="140"/>
+      </w:pPr>
+      <w:r>
+        <w:rPr>
+          <w:rFonts w:ascii="Consolas" w:hAnsi="Consolas"/>
+          <w:b w:val="0"/>
+          <w:i w:val="0"/>
+          <w:color w:val="1F4E57"/>
+          <w:sz w:val="19"/>
+        </w:rPr>
+        <w:t>--agents 0</w:t>
+      </w:r>
+      <w:r>
+        <w:rPr>
+          <w:rFonts w:ascii="Calibri" w:hAnsi="Calibri"/>
+          <w:b w:val="0"/>
+          <w:i w:val="0"/>
+          <w:color w:val="1A1F2B"/>
+          <w:sz w:val="21"/>
+        </w:rPr>
+        <w:t xml:space="preserve"> keeps it to a single node: on one GPU a second node adds memory cost and no capability. </w:t>
+      </w:r>
+      <w:r>
+        <w:rPr>
+          <w:rFonts w:ascii="Consolas" w:hAnsi="Consolas"/>
+          <w:b w:val="0"/>
+          <w:i w:val="0"/>
+          <w:color w:val="1F4E57"/>
+          <w:sz w:val="19"/>
+        </w:rPr>
+        <w:t>metrics-server</w:t>
+      </w:r>
+      <w:r>
+        <w:rPr>
+          <w:rFonts w:ascii="Calibri" w:hAnsi="Calibri"/>
+          <w:b w:val="0"/>
+          <w:i w:val="0"/>
+          <w:color w:val="1A1F2B"/>
+          <w:sz w:val="21"/>
+        </w:rPr>
+        <w:t xml:space="preserve"> is disabled for the same reason - it is not needed until M4.</w:t>
+      </w:r>
+    </w:p>
+    <w:p>
+      <w:pPr>
+        <w:pStyle w:val="Heading2"/>
+      </w:pPr>
+      <w:r>
+        <w:t>5.7  Wire the GPU in (the part that took three attempts)</w:t>
+      </w:r>
+    </w:p>
+    <w:p>
+      <w:pPr>
+        <w:spacing w:after="140"/>
+      </w:pPr>
+      <w:r>
+        <w:rPr>
+          <w:rFonts w:ascii="Calibri" w:hAnsi="Calibri"/>
+          <w:b w:val="0"/>
+          <w:i w:val="0"/>
+          <w:color w:val="1A1F2B"/>
+          <w:sz w:val="21"/>
+        </w:rPr>
+        <w:t xml:space="preserve">Covered in full in §6. The resulting automation is </w:t>
+      </w:r>
+      <w:r>
+        <w:rPr>
+          <w:rFonts w:ascii="Consolas" w:hAnsi="Consolas"/>
+          <w:b w:val="0"/>
+          <w:i w:val="0"/>
+          <w:color w:val="1F4E57"/>
+          <w:sz w:val="19"/>
+        </w:rPr>
+        <w:t>scripts/setup-gpu-cdi.sh</w:t>
+      </w:r>
+      <w:r>
+        <w:rPr>
+          <w:rFonts w:ascii="Calibri" w:hAnsi="Calibri"/>
+          <w:b w:val="0"/>
+          <w:i w:val="0"/>
+          <w:color w:val="1A1F2B"/>
+          <w:sz w:val="21"/>
+        </w:rPr>
+        <w:t>:</w:t>
+      </w:r>
+    </w:p>
+    <w:p>
+      <w:pPr>
+        <w:spacing w:before="120" w:after="180" w:line="240" w:lineRule="auto"/>
+        <w:ind w:left="115"/>
+        <w:shd w:val="clear" w:color="auto" w:fill="F4F5F7"/>
+      </w:pPr>
+      <w:r>
+        <w:rPr>
+          <w:rFonts w:ascii="Consolas" w:hAnsi="Consolas"/>
+          <w:color w:val="222A33"/>
+          <w:sz w:val="16"/>
+        </w:rPr>
+        <w:t>nvidia-ctk cdi generate --output=/etc/cdi/nvidia.yaml   # inside the node container</w:t>
+        <w:br/>
+        <w:t># then append the mount that nvidia-ctk omits on WSL:</w:t>
+        <w:br/>
+        <w:t>#   /usr/lib/x86_64-linux-gnu/libdxcore.so</w:t>
+        <w:br/>
+        <w:t># then pin the runtime:</w:t>
+        <w:br/>
+        <w:t>sed -i 's/^mode = "auto"/mode = "cdi"/' /etc/nvidia-container-runtime/config.toml</w:t>
+      </w:r>
+    </w:p>
+    <w:p>
+      <w:pPr>
+        <w:pStyle w:val="Heading2"/>
+      </w:pPr>
+      <w:r>
+        <w:t>5.8  Prove it, from nothing</w:t>
+      </w:r>
+    </w:p>
+    <w:p>
+      <w:pPr>
+        <w:spacing w:after="140"/>
+      </w:pPr>
+      <w:r>
+        <w:rPr>
+          <w:rFonts w:ascii="Calibri" w:hAnsi="Calibri"/>
+          <w:b w:val="0"/>
+          <w:i w:val="0"/>
+          <w:color w:val="1A1F2B"/>
+          <w:sz w:val="21"/>
+        </w:rPr>
+        <w:t xml:space="preserve">The acceptance test is a </w:t>
+      </w:r>
+      <w:r>
+        <w:rPr>
+          <w:rFonts w:ascii="Calibri" w:hAnsi="Calibri"/>
+          <w:b/>
+          <w:i w:val="0"/>
+          <w:color w:val="1A1F2B"/>
+          <w:sz w:val="21"/>
+        </w:rPr>
+        <w:t>Job</w:t>
+      </w:r>
+      <w:r>
+        <w:rPr>
+          <w:rFonts w:ascii="Calibri" w:hAnsi="Calibri"/>
+          <w:b w:val="0"/>
+          <w:i w:val="0"/>
+          <w:color w:val="1A1F2B"/>
+          <w:sz w:val="21"/>
+        </w:rPr>
+        <w:t xml:space="preserve">, not a </w:t>
+      </w:r>
+      <w:r>
+        <w:rPr>
+          <w:rFonts w:ascii="Consolas" w:hAnsi="Consolas"/>
+          <w:b w:val="0"/>
+          <w:i w:val="0"/>
+          <w:color w:val="1F4E57"/>
+          <w:sz w:val="19"/>
+        </w:rPr>
+        <w:t>docker run</w:t>
+      </w:r>
+      <w:r>
+        <w:rPr>
+          <w:rFonts w:ascii="Calibri" w:hAnsi="Calibri"/>
+          <w:b w:val="0"/>
+          <w:i w:val="0"/>
+          <w:color w:val="1A1F2B"/>
+          <w:sz w:val="21"/>
+        </w:rPr>
+        <w:t>. That distinction is the point: it proves the whole chain including the Kubernetes scheduler, not just Docker.</w:t>
+      </w:r>
+    </w:p>
+    <w:p>
+      <w:pPr>
+        <w:spacing w:before="120" w:after="180" w:line="240" w:lineRule="auto"/>
+        <w:ind w:left="115"/>
+        <w:shd w:val="clear" w:color="auto" w:fill="F4F5F7"/>
+      </w:pPr>
+      <w:r>
+        <w:rPr>
+          <w:rFonts w:ascii="Consolas" w:hAnsi="Consolas"/>
+          <w:color w:val="222A33"/>
+          <w:sz w:val="16"/>
+        </w:rPr>
+        <w:t>make down          # full teardown - do not test against a cluster that already works</w:t>
+        <w:br/>
+        <w:t>make up            # rebuild from scratch</w:t>
+        <w:br/>
+        <w:t>make gpu-check     # -&gt; M0 ACCEPTANCE PASSED</w:t>
+        <w:br/>
+        <w:t>make doctor        # -&gt; 28 passed, 0 warnings, 0 failed</w:t>
+      </w:r>
+    </w:p>
+    <w:tbl>
+      <w:tblPr>
+        <w:tblW w:type="auto" w:w="0"/>
+        <w:jc w:val="center"/>
+        <w:tblLook w:firstColumn="1" w:firstRow="1" w:lastColumn="0" w:lastRow="0" w:noHBand="0" w:noVBand="1" w:val="04A0"/>
+      </w:tblPr>
+      <w:tblGrid>
+        <w:gridCol w:w="9458"/>
+      </w:tblGrid>
+      <w:tr>
+        <w:tc>
+          <w:tcPr>
+            <w:tcW w:type="dxa" w:w="9504"/>
+            <w:shd w:val="clear" w:color="auto" w:fill="EAF3F4"/>
+            <w:tcBorders>
+              <w:left w:val="single" w:sz="24" w:color="0F626B"/>
+            </w:tcBorders>
+          </w:tcPr>
+          <w:p>
+            <w:pPr>
+              <w:spacing w:before="60" w:after="40"/>
+            </w:pPr>
+            <w:r/>
+            <w:r>
+              <w:rPr>
+                <w:rFonts w:ascii="Calibri" w:hAnsi="Calibri"/>
+                <w:b/>
+                <w:color w:val="0F626B"/>
+                <w:sz w:val="17"/>
+              </w:rPr>
+              <w:t>WHY TEARDOWN-AND-REBUILD MATTERS</w:t>
+            </w:r>
+          </w:p>
+          <w:p>
+            <w:pPr>
+              <w:spacing w:before="0" w:after="80"/>
+            </w:pPr>
+            <w:r>
+              <w:rPr>
+                <w:rFonts w:ascii="Calibri" w:hAnsi="Calibri"/>
+                <w:b w:val="0"/>
+                <w:i w:val="0"/>
+                <w:color w:val="1A1F2B"/>
+                <w:sz w:val="20"/>
+              </w:rPr>
+              <w:t xml:space="preserve">Testing against the cluster you have been poking at all day proves only that the machine is in a good state - not that your automation can produce that state. Rebuilding from scratch is what exposed the </w:t>
+            </w:r>
+            <w:r>
+              <w:rPr>
+                <w:rFonts w:ascii="Consolas" w:hAnsi="Consolas"/>
+                <w:b w:val="0"/>
+                <w:i w:val="0"/>
+                <w:color w:val="1F4E57"/>
+                <w:sz w:val="18"/>
+              </w:rPr>
+              <w:t>nvidia</w:t>
+            </w:r>
+            <w:r>
+              <w:rPr>
+                <w:rFonts w:ascii="Calibri" w:hAnsi="Calibri"/>
+                <w:b w:val="0"/>
+                <w:i w:val="0"/>
+                <w:color w:val="1A1F2B"/>
+                <w:sz w:val="20"/>
+              </w:rPr>
+              <w:t xml:space="preserve"> RuntimeClass race in §10, which had been invisible until then.</w:t>
             </w:r>
           </w:p>
         </w:tc>
@@ -5296,7 +6956,7 @@
         </w:pBdr>
       </w:pPr>
       <w:r>
-        <w:t>5. The GPU Problem - Three Failures</w:t>
+        <w:t>6. Deep Dive A - The GPU Problem, Three Failures</w:t>
       </w:r>
     </w:p>
     <w:p>
@@ -5311,7 +6971,7 @@
           <w:color w:val="445063"/>
           <w:sz w:val="21"/>
         </w:rPr>
-        <w:t>This is the substance of M0. The GPU worked at every layer until the very last one, and then failed three times for three unrelated reasons. Each failure is worth understanding on its own.</w:t>
+        <w:t>The GPU worked at every layer until the very last one, then failed three times for three unrelated reasons. Each is worth understanding on its own.</w:t>
       </w:r>
     </w:p>
     <w:p>
@@ -5319,7 +6979,7 @@
         <w:pStyle w:val="Heading2"/>
       </w:pPr>
       <w:r>
-        <w:t>5.1  What already worked</w:t>
+        <w:t>6.1  What already worked</w:t>
       </w:r>
     </w:p>
     <w:tbl>
@@ -5699,7 +7359,7 @@
           <w:color w:val="1A1F2B"/>
           <w:sz w:val="21"/>
         </w:rPr>
-        <w:t xml:space="preserve">Everything up to the final boundary was fine. That narrowed the problem enormously: the GPU was reaching the node container, but not being handed on to containers </w:t>
+        <w:t xml:space="preserve">Everything up to the final boundary was fine. That narrowed the problem enormously: the GPU was reaching the node container but was not being handed on to containers </w:t>
       </w:r>
       <w:r>
         <w:rPr>
@@ -5727,7 +7387,7 @@
         <w:pStyle w:val="Heading2"/>
       </w:pPr>
       <w:r>
-        <w:t>5.2  Failure 1 - Helm said success and deployed nothing</w:t>
+        <w:t>6.2  Failure 1 - Helm reported success and deployed nothing</w:t>
       </w:r>
     </w:p>
     <w:tbl>
@@ -5781,7 +7441,7 @@
                 <w:color w:val="1A1F2B"/>
                 <w:sz w:val="20"/>
               </w:rPr>
-              <w:t>The standard tool for sharing a GPU with Kubernetes was installed, and the installer reported success. But it had not actually started anything - it had been told to run on machines carrying a particular label, and no machine had that label. So it ran on zero machines and reported no error.</w:t>
+              <w:t>The standard tool for sharing a GPU with Kubernetes was installed and the installer reported success. But it had not started anything: it had been told to run only on machines carrying a particular label, and no machine had that label. So it ran on zero machines and reported no error.</w:t>
             </w:r>
           </w:p>
         </w:tc>
@@ -5926,7 +7586,7 @@
                 <w:color w:val="1A1F2B"/>
                 <w:sz w:val="20"/>
               </w:rPr>
-              <w:t>. Those labels are applied by NVIDIA's Node Feature Discovery, which was disabled (</w:t>
+              <w:t>. Those labels are applied by NVIDIA's Node Feature Discovery, which had been disabled (</w:t>
             </w:r>
             <w:r>
               <w:rPr>
@@ -6072,7 +7732,7 @@
                 <w:color w:val="1A1F2B"/>
                 <w:sz w:val="20"/>
               </w:rPr>
-              <w:t xml:space="preserve"> waits for what exists; if a DaemonSet wants zero pods, zero pods is a satisfied state. Always check </w:t>
+              <w:t xml:space="preserve"> waits for what exists; if a DaemonSet wants zero pods, zero pods is a satisfied state. Check </w:t>
             </w:r>
             <w:r>
               <w:rPr>
@@ -6125,7 +7785,7 @@
           <w:color w:val="1A1F2B"/>
           <w:sz w:val="21"/>
         </w:rPr>
-        <w:t xml:space="preserve"> label the node by hand - </w:t>
+        <w:t xml:space="preserve"> label the node explicitly - </w:t>
       </w:r>
       <w:r>
         <w:rPr>
@@ -6145,7 +7805,7 @@
           <w:color w:val="1A1F2B"/>
           <w:sz w:val="21"/>
         </w:rPr>
-        <w:t xml:space="preserve">. This is now done automatically in </w:t>
+        <w:t xml:space="preserve">. This now happens automatically in </w:t>
       </w:r>
       <w:r>
         <w:rPr>
@@ -6173,7 +7833,7 @@
         <w:pStyle w:val="Heading2"/>
       </w:pPr>
       <w:r>
-        <w:t>5.3  Failure 2 - NVML is not supported on WSL2</w:t>
+        <w:t>6.3  Failure 2 - NVML is not supported under WSL2</w:t>
       </w:r>
     </w:p>
     <w:p>
@@ -6346,7 +8006,7 @@
                 <w:color w:val="1A1F2B"/>
                 <w:sz w:val="20"/>
               </w:rPr>
-              <w:t xml:space="preserve">, a paravirtualised interface, with the real driver on the Windows side. NVML has no support for this model. The device plugin </w:t>
+              <w:t xml:space="preserve">, a paravirtualised interface, with the real driver on the Windows side. NVML has no support for that model. The device plugin </w:t>
             </w:r>
             <w:r>
               <w:rPr>
@@ -6432,7 +8092,7 @@
                 <w:color w:val="1A1F2B"/>
                 <w:sz w:val="20"/>
               </w:rPr>
-              <w:t xml:space="preserve"> Time spent tuning a component that cannot work in your environment is time wasted. Recognising the second category quickly is what kept this within its half-day budget.</w:t>
+              <w:t xml:space="preserve"> Time spent tuning a component that cannot work in your environment is time wasted. Recognising the second category quickly is what kept this inside its half-day budget.</w:t>
             </w:r>
           </w:p>
         </w:tc>
@@ -6448,7 +8108,7 @@
         <w:pStyle w:val="Heading2"/>
       </w:pPr>
       <w:r>
-        <w:t>5.4  The alternative: CDI</w:t>
+        <w:t>6.4  The alternative - CDI</w:t>
       </w:r>
     </w:p>
     <w:tbl>
@@ -6632,7 +8292,7 @@
         <w:pStyle w:val="Heading2"/>
       </w:pPr>
       <w:r>
-        <w:t>5.5  Failure 3 - one warning line was the entire problem</w:t>
+        <w:t>6.5  Failure 3 - one warning line was the whole problem</w:t>
       </w:r>
     </w:p>
     <w:p>
@@ -7097,7 +8757,7 @@
                 <w:color w:val="1A1F2B"/>
                 <w:sz w:val="20"/>
               </w:rPr>
-              <w:t>, which both depend on. Appending the missing mount to the spec resolved it immediately.</w:t>
+              <w:t>, which both depend on. Appending the missing mount resolved it immediately.</w:t>
             </w:r>
           </w:p>
         </w:tc>
@@ -7179,7 +8839,7 @@
         <w:pStyle w:val="Heading2"/>
       </w:pPr>
       <w:r>
-        <w:t>5.6  The result</w:t>
+        <w:t>6.6  The result</w:t>
       </w:r>
     </w:p>
     <w:p>
@@ -7222,17 +8882,17 @@
           <w:color w:val="1A1F2B"/>
           <w:sz w:val="21"/>
         </w:rPr>
-        <w:t xml:space="preserve">Verified from a </w:t>
+        <w:t xml:space="preserve">Pods now need exactly two things, and </w:t>
       </w:r>
       <w:r>
         <w:rPr>
-          <w:rFonts w:ascii="Calibri" w:hAnsi="Calibri"/>
-          <w:b/>
+          <w:rFonts w:ascii="Consolas" w:hAnsi="Consolas"/>
+          <w:b w:val="0"/>
           <w:i w:val="0"/>
-          <w:color w:val="1A1F2B"/>
-          <w:sz w:val="21"/>
+          <w:color w:val="1F4E57"/>
+          <w:sz w:val="19"/>
         </w:rPr>
-        <w:t>complete teardown and rebuild</w:t>
+        <w:t>k8s/gpu-check.yaml</w:t>
       </w:r>
       <w:r>
         <w:rPr>
@@ -7242,7 +8902,28 @@
           <w:color w:val="1A1F2B"/>
           <w:sz w:val="21"/>
         </w:rPr>
-        <w:t>, not from the already-working cluster. That distinction matters: it proves the automation works, not merely that the machine happens to be in a good state.</w:t>
+        <w:t xml:space="preserve"> documents both:</w:t>
+      </w:r>
+    </w:p>
+    <w:p>
+      <w:pPr>
+        <w:spacing w:before="120" w:after="180" w:line="240" w:lineRule="auto"/>
+        <w:ind w:left="115"/>
+        <w:shd w:val="clear" w:color="auto" w:fill="F4F5F7"/>
+      </w:pPr>
+      <w:r>
+        <w:rPr>
+          <w:rFonts w:ascii="Consolas" w:hAnsi="Consolas"/>
+          <w:color w:val="222A33"/>
+          <w:sz w:val="17"/>
+        </w:rPr>
+        <w:t>runtimeClassName: nvidia</w:t>
+        <w:br/>
+        <w:t>metadata:</w:t>
+        <w:br/>
+        <w:t xml:space="preserve">  annotations:</w:t>
+        <w:br/>
+        <w:t xml:space="preserve">    cdi.k8s.io/gpu: "nvidia.com/gpu=all"</w:t>
       </w:r>
     </w:p>
     <w:p>
@@ -7258,7 +8939,205 @@
         </w:pBdr>
       </w:pPr>
       <w:r>
-        <w:t>6. Where This Deviated From the Plan, and Why</w:t>
+        <w:t>7. Deep Dive B - Relocating Docker's Storage</w:t>
+      </w:r>
+    </w:p>
+    <w:p>
+      <w:pPr>
+        <w:spacing w:after="140"/>
+      </w:pPr>
+      <w:r>
+        <w:rPr>
+          <w:rFonts w:ascii="Calibri" w:hAnsi="Calibri"/>
+          <w:b w:val="0"/>
+          <w:i w:val="0"/>
+          <w:color w:val="445063"/>
+          <w:sz w:val="21"/>
+        </w:rPr>
+        <w:t>A second piece of infrastructure that failed silently, and the second time in one milestone that a tool reported success while having achieved nothing.</w:t>
+      </w:r>
+    </w:p>
+    <w:p>
+      <w:pPr>
+        <w:pStyle w:val="Heading2"/>
+      </w:pPr>
+      <w:r>
+        <w:t>7.1  Why it had to move</w:t>
+      </w:r>
+    </w:p>
+    <w:tbl>
+      <w:tblPr>
+        <w:tblStyle w:val="TableGrid"/>
+        <w:tblW w:type="auto" w:w="0"/>
+        <w:tblLayout w:type="fixed"/>
+        <w:tblLook w:firstColumn="1" w:firstRow="1" w:lastColumn="0" w:lastRow="0" w:noHBand="0" w:noVBand="1" w:val="04A0"/>
+      </w:tblPr>
+      <w:tblGrid>
+        <w:gridCol w:w="4729"/>
+        <w:gridCol w:w="4729"/>
+      </w:tblGrid>
+      <w:tr>
+        <w:tc>
+          <w:tcPr>
+            <w:tcW w:type="dxa" w:w="1800"/>
+            <w:shd w:val="clear" w:color="auto" w:fill="EAF3F4"/>
+          </w:tcPr>
+          <w:p>
+            <w:pPr>
+              <w:spacing w:before="60" w:after="60"/>
+            </w:pPr>
+            <w:r/>
+            <w:r>
+              <w:rPr>
+                <w:rFonts w:ascii="Calibri" w:hAnsi="Calibri"/>
+                <w:b/>
+                <w:color w:val="0F626B"/>
+                <w:sz w:val="15"/>
+              </w:rPr>
+              <w:t>IN PLAIN LANGUAGE</w:t>
+            </w:r>
+          </w:p>
+        </w:tc>
+        <w:tc>
+          <w:tcPr>
+            <w:tcW w:type="dxa" w:w="7704"/>
+            <w:shd w:val="clear" w:color="auto" w:fill="EAF3F4"/>
+          </w:tcPr>
+          <w:p>
+            <w:pPr>
+              <w:spacing w:before="60" w:after="60"/>
+            </w:pPr>
+            <w:r/>
+            <w:r>
+              <w:rPr>
+                <w:rFonts w:ascii="Calibri" w:hAnsi="Calibri"/>
+                <w:b w:val="0"/>
+                <w:i w:val="0"/>
+                <w:color w:val="1A1F2B"/>
+                <w:sz w:val="20"/>
+              </w:rPr>
+              <w:t>Docker keeps all its downloaded software in one big file. That file was on a drive with only 12.5 GB of room left, and the next milestone needs to download a single item of about 10 GB. It would not fit.</w:t>
+            </w:r>
+          </w:p>
+        </w:tc>
+      </w:tr>
+      <w:tr>
+        <w:tc>
+          <w:tcPr>
+            <w:tcW w:type="dxa" w:w="1800"/>
+            <w:shd w:val="clear" w:color="auto" w:fill="F4F5F7"/>
+          </w:tcPr>
+          <w:p>
+            <w:pPr>
+              <w:spacing w:before="60" w:after="60"/>
+            </w:pPr>
+            <w:r/>
+            <w:r>
+              <w:rPr>
+                <w:rFonts w:ascii="Calibri" w:hAnsi="Calibri"/>
+                <w:b/>
+                <w:color w:val="445063"/>
+                <w:sz w:val="15"/>
+              </w:rPr>
+              <w:t>TECHNICALLY</w:t>
+            </w:r>
+          </w:p>
+        </w:tc>
+        <w:tc>
+          <w:tcPr>
+            <w:tcW w:type="dxa" w:w="7704"/>
+            <w:shd w:val="clear" w:color="auto" w:fill="F4F5F7"/>
+          </w:tcPr>
+          <w:p>
+            <w:pPr>
+              <w:spacing w:before="60" w:after="60"/>
+            </w:pPr>
+            <w:r/>
+            <w:r>
+              <w:rPr>
+                <w:rFonts w:ascii="Calibri" w:hAnsi="Calibri"/>
+                <w:b w:val="0"/>
+                <w:i w:val="0"/>
+                <w:color w:val="1A1F2B"/>
+                <w:sz w:val="20"/>
+              </w:rPr>
+              <w:t xml:space="preserve">Docker Desktop's </w:t>
+            </w:r>
+            <w:r>
+              <w:rPr>
+                <w:rFonts w:ascii="Consolas" w:hAnsi="Consolas"/>
+                <w:b w:val="0"/>
+                <w:i w:val="0"/>
+                <w:color w:val="1F4E57"/>
+                <w:sz w:val="18"/>
+              </w:rPr>
+              <w:t>docker_data.vhdx</w:t>
+            </w:r>
+            <w:r>
+              <w:rPr>
+                <w:rFonts w:ascii="Calibri" w:hAnsi="Calibri"/>
+                <w:b w:val="0"/>
+                <w:i w:val="0"/>
+                <w:color w:val="1A1F2B"/>
+                <w:sz w:val="20"/>
+              </w:rPr>
+              <w:t xml:space="preserve"> (19.9 GB) sat under </w:t>
+            </w:r>
+            <w:r>
+              <w:rPr>
+                <w:rFonts w:ascii="Consolas" w:hAnsi="Consolas"/>
+                <w:b w:val="0"/>
+                <w:i w:val="0"/>
+                <w:color w:val="1F4E57"/>
+                <w:sz w:val="18"/>
+              </w:rPr>
+              <w:t>D:\AWS\Docker\...</w:t>
+            </w:r>
+            <w:r>
+              <w:rPr>
+                <w:rFonts w:ascii="Calibri" w:hAnsi="Calibri"/>
+                <w:b w:val="0"/>
+                <w:i w:val="0"/>
+                <w:color w:val="1A1F2B"/>
+                <w:sz w:val="20"/>
+              </w:rPr>
+              <w:t xml:space="preserve"> with 12.5 GB free on D:. The </w:t>
+            </w:r>
+            <w:r>
+              <w:rPr>
+                <w:rFonts w:ascii="Consolas" w:hAnsi="Consolas"/>
+                <w:b w:val="0"/>
+                <w:i w:val="0"/>
+                <w:color w:val="1F4E57"/>
+                <w:sz w:val="18"/>
+              </w:rPr>
+              <w:t>vllm/vllm-openai</w:t>
+            </w:r>
+            <w:r>
+              <w:rPr>
+                <w:rFonts w:ascii="Calibri" w:hAnsi="Calibri"/>
+                <w:b w:val="0"/>
+                <w:i w:val="0"/>
+                <w:color w:val="1A1F2B"/>
+                <w:sz w:val="20"/>
+              </w:rPr>
+              <w:t xml:space="preserve"> image is roughly 10 GB. E: had ~100 GB free.</w:t>
+            </w:r>
+          </w:p>
+        </w:tc>
+      </w:tr>
+    </w:tbl>
+    <w:p>
+      <w:pPr>
+        <w:spacing w:after="80"/>
+      </w:pPr>
+    </w:p>
+    <w:p>
+      <w:pPr>
+        <w:pStyle w:val="Heading2"/>
+      </w:pPr>
+      <w:r>
+        <w:t>7.2  The GUI move half-completed - and said nothing</w:t>
       </w:r>
     </w:p>
     <w:p>
@@ -7273,7 +9152,1683 @@
           <w:color w:val="1A1F2B"/>
           <w:sz w:val="21"/>
         </w:rPr>
-        <w:t>Six departures from the written plan. Each was a response to something the plan could not have known, and each is recorded rather than quietly absorbed.</w:t>
+        <w:t>The vendor-supported path is Docker Desktop's own setting (Settings &gt; Resources &gt; Advanced &gt; Disk image location), which triggers an internal migration. It ran, and it did not finish. The state afterwards was genuinely misleading:</w:t>
+      </w:r>
+    </w:p>
+    <w:tbl>
+      <w:tblPr>
+        <w:tblStyle w:val="TableGrid"/>
+        <w:tblW w:type="auto" w:w="0"/>
+        <w:jc w:val="center"/>
+        <w:tblLayout w:type="fixed"/>
+        <w:tblLook w:firstColumn="1" w:firstRow="1" w:lastColumn="0" w:lastRow="0" w:noHBand="0" w:noVBand="1" w:val="04A0"/>
+      </w:tblPr>
+      <w:tblGrid>
+        <w:gridCol w:w="3153"/>
+        <w:gridCol w:w="3153"/>
+        <w:gridCol w:w="3153"/>
+      </w:tblGrid>
+      <w:tr>
+        <w:trPr>
+          <w:tblHeader/>
+        </w:trPr>
+        <w:tc>
+          <w:tcPr>
+            <w:tcW w:type="dxa" w:w="2160"/>
+            <w:shd w:val="clear" w:color="auto" w:fill="0F626B"/>
+          </w:tcPr>
+          <w:p>
+            <w:pPr>
+              <w:spacing w:before="40" w:after="40"/>
+            </w:pPr>
+            <w:r/>
+            <w:r>
+              <w:rPr>
+                <w:rFonts w:ascii="Calibri" w:hAnsi="Calibri"/>
+                <w:b/>
+                <w:color w:val="FFFFFF"/>
+                <w:sz w:val="18"/>
+              </w:rPr>
+              <w:t>Signal</w:t>
+            </w:r>
+          </w:p>
+        </w:tc>
+        <w:tc>
+          <w:tcPr>
+            <w:tcW w:type="dxa" w:w="3168"/>
+            <w:shd w:val="clear" w:color="auto" w:fill="0F626B"/>
+          </w:tcPr>
+          <w:p>
+            <w:pPr>
+              <w:spacing w:before="40" w:after="40"/>
+            </w:pPr>
+            <w:r/>
+            <w:r>
+              <w:rPr>
+                <w:rFonts w:ascii="Calibri" w:hAnsi="Calibri"/>
+                <w:b/>
+                <w:color w:val="FFFFFF"/>
+                <w:sz w:val="18"/>
+              </w:rPr>
+              <w:t>What it showed</w:t>
+            </w:r>
+          </w:p>
+        </w:tc>
+        <w:tc>
+          <w:tcPr>
+            <w:tcW w:type="dxa" w:w="4176"/>
+            <w:shd w:val="clear" w:color="auto" w:fill="0F626B"/>
+          </w:tcPr>
+          <w:p>
+            <w:pPr>
+              <w:spacing w:before="40" w:after="40"/>
+            </w:pPr>
+            <w:r/>
+            <w:r>
+              <w:rPr>
+                <w:rFonts w:ascii="Calibri" w:hAnsi="Calibri"/>
+                <w:b/>
+                <w:color w:val="FFFFFF"/>
+                <w:sz w:val="18"/>
+              </w:rPr>
+              <w:t>What it meant</w:t>
+            </w:r>
+          </w:p>
+        </w:tc>
+      </w:tr>
+      <w:tr>
+        <w:tc>
+          <w:tcPr>
+            <w:tcW w:type="dxa" w:w="2160"/>
+          </w:tcPr>
+          <w:p>
+            <w:pPr>
+              <w:spacing w:before="40" w:after="40"/>
+            </w:pPr>
+            <w:r/>
+            <w:r>
+              <w:rPr>
+                <w:rFonts w:ascii="Consolas" w:hAnsi="Consolas"/>
+                <w:b w:val="0"/>
+                <w:i w:val="0"/>
+                <w:color w:val="1F4E57"/>
+                <w:sz w:val="17"/>
+              </w:rPr>
+              <w:t>E:</w:t>
+            </w:r>
+            <w:r>
+              <w:rPr>
+                <w:rFonts w:ascii="Calibri" w:hAnsi="Calibri"/>
+                <w:b w:val="0"/>
+                <w:i w:val="0"/>
+                <w:color w:val="1A1F2B"/>
+                <w:sz w:val="19"/>
+              </w:rPr>
+              <w:t xml:space="preserve"> copy exists, 19.93 GB</w:t>
+            </w:r>
+          </w:p>
+        </w:tc>
+        <w:tc>
+          <w:tcPr>
+            <w:tcW w:type="dxa" w:w="3168"/>
+          </w:tcPr>
+          <w:p>
+            <w:pPr>
+              <w:spacing w:before="40" w:after="40"/>
+            </w:pPr>
+            <w:r/>
+            <w:r>
+              <w:rPr>
+                <w:rFonts w:ascii="Calibri" w:hAnsi="Calibri"/>
+                <w:b w:val="0"/>
+                <w:i w:val="0"/>
+                <w:color w:val="1A1F2B"/>
+                <w:sz w:val="19"/>
+              </w:rPr>
+              <w:t xml:space="preserve">modified 21:55, </w:t>
+            </w:r>
+            <w:r>
+              <w:rPr>
+                <w:rFonts w:ascii="Calibri" w:hAnsi="Calibri"/>
+                <w:b/>
+                <w:i w:val="0"/>
+                <w:color w:val="1A1F2B"/>
+                <w:sz w:val="19"/>
+              </w:rPr>
+              <w:t>not</w:t>
+            </w:r>
+            <w:r>
+              <w:rPr>
+                <w:rFonts w:ascii="Calibri" w:hAnsi="Calibri"/>
+                <w:b w:val="0"/>
+                <w:i w:val="0"/>
+                <w:color w:val="1A1F2B"/>
+                <w:sz w:val="19"/>
+              </w:rPr>
+              <w:t xml:space="preserve"> file-locked</w:t>
+            </w:r>
+          </w:p>
+        </w:tc>
+        <w:tc>
+          <w:tcPr>
+            <w:tcW w:type="dxa" w:w="4176"/>
+          </w:tcPr>
+          <w:p>
+            <w:pPr>
+              <w:spacing w:before="40" w:after="40"/>
+            </w:pPr>
+            <w:r/>
+            <w:r>
+              <w:rPr>
+                <w:rFonts w:ascii="Calibri" w:hAnsi="Calibri"/>
+                <w:b w:val="0"/>
+                <w:i w:val="0"/>
+                <w:color w:val="1A1F2B"/>
+                <w:sz w:val="19"/>
+              </w:rPr>
+              <w:t>A stale, orphaned copy</w:t>
+            </w:r>
+          </w:p>
+        </w:tc>
+      </w:tr>
+      <w:tr>
+        <w:tc>
+          <w:tcPr>
+            <w:tcW w:type="dxa" w:w="2160"/>
+            <w:shd w:val="clear" w:color="auto" w:fill="F2F6F7"/>
+          </w:tcPr>
+          <w:p>
+            <w:pPr>
+              <w:spacing w:before="40" w:after="40"/>
+            </w:pPr>
+            <w:r/>
+            <w:r>
+              <w:rPr>
+                <w:rFonts w:ascii="Consolas" w:hAnsi="Consolas"/>
+                <w:b w:val="0"/>
+                <w:i w:val="0"/>
+                <w:color w:val="1F4E57"/>
+                <w:sz w:val="17"/>
+              </w:rPr>
+              <w:t>D:</w:t>
+            </w:r>
+            <w:r>
+              <w:rPr>
+                <w:rFonts w:ascii="Calibri" w:hAnsi="Calibri"/>
+                <w:b w:val="0"/>
+                <w:i w:val="0"/>
+                <w:color w:val="1A1F2B"/>
+                <w:sz w:val="19"/>
+              </w:rPr>
+              <w:t xml:space="preserve"> copy exists, 19.93 GB</w:t>
+            </w:r>
+          </w:p>
+        </w:tc>
+        <w:tc>
+          <w:tcPr>
+            <w:tcW w:type="dxa" w:w="3168"/>
+            <w:shd w:val="clear" w:color="auto" w:fill="F2F6F7"/>
+          </w:tcPr>
+          <w:p>
+            <w:pPr>
+              <w:spacing w:before="40" w:after="40"/>
+            </w:pPr>
+            <w:r/>
+            <w:r>
+              <w:rPr>
+                <w:rFonts w:ascii="Calibri" w:hAnsi="Calibri"/>
+                <w:b w:val="0"/>
+                <w:i w:val="0"/>
+                <w:color w:val="1A1F2B"/>
+                <w:sz w:val="19"/>
+              </w:rPr>
+              <w:t xml:space="preserve">modified 22:04, </w:t>
+            </w:r>
+            <w:r>
+              <w:rPr>
+                <w:rFonts w:ascii="Calibri" w:hAnsi="Calibri"/>
+                <w:b/>
+                <w:i w:val="0"/>
+                <w:color w:val="1A1F2B"/>
+                <w:sz w:val="19"/>
+              </w:rPr>
+              <w:t>file-locked</w:t>
+            </w:r>
+          </w:p>
+        </w:tc>
+        <w:tc>
+          <w:tcPr>
+            <w:tcW w:type="dxa" w:w="4176"/>
+            <w:shd w:val="clear" w:color="auto" w:fill="F2F6F7"/>
+          </w:tcPr>
+          <w:p>
+            <w:pPr>
+              <w:spacing w:before="40" w:after="40"/>
+            </w:pPr>
+            <w:r/>
+            <w:r>
+              <w:rPr>
+                <w:rFonts w:ascii="Calibri" w:hAnsi="Calibri"/>
+                <w:b/>
+                <w:i w:val="0"/>
+                <w:color w:val="1A1F2B"/>
+                <w:sz w:val="19"/>
+              </w:rPr>
+              <w:t>This is the live one</w:t>
+            </w:r>
+          </w:p>
+        </w:tc>
+      </w:tr>
+      <w:tr>
+        <w:tc>
+          <w:tcPr>
+            <w:tcW w:type="dxa" w:w="2160"/>
+          </w:tcPr>
+          <w:p>
+            <w:pPr>
+              <w:spacing w:before="40" w:after="40"/>
+            </w:pPr>
+            <w:r/>
+            <w:r>
+              <w:rPr>
+                <w:rFonts w:ascii="Consolas" w:hAnsi="Consolas"/>
+                <w:b w:val="0"/>
+                <w:i w:val="0"/>
+                <w:color w:val="1F4E57"/>
+                <w:sz w:val="17"/>
+              </w:rPr>
+              <w:t>CustomWslDistroDir</w:t>
+            </w:r>
+          </w:p>
+        </w:tc>
+        <w:tc>
+          <w:tcPr>
+            <w:tcW w:type="dxa" w:w="3168"/>
+          </w:tcPr>
+          <w:p>
+            <w:pPr>
+              <w:spacing w:before="40" w:after="40"/>
+            </w:pPr>
+            <w:r/>
+            <w:r>
+              <w:rPr>
+                <w:rFonts w:ascii="Calibri" w:hAnsi="Calibri"/>
+                <w:b w:val="0"/>
+                <w:i w:val="0"/>
+                <w:color w:val="1A1F2B"/>
+                <w:sz w:val="19"/>
+              </w:rPr>
+              <w:t xml:space="preserve">still </w:t>
+            </w:r>
+            <w:r>
+              <w:rPr>
+                <w:rFonts w:ascii="Consolas" w:hAnsi="Consolas"/>
+                <w:b w:val="0"/>
+                <w:i w:val="0"/>
+                <w:color w:val="1F4E57"/>
+                <w:sz w:val="17"/>
+              </w:rPr>
+              <w:t>D:\AWS\Docker\...</w:t>
+            </w:r>
+          </w:p>
+        </w:tc>
+        <w:tc>
+          <w:tcPr>
+            <w:tcW w:type="dxa" w:w="4176"/>
+          </w:tcPr>
+          <w:p>
+            <w:pPr>
+              <w:spacing w:before="40" w:after="40"/>
+            </w:pPr>
+            <w:r/>
+            <w:r>
+              <w:rPr>
+                <w:rFonts w:ascii="Calibri" w:hAnsi="Calibri"/>
+                <w:b w:val="0"/>
+                <w:i w:val="0"/>
+                <w:color w:val="1A1F2B"/>
+                <w:sz w:val="19"/>
+              </w:rPr>
+              <w:t>Docker never switched over</w:t>
+            </w:r>
+          </w:p>
+        </w:tc>
+      </w:tr>
+      <w:tr>
+        <w:tc>
+          <w:tcPr>
+            <w:tcW w:type="dxa" w:w="2160"/>
+            <w:shd w:val="clear" w:color="auto" w:fill="F2F6F7"/>
+          </w:tcPr>
+          <w:p>
+            <w:pPr>
+              <w:spacing w:before="40" w:after="40"/>
+            </w:pPr>
+            <w:r/>
+            <w:r>
+              <w:rPr>
+                <w:rFonts w:ascii="Calibri" w:hAnsi="Calibri"/>
+                <w:b w:val="0"/>
+                <w:i w:val="0"/>
+                <w:color w:val="1A1F2B"/>
+                <w:sz w:val="19"/>
+              </w:rPr>
+              <w:t xml:space="preserve">WSL registry </w:t>
+            </w:r>
+            <w:r>
+              <w:rPr>
+                <w:rFonts w:ascii="Consolas" w:hAnsi="Consolas"/>
+                <w:b w:val="0"/>
+                <w:i w:val="0"/>
+                <w:color w:val="1F4E57"/>
+                <w:sz w:val="17"/>
+              </w:rPr>
+              <w:t>BasePath</w:t>
+            </w:r>
+          </w:p>
+        </w:tc>
+        <w:tc>
+          <w:tcPr>
+            <w:tcW w:type="dxa" w:w="3168"/>
+            <w:shd w:val="clear" w:color="auto" w:fill="F2F6F7"/>
+          </w:tcPr>
+          <w:p>
+            <w:pPr>
+              <w:spacing w:before="40" w:after="40"/>
+            </w:pPr>
+            <w:r/>
+            <w:r>
+              <w:rPr>
+                <w:rFonts w:ascii="Consolas" w:hAnsi="Consolas"/>
+                <w:b w:val="0"/>
+                <w:i w:val="0"/>
+                <w:color w:val="1F4E57"/>
+                <w:sz w:val="17"/>
+              </w:rPr>
+              <w:t>\\?\D:\AWS\Docker\...\main</w:t>
+            </w:r>
+          </w:p>
+        </w:tc>
+        <w:tc>
+          <w:tcPr>
+            <w:tcW w:type="dxa" w:w="4176"/>
+            <w:shd w:val="clear" w:color="auto" w:fill="F2F6F7"/>
+          </w:tcPr>
+          <w:p>
+            <w:pPr>
+              <w:spacing w:before="40" w:after="40"/>
+            </w:pPr>
+            <w:r/>
+            <w:r>
+              <w:rPr>
+                <w:rFonts w:ascii="Calibri" w:hAnsi="Calibri"/>
+                <w:b w:val="0"/>
+                <w:i w:val="0"/>
+                <w:color w:val="1A1F2B"/>
+                <w:sz w:val="19"/>
+              </w:rPr>
+              <w:t>The distro was still on D:</w:t>
+            </w:r>
+          </w:p>
+        </w:tc>
+      </w:tr>
+    </w:tbl>
+    <w:p>
+      <w:pPr>
+        <w:spacing w:after="60"/>
+      </w:pPr>
+    </w:p>
+    <w:tbl>
+      <w:tblPr>
+        <w:tblW w:type="auto" w:w="0"/>
+        <w:jc w:val="center"/>
+        <w:tblLook w:firstColumn="1" w:firstRow="1" w:lastColumn="0" w:lastRow="0" w:noHBand="0" w:noVBand="1" w:val="04A0"/>
+      </w:tblPr>
+      <w:tblGrid>
+        <w:gridCol w:w="9458"/>
+      </w:tblGrid>
+      <w:tr>
+        <w:tc>
+          <w:tcPr>
+            <w:tcW w:type="dxa" w:w="9504"/>
+            <w:shd w:val="clear" w:color="auto" w:fill="EAF3F4"/>
+            <w:tcBorders>
+              <w:left w:val="single" w:sz="24" w:color="0F626B"/>
+            </w:tcBorders>
+          </w:tcPr>
+          <w:p>
+            <w:pPr>
+              <w:spacing w:before="60" w:after="40"/>
+            </w:pPr>
+            <w:r/>
+            <w:r>
+              <w:rPr>
+                <w:rFonts w:ascii="Calibri" w:hAnsi="Calibri"/>
+                <w:b/>
+                <w:color w:val="0F626B"/>
+                <w:sz w:val="17"/>
+              </w:rPr>
+              <w:t>HOW TO TELL WHICH FILE A SERVICE IS REALLY USING</w:t>
+            </w:r>
+          </w:p>
+          <w:p>
+            <w:pPr>
+              <w:spacing w:before="0" w:after="80"/>
+            </w:pPr>
+            <w:r>
+              <w:rPr>
+                <w:rFonts w:ascii="Calibri" w:hAnsi="Calibri"/>
+                <w:b w:val="0"/>
+                <w:i w:val="0"/>
+                <w:color w:val="1A1F2B"/>
+                <w:sz w:val="20"/>
+              </w:rPr>
+              <w:t xml:space="preserve">Not by its name or its date - by </w:t>
+            </w:r>
+            <w:r>
+              <w:rPr>
+                <w:rFonts w:ascii="Calibri" w:hAnsi="Calibri"/>
+                <w:b/>
+                <w:i w:val="0"/>
+                <w:color w:val="1A1F2B"/>
+                <w:sz w:val="20"/>
+              </w:rPr>
+              <w:t>whether the operating system has it open</w:t>
+            </w:r>
+            <w:r>
+              <w:rPr>
+                <w:rFonts w:ascii="Calibri" w:hAnsi="Calibri"/>
+                <w:b w:val="0"/>
+                <w:i w:val="0"/>
+                <w:color w:val="1A1F2B"/>
+                <w:sz w:val="20"/>
+              </w:rPr>
+              <w:t xml:space="preserve">. Attempting an exclusive </w:t>
+            </w:r>
+            <w:r>
+              <w:rPr>
+                <w:rFonts w:ascii="Consolas" w:hAnsi="Consolas"/>
+                <w:b w:val="0"/>
+                <w:i w:val="0"/>
+                <w:color w:val="1F4E57"/>
+                <w:sz w:val="18"/>
+              </w:rPr>
+              <w:t>File.Open</w:t>
+            </w:r>
+            <w:r>
+              <w:rPr>
+                <w:rFonts w:ascii="Calibri" w:hAnsi="Calibri"/>
+                <w:b w:val="0"/>
+                <w:i w:val="0"/>
+                <w:color w:val="1A1F2B"/>
+                <w:sz w:val="20"/>
+              </w:rPr>
+              <w:t xml:space="preserve"> and catching the failure is a definitive test, and it is what settled this in seconds. The second confirmation was the WSL registry's </w:t>
+            </w:r>
+            <w:r>
+              <w:rPr>
+                <w:rFonts w:ascii="Consolas" w:hAnsi="Consolas"/>
+                <w:b w:val="0"/>
+                <w:i w:val="0"/>
+                <w:color w:val="1F4E57"/>
+                <w:sz w:val="18"/>
+              </w:rPr>
+              <w:t>BasePath</w:t>
+            </w:r>
+            <w:r>
+              <w:rPr>
+                <w:rFonts w:ascii="Calibri" w:hAnsi="Calibri"/>
+                <w:b w:val="0"/>
+                <w:i w:val="0"/>
+                <w:color w:val="1A1F2B"/>
+                <w:sz w:val="20"/>
+              </w:rPr>
+              <w:t>, which is the authority on where a distribution actually lives.</w:t>
+            </w:r>
+          </w:p>
+        </w:tc>
+      </w:tr>
+    </w:tbl>
+    <w:p>
+      <w:pPr>
+        <w:spacing w:after="40"/>
+      </w:pPr>
+    </w:p>
+    <w:p>
+      <w:pPr>
+        <w:pStyle w:val="Heading2"/>
+      </w:pPr>
+      <w:r>
+        <w:t>7.3  Doing it manually</w:t>
+      </w:r>
+    </w:p>
+    <w:p>
+      <w:pPr>
+        <w:spacing w:after="140"/>
+      </w:pPr>
+      <w:r>
+        <w:rPr>
+          <w:rFonts w:ascii="Calibri" w:hAnsi="Calibri"/>
+          <w:b w:val="0"/>
+          <w:i w:val="0"/>
+          <w:color w:val="1A1F2B"/>
+          <w:sz w:val="21"/>
+        </w:rPr>
+        <w:t>Ordered so that the original stayed intact and untouched until the new location was proven:</w:t>
+      </w:r>
+    </w:p>
+    <w:p>
+      <w:pPr>
+        <w:keepNext/>
+        <w:spacing w:before="100" w:after="20"/>
+        <w:ind w:left="432"/>
+      </w:pPr>
+      <w:r>
+        <w:rPr>
+          <w:rFonts w:ascii="Calibri" w:hAnsi="Calibri"/>
+          <w:b/>
+          <w:color w:val="0B4A52"/>
+          <w:sz w:val="21"/>
+        </w:rPr>
+        <w:t>Step 1.  Stop everything cleanly</w:t>
+      </w:r>
+    </w:p>
+    <w:p>
+      <w:pPr>
+        <w:spacing w:after="80"/>
+        <w:ind w:left="432"/>
+      </w:pPr>
+      <w:r>
+        <w:rPr>
+          <w:rFonts w:ascii="Consolas" w:hAnsi="Consolas"/>
+          <w:b w:val="0"/>
+          <w:i w:val="0"/>
+          <w:color w:val="1F4E57"/>
+          <w:sz w:val="18"/>
+        </w:rPr>
+        <w:t>docker desktop stop</w:t>
+      </w:r>
+      <w:r>
+        <w:rPr>
+          <w:rFonts w:ascii="Calibri" w:hAnsi="Calibri"/>
+          <w:b w:val="0"/>
+          <w:i w:val="0"/>
+          <w:color w:val="1A1F2B"/>
+          <w:sz w:val="20"/>
+        </w:rPr>
+        <w:t xml:space="preserve">, then </w:t>
+      </w:r>
+      <w:r>
+        <w:rPr>
+          <w:rFonts w:ascii="Consolas" w:hAnsi="Consolas"/>
+          <w:b w:val="0"/>
+          <w:i w:val="0"/>
+          <w:color w:val="1F4E57"/>
+          <w:sz w:val="18"/>
+        </w:rPr>
+        <w:t>wsl --shutdown</w:t>
+      </w:r>
+      <w:r>
+        <w:rPr>
+          <w:rFonts w:ascii="Calibri" w:hAnsi="Calibri"/>
+          <w:b w:val="0"/>
+          <w:i w:val="0"/>
+          <w:color w:val="1A1F2B"/>
+          <w:sz w:val="20"/>
+        </w:rPr>
+        <w:t xml:space="preserve">, then confirm no </w:t>
+      </w:r>
+      <w:r>
+        <w:rPr>
+          <w:rFonts w:ascii="Consolas" w:hAnsi="Consolas"/>
+          <w:b w:val="0"/>
+          <w:i w:val="0"/>
+          <w:color w:val="1F4E57"/>
+          <w:sz w:val="18"/>
+        </w:rPr>
+        <w:t>*docker*</w:t>
+      </w:r>
+      <w:r>
+        <w:rPr>
+          <w:rFonts w:ascii="Calibri" w:hAnsi="Calibri"/>
+          <w:b w:val="0"/>
+          <w:i w:val="0"/>
+          <w:color w:val="1A1F2B"/>
+          <w:sz w:val="20"/>
+        </w:rPr>
+        <w:t xml:space="preserve"> processes remain. A 20 GB file cannot be moved while it is open.</w:t>
+      </w:r>
+    </w:p>
+    <w:p>
+      <w:pPr>
+        <w:keepNext/>
+        <w:spacing w:before="100" w:after="20"/>
+        <w:ind w:left="432"/>
+      </w:pPr>
+      <w:r>
+        <w:rPr>
+          <w:rFonts w:ascii="Calibri" w:hAnsi="Calibri"/>
+          <w:b/>
+          <w:color w:val="0B4A52"/>
+          <w:sz w:val="21"/>
+        </w:rPr>
+        <w:t>Step 2.  Delete the stale copy</w:t>
+      </w:r>
+    </w:p>
+    <w:p>
+      <w:pPr>
+        <w:spacing w:after="80"/>
+        <w:ind w:left="432"/>
+      </w:pPr>
+      <w:r>
+        <w:rPr>
+          <w:rFonts w:ascii="Calibri" w:hAnsi="Calibri"/>
+          <w:b w:val="0"/>
+          <w:i w:val="0"/>
+          <w:color w:val="1A1F2B"/>
+          <w:sz w:val="20"/>
+        </w:rPr>
+        <w:t>Removing the orphaned E: copy first, both to reclaim 19.9 GB and to give the real copy a clean destination.</w:t>
+      </w:r>
+    </w:p>
+    <w:p>
+      <w:pPr>
+        <w:keepNext/>
+        <w:spacing w:before="100" w:after="20"/>
+        <w:ind w:left="432"/>
+      </w:pPr>
+      <w:r>
+        <w:rPr>
+          <w:rFonts w:ascii="Calibri" w:hAnsi="Calibri"/>
+          <w:b/>
+          <w:color w:val="0B4A52"/>
+          <w:sz w:val="21"/>
+        </w:rPr>
+        <w:t>Step 3.  Move the distribution with WSL's own tool</w:t>
+      </w:r>
+    </w:p>
+    <w:p>
+      <w:pPr>
+        <w:spacing w:after="80"/>
+        <w:ind w:left="432"/>
+      </w:pPr>
+      <w:r>
+        <w:rPr>
+          <w:rFonts w:ascii="Consolas" w:hAnsi="Consolas"/>
+          <w:b w:val="0"/>
+          <w:i w:val="0"/>
+          <w:color w:val="1F4E57"/>
+          <w:sz w:val="18"/>
+        </w:rPr>
+        <w:t>wsl --manage docker-desktop --move E:\WSL\Docker\DockerDesktopWSL\main</w:t>
+      </w:r>
+      <w:r>
+        <w:rPr>
+          <w:rFonts w:ascii="Calibri" w:hAnsi="Calibri"/>
+          <w:b w:val="0"/>
+          <w:i w:val="0"/>
+          <w:color w:val="1A1F2B"/>
+          <w:sz w:val="20"/>
+        </w:rPr>
+        <w:t xml:space="preserve">. This is preferable to moving files by hand because </w:t>
+      </w:r>
+      <w:r>
+        <w:rPr>
+          <w:rFonts w:ascii="Calibri" w:hAnsi="Calibri"/>
+          <w:b/>
+          <w:i w:val="0"/>
+          <w:color w:val="1A1F2B"/>
+          <w:sz w:val="20"/>
+        </w:rPr>
+        <w:t>WSL updates its own registry entry</w:t>
+      </w:r>
+      <w:r>
+        <w:rPr>
+          <w:rFonts w:ascii="Calibri" w:hAnsi="Calibri"/>
+          <w:b w:val="0"/>
+          <w:i w:val="0"/>
+          <w:color w:val="1A1F2B"/>
+          <w:sz w:val="20"/>
+        </w:rPr>
+        <w:t>; a manual move would leave the registry pointing at a path that no longer exists.</w:t>
+      </w:r>
+    </w:p>
+    <w:p>
+      <w:pPr>
+        <w:keepNext/>
+        <w:spacing w:before="100" w:after="20"/>
+        <w:ind w:left="432"/>
+      </w:pPr>
+      <w:r>
+        <w:rPr>
+          <w:rFonts w:ascii="Calibri" w:hAnsi="Calibri"/>
+          <w:b/>
+          <w:color w:val="0B4A52"/>
+          <w:sz w:val="21"/>
+        </w:rPr>
+        <w:t>Step 4.  Copy - do not move - the data disk</w:t>
+      </w:r>
+    </w:p>
+    <w:p>
+      <w:pPr>
+        <w:spacing w:after="80"/>
+        <w:ind w:left="432"/>
+      </w:pPr>
+      <w:r>
+        <w:rPr>
+          <w:rFonts w:ascii="Consolas" w:hAnsi="Consolas"/>
+          <w:b w:val="0"/>
+          <w:i w:val="0"/>
+          <w:color w:val="1F4E57"/>
+          <w:sz w:val="18"/>
+        </w:rPr>
+        <w:t>robocopy ... /J</w:t>
+      </w:r>
+      <w:r>
+        <w:rPr>
+          <w:rFonts w:ascii="Calibri" w:hAnsi="Calibri"/>
+          <w:b w:val="0"/>
+          <w:i w:val="0"/>
+          <w:color w:val="1A1F2B"/>
+          <w:sz w:val="20"/>
+        </w:rPr>
+        <w:t xml:space="preserve"> (unbuffered I/O, appropriate for very large files). 19.934 GB in 4.8 minutes at ~74 MB/s. Copying rather than moving leaves the original as a fallback.</w:t>
+      </w:r>
+    </w:p>
+    <w:p>
+      <w:pPr>
+        <w:keepNext/>
+        <w:spacing w:before="100" w:after="20"/>
+        <w:ind w:left="432"/>
+      </w:pPr>
+      <w:r>
+        <w:rPr>
+          <w:rFonts w:ascii="Calibri" w:hAnsi="Calibri"/>
+          <w:b/>
+          <w:color w:val="0B4A52"/>
+          <w:sz w:val="21"/>
+        </w:rPr>
+        <w:t>Step 5.  Repoint the setting</w:t>
+      </w:r>
+    </w:p>
+    <w:p>
+      <w:pPr>
+        <w:spacing w:after="80"/>
+        <w:ind w:left="432"/>
+      </w:pPr>
+      <w:r>
+        <w:rPr>
+          <w:rFonts w:ascii="Consolas" w:hAnsi="Consolas"/>
+          <w:b w:val="0"/>
+          <w:i w:val="0"/>
+          <w:color w:val="1F4E57"/>
+          <w:sz w:val="18"/>
+        </w:rPr>
+        <w:t>CustomWslDistroDir</w:t>
+      </w:r>
+      <w:r>
+        <w:rPr>
+          <w:rFonts w:ascii="Calibri" w:hAnsi="Calibri"/>
+          <w:b w:val="0"/>
+          <w:i w:val="0"/>
+          <w:color w:val="1A1F2B"/>
+          <w:sz w:val="20"/>
+        </w:rPr>
+        <w:t xml:space="preserve"> -&gt; </w:t>
+      </w:r>
+      <w:r>
+        <w:rPr>
+          <w:rFonts w:ascii="Consolas" w:hAnsi="Consolas"/>
+          <w:b w:val="0"/>
+          <w:i w:val="0"/>
+          <w:color w:val="1F4E57"/>
+          <w:sz w:val="18"/>
+        </w:rPr>
+        <w:t>E:\WSL\Docker\DockerDesktopWSL</w:t>
+      </w:r>
+      <w:r>
+        <w:rPr>
+          <w:rFonts w:ascii="Calibri" w:hAnsi="Calibri"/>
+          <w:b w:val="0"/>
+          <w:i w:val="0"/>
+          <w:color w:val="1A1F2B"/>
+          <w:sz w:val="20"/>
+        </w:rPr>
+        <w:t xml:space="preserve"> in </w:t>
+      </w:r>
+      <w:r>
+        <w:rPr>
+          <w:rFonts w:ascii="Consolas" w:hAnsi="Consolas"/>
+          <w:b w:val="0"/>
+          <w:i w:val="0"/>
+          <w:color w:val="1F4E57"/>
+          <w:sz w:val="18"/>
+        </w:rPr>
+        <w:t>%APPDATA%\Docker\settings-store.json</w:t>
+      </w:r>
+      <w:r>
+        <w:rPr>
+          <w:rFonts w:ascii="Calibri" w:hAnsi="Calibri"/>
+          <w:b w:val="0"/>
+          <w:i w:val="0"/>
+          <w:color w:val="1A1F2B"/>
+          <w:sz w:val="20"/>
+        </w:rPr>
+        <w:t>, with a backup taken first.</w:t>
+      </w:r>
+    </w:p>
+    <w:p>
+      <w:pPr>
+        <w:keepNext/>
+        <w:spacing w:before="100" w:after="20"/>
+        <w:ind w:left="432"/>
+      </w:pPr>
+      <w:r>
+        <w:rPr>
+          <w:rFonts w:ascii="Calibri" w:hAnsi="Calibri"/>
+          <w:b/>
+          <w:color w:val="0B4A52"/>
+          <w:sz w:val="21"/>
+        </w:rPr>
+        <w:t>Step 6.  Start, then verify before deleting anything</w:t>
+      </w:r>
+    </w:p>
+    <w:p>
+      <w:pPr>
+        <w:spacing w:after="80"/>
+        <w:ind w:left="432"/>
+      </w:pPr>
+      <w:r>
+        <w:rPr>
+          <w:rFonts w:ascii="Calibri" w:hAnsi="Calibri"/>
+          <w:b w:val="0"/>
+          <w:i w:val="0"/>
+          <w:color w:val="1A1F2B"/>
+          <w:sz w:val="20"/>
+        </w:rPr>
+        <w:t xml:space="preserve">Confirm the </w:t>
+      </w:r>
+      <w:r>
+        <w:rPr>
+          <w:rFonts w:ascii="Calibri" w:hAnsi="Calibri"/>
+          <w:b/>
+          <w:i w:val="0"/>
+          <w:color w:val="1A1F2B"/>
+          <w:sz w:val="20"/>
+        </w:rPr>
+        <w:t>E:</w:t>
+      </w:r>
+      <w:r>
+        <w:rPr>
+          <w:rFonts w:ascii="Calibri" w:hAnsi="Calibri"/>
+          <w:b w:val="0"/>
+          <w:i w:val="0"/>
+          <w:color w:val="1A1F2B"/>
+          <w:sz w:val="20"/>
+        </w:rPr>
+        <w:t xml:space="preserve"> file is now the locked one, then check the inventory: 29 images, all volumes present, and the unrelated Supabase stack back up and healthy.</w:t>
+      </w:r>
+    </w:p>
+    <w:p>
+      <w:pPr>
+        <w:keepNext/>
+        <w:spacing w:before="100" w:after="20"/>
+        <w:ind w:left="432"/>
+      </w:pPr>
+      <w:r>
+        <w:rPr>
+          <w:rFonts w:ascii="Calibri" w:hAnsi="Calibri"/>
+          <w:b/>
+          <w:color w:val="0B4A52"/>
+          <w:sz w:val="21"/>
+        </w:rPr>
+        <w:t>Step 7.  Only then remove the original</w:t>
+      </w:r>
+    </w:p>
+    <w:p>
+      <w:pPr>
+        <w:spacing w:after="80"/>
+        <w:ind w:left="432"/>
+      </w:pPr>
+      <w:r>
+        <w:rPr>
+          <w:rFonts w:ascii="Calibri" w:hAnsi="Calibri"/>
+          <w:b w:val="0"/>
+          <w:i w:val="0"/>
+          <w:color w:val="1A1F2B"/>
+          <w:sz w:val="20"/>
+        </w:rPr>
+        <w:t xml:space="preserve">D: went from 12.5 GB to </w:t>
+      </w:r>
+      <w:r>
+        <w:rPr>
+          <w:rFonts w:ascii="Calibri" w:hAnsi="Calibri"/>
+          <w:b/>
+          <w:i w:val="0"/>
+          <w:color w:val="1A1F2B"/>
+          <w:sz w:val="20"/>
+        </w:rPr>
+        <w:t>32.6 GB</w:t>
+      </w:r>
+      <w:r>
+        <w:rPr>
+          <w:rFonts w:ascii="Calibri" w:hAnsi="Calibri"/>
+          <w:b w:val="0"/>
+          <w:i w:val="0"/>
+          <w:color w:val="1A1F2B"/>
+          <w:sz w:val="20"/>
+        </w:rPr>
+        <w:t xml:space="preserve"> free.</w:t>
+      </w:r>
+    </w:p>
+    <w:p>
+      <w:pPr>
+        <w:pStyle w:val="Heading2"/>
+      </w:pPr>
+      <w:r>
+        <w:t>7.4  The sting in the tail - the Docker socket vanished</w:t>
+      </w:r>
+    </w:p>
+    <w:tbl>
+      <w:tblPr>
+        <w:tblStyle w:val="TableGrid"/>
+        <w:tblW w:type="auto" w:w="0"/>
+        <w:tblLayout w:type="fixed"/>
+        <w:tblLook w:firstColumn="1" w:firstRow="1" w:lastColumn="0" w:lastRow="0" w:noHBand="0" w:noVBand="1" w:val="04A0"/>
+      </w:tblPr>
+      <w:tblGrid>
+        <w:gridCol w:w="4729"/>
+        <w:gridCol w:w="4729"/>
+      </w:tblGrid>
+      <w:tr>
+        <w:tc>
+          <w:tcPr>
+            <w:tcW w:type="dxa" w:w="1800"/>
+            <w:shd w:val="clear" w:color="auto" w:fill="EAF3F4"/>
+          </w:tcPr>
+          <w:p>
+            <w:pPr>
+              <w:spacing w:before="60" w:after="60"/>
+            </w:pPr>
+            <w:r/>
+            <w:r>
+              <w:rPr>
+                <w:rFonts w:ascii="Calibri" w:hAnsi="Calibri"/>
+                <w:b/>
+                <w:color w:val="0F626B"/>
+                <w:sz w:val="15"/>
+              </w:rPr>
+              <w:t>IN PLAIN LANGUAGE</w:t>
+            </w:r>
+          </w:p>
+        </w:tc>
+        <w:tc>
+          <w:tcPr>
+            <w:tcW w:type="dxa" w:w="7704"/>
+            <w:shd w:val="clear" w:color="auto" w:fill="EAF3F4"/>
+          </w:tcPr>
+          <w:p>
+            <w:pPr>
+              <w:spacing w:before="60" w:after="60"/>
+            </w:pPr>
+            <w:r/>
+            <w:r>
+              <w:rPr>
+                <w:rFonts w:ascii="Calibri" w:hAnsi="Calibri"/>
+                <w:b w:val="0"/>
+                <w:i w:val="0"/>
+                <w:color w:val="1A1F2B"/>
+                <w:sz w:val="20"/>
+              </w:rPr>
+              <w:t>After all the restarting, Linux could no longer talk to Docker at all. The connection point simply was not there. Restarting Docker did not bring it back.</w:t>
+            </w:r>
+          </w:p>
+        </w:tc>
+      </w:tr>
+      <w:tr>
+        <w:tc>
+          <w:tcPr>
+            <w:tcW w:type="dxa" w:w="1800"/>
+            <w:shd w:val="clear" w:color="auto" w:fill="F4F5F7"/>
+          </w:tcPr>
+          <w:p>
+            <w:pPr>
+              <w:spacing w:before="60" w:after="60"/>
+            </w:pPr>
+            <w:r/>
+            <w:r>
+              <w:rPr>
+                <w:rFonts w:ascii="Calibri" w:hAnsi="Calibri"/>
+                <w:b/>
+                <w:color w:val="445063"/>
+                <w:sz w:val="15"/>
+              </w:rPr>
+              <w:t>TECHNICALLY</w:t>
+            </w:r>
+          </w:p>
+        </w:tc>
+        <w:tc>
+          <w:tcPr>
+            <w:tcW w:type="dxa" w:w="7704"/>
+            <w:shd w:val="clear" w:color="auto" w:fill="F4F5F7"/>
+          </w:tcPr>
+          <w:p>
+            <w:pPr>
+              <w:spacing w:before="60" w:after="60"/>
+            </w:pPr>
+            <w:r/>
+            <w:r>
+              <w:rPr>
+                <w:rFonts w:ascii="Consolas" w:hAnsi="Consolas"/>
+                <w:b w:val="0"/>
+                <w:i w:val="0"/>
+                <w:color w:val="1F4E57"/>
+                <w:sz w:val="18"/>
+              </w:rPr>
+              <w:t>/var/run/docker.sock</w:t>
+            </w:r>
+            <w:r>
+              <w:rPr>
+                <w:rFonts w:ascii="Calibri" w:hAnsi="Calibri"/>
+                <w:b w:val="0"/>
+                <w:i w:val="0"/>
+                <w:color w:val="1A1F2B"/>
+                <w:sz w:val="20"/>
+              </w:rPr>
+              <w:t xml:space="preserve"> was not re-provisioned into the Ubuntu distro after </w:t>
+            </w:r>
+            <w:r>
+              <w:rPr>
+                <w:rFonts w:ascii="Consolas" w:hAnsi="Consolas"/>
+                <w:b w:val="0"/>
+                <w:i w:val="0"/>
+                <w:color w:val="1F4E57"/>
+                <w:sz w:val="18"/>
+              </w:rPr>
+              <w:t>wsl --shutdown</w:t>
+            </w:r>
+            <w:r>
+              <w:rPr>
+                <w:rFonts w:ascii="Calibri" w:hAnsi="Calibri"/>
+                <w:b w:val="0"/>
+                <w:i w:val="0"/>
+                <w:color w:val="1A1F2B"/>
+                <w:sz w:val="20"/>
+              </w:rPr>
+              <w:t xml:space="preserve">. Everything else was in place - the CLI was symlinked to </w:t>
+            </w:r>
+            <w:r>
+              <w:rPr>
+                <w:rFonts w:ascii="Consolas" w:hAnsi="Consolas"/>
+                <w:b w:val="0"/>
+                <w:i w:val="0"/>
+                <w:color w:val="1F4E57"/>
+                <w:sz w:val="18"/>
+              </w:rPr>
+              <w:t>/mnt/wsl/docker-desktop/cli-tools</w:t>
+            </w:r>
+            <w:r>
+              <w:rPr>
+                <w:rFonts w:ascii="Calibri" w:hAnsi="Calibri"/>
+                <w:b w:val="0"/>
+                <w:i w:val="0"/>
+                <w:color w:val="1A1F2B"/>
+                <w:sz w:val="20"/>
+              </w:rPr>
+              <w:t xml:space="preserve">, and all the proxy sockets existed under </w:t>
+            </w:r>
+            <w:r>
+              <w:rPr>
+                <w:rFonts w:ascii="Consolas" w:hAnsi="Consolas"/>
+                <w:b w:val="0"/>
+                <w:i w:val="0"/>
+                <w:color w:val="1F4E57"/>
+                <w:sz w:val="18"/>
+              </w:rPr>
+              <w:t>shared-sockets/guest-services/</w:t>
+            </w:r>
+            <w:r>
+              <w:rPr>
+                <w:rFonts w:ascii="Calibri" w:hAnsi="Calibri"/>
+                <w:b w:val="0"/>
+                <w:i w:val="0"/>
+                <w:color w:val="1A1F2B"/>
+                <w:sz w:val="20"/>
+              </w:rPr>
+              <w:t xml:space="preserve"> - but the symlink itself was never created. Neither a Docker restart nor a distro restart fixed it.</w:t>
+            </w:r>
+          </w:p>
+        </w:tc>
+      </w:tr>
+    </w:tbl>
+    <w:p>
+      <w:pPr>
+        <w:spacing w:after="80"/>
+      </w:pPr>
+    </w:p>
+    <w:p>
+      <w:pPr>
+        <w:spacing w:after="140"/>
+      </w:pPr>
+      <w:r>
+        <w:rPr>
+          <w:rFonts w:ascii="Calibri" w:hAnsi="Calibri"/>
+          <w:b w:val="0"/>
+          <w:i w:val="0"/>
+          <w:color w:val="1A1F2B"/>
+          <w:sz w:val="21"/>
+        </w:rPr>
+        <w:t>What worked was forcing Docker Desktop to re-run its integration provisioning by toggling the distribution out of the list and back in:</w:t>
+      </w:r>
+    </w:p>
+    <w:p>
+      <w:pPr>
+        <w:spacing w:before="120" w:after="180" w:line="240" w:lineRule="auto"/>
+        <w:ind w:left="115"/>
+        <w:shd w:val="clear" w:color="auto" w:fill="F4F5F7"/>
+      </w:pPr>
+      <w:r>
+        <w:rPr>
+          <w:rFonts w:ascii="Consolas" w:hAnsi="Consolas"/>
+          <w:color w:val="222A33"/>
+          <w:sz w:val="16"/>
+        </w:rPr>
+        <w:t>docker desktop stop</w:t>
+        <w:br/>
+        <w:t>#   settings-store.json:  "IntegratedWslDistros": []</w:t>
+        <w:br/>
+        <w:t>docker desktop start ; docker desktop stop</w:t>
+        <w:br/>
+        <w:t>#   settings-store.json:  "IntegratedWslDistros": ["Ubuntu-24.04"]</w:t>
+        <w:br/>
+        <w:t>docker desktop start</w:t>
+        <w:br/>
+        <w:t># -&gt; srw-rw---- 1 root docker 0 /var/run/docker.sock</w:t>
+      </w:r>
+    </w:p>
+    <w:tbl>
+      <w:tblPr>
+        <w:tblW w:type="auto" w:w="0"/>
+        <w:jc w:val="center"/>
+        <w:tblLook w:firstColumn="1" w:firstRow="1" w:lastColumn="0" w:lastRow="0" w:noHBand="0" w:noVBand="1" w:val="04A0"/>
+      </w:tblPr>
+      <w:tblGrid>
+        <w:gridCol w:w="9458"/>
+      </w:tblGrid>
+      <w:tr>
+        <w:tc>
+          <w:tcPr>
+            <w:tcW w:type="dxa" w:w="9504"/>
+            <w:shd w:val="clear" w:color="auto" w:fill="EAF3F4"/>
+            <w:tcBorders>
+              <w:left w:val="single" w:sz="24" w:color="0F626B"/>
+            </w:tcBorders>
+          </w:tcPr>
+          <w:p>
+            <w:pPr>
+              <w:spacing w:before="60" w:after="40"/>
+            </w:pPr>
+            <w:r/>
+            <w:r>
+              <w:rPr>
+                <w:rFonts w:ascii="Calibri" w:hAnsi="Calibri"/>
+                <w:b/>
+                <w:color w:val="0F626B"/>
+                <w:sz w:val="17"/>
+              </w:rPr>
+              <w:t>WORTH REMEMBERING</w:t>
+            </w:r>
+          </w:p>
+          <w:p>
+            <w:pPr>
+              <w:spacing w:before="0" w:after="80"/>
+            </w:pPr>
+            <w:r>
+              <w:rPr>
+                <w:rFonts w:ascii="Calibri" w:hAnsi="Calibri"/>
+                <w:b/>
+                <w:i w:val="0"/>
+                <w:color w:val="1A1F2B"/>
+                <w:sz w:val="20"/>
+              </w:rPr>
+              <w:t>Some state is only created on a transition, not on startup.</w:t>
+            </w:r>
+            <w:r>
+              <w:rPr>
+                <w:rFonts w:ascii="Calibri" w:hAnsi="Calibri"/>
+                <w:b w:val="0"/>
+                <w:i w:val="0"/>
+                <w:color w:val="1A1F2B"/>
+                <w:sz w:val="20"/>
+              </w:rPr>
+              <w:t xml:space="preserve"> Docker Desktop provisions the socket when a distribution </w:t>
+            </w:r>
+            <w:r>
+              <w:rPr>
+                <w:rFonts w:ascii="Calibri" w:hAnsi="Calibri"/>
+                <w:b w:val="0"/>
+                <w:i/>
+                <w:color w:val="1A1F2B"/>
+                <w:sz w:val="20"/>
+              </w:rPr>
+              <w:t>becomes</w:t>
+            </w:r>
+            <w:r>
+              <w:rPr>
+                <w:rFonts w:ascii="Calibri" w:hAnsi="Calibri"/>
+                <w:b w:val="0"/>
+                <w:i w:val="0"/>
+                <w:color w:val="1A1F2B"/>
+                <w:sz w:val="20"/>
+              </w:rPr>
+              <w:t xml:space="preserve"> integrated, not every time it starts. When something is missing that should exist, forcing the transition is often the fix - and it is far cheaper than reinstalling. This is now recorded in </w:t>
+            </w:r>
+            <w:r>
+              <w:rPr>
+                <w:rFonts w:ascii="Consolas" w:hAnsi="Consolas"/>
+                <w:b w:val="0"/>
+                <w:i w:val="0"/>
+                <w:color w:val="1F4E57"/>
+                <w:sz w:val="18"/>
+              </w:rPr>
+              <w:t>CLAUDE.md</w:t>
+            </w:r>
+            <w:r>
+              <w:rPr>
+                <w:rFonts w:ascii="Calibri" w:hAnsi="Calibri"/>
+                <w:b w:val="0"/>
+                <w:i w:val="0"/>
+                <w:color w:val="1A1F2B"/>
+                <w:sz w:val="20"/>
+              </w:rPr>
+              <w:t>.</w:t>
+            </w:r>
+          </w:p>
+        </w:tc>
+      </w:tr>
+    </w:tbl>
+    <w:p>
+      <w:pPr>
+        <w:spacing w:after="40"/>
+      </w:pPr>
+    </w:p>
+    <w:p>
+      <w:pPr>
+        <w:pStyle w:val="Heading2"/>
+      </w:pPr>
+      <w:r>
+        <w:t>7.5  Outcome</w:t>
+      </w:r>
+    </w:p>
+    <w:tbl>
+      <w:tblPr>
+        <w:tblStyle w:val="TableGrid"/>
+        <w:tblW w:type="auto" w:w="0"/>
+        <w:jc w:val="center"/>
+        <w:tblLayout w:type="fixed"/>
+        <w:tblLook w:firstColumn="1" w:firstRow="1" w:lastColumn="0" w:lastRow="0" w:noHBand="0" w:noVBand="1" w:val="04A0"/>
+      </w:tblPr>
+      <w:tblGrid>
+        <w:gridCol w:w="3153"/>
+        <w:gridCol w:w="3153"/>
+        <w:gridCol w:w="3153"/>
+      </w:tblGrid>
+      <w:tr>
+        <w:trPr>
+          <w:tblHeader/>
+        </w:trPr>
+        <w:tc>
+          <w:tcPr>
+            <w:tcW w:type="dxa" w:w="1152"/>
+            <w:shd w:val="clear" w:color="auto" w:fill="0F626B"/>
+          </w:tcPr>
+          <w:p>
+            <w:pPr>
+              <w:spacing w:before="40" w:after="40"/>
+            </w:pPr>
+            <w:r/>
+            <w:r>
+              <w:rPr>
+                <w:rFonts w:ascii="Calibri" w:hAnsi="Calibri"/>
+                <w:b/>
+                <w:color w:val="FFFFFF"/>
+                <w:sz w:val="18"/>
+              </w:rPr>
+              <w:t>Drive</w:t>
+            </w:r>
+          </w:p>
+        </w:tc>
+        <w:tc>
+          <w:tcPr>
+            <w:tcW w:type="dxa" w:w="3744"/>
+            <w:shd w:val="clear" w:color="auto" w:fill="0F626B"/>
+          </w:tcPr>
+          <w:p>
+            <w:pPr>
+              <w:spacing w:before="40" w:after="40"/>
+            </w:pPr>
+            <w:r/>
+            <w:r>
+              <w:rPr>
+                <w:rFonts w:ascii="Calibri" w:hAnsi="Calibri"/>
+                <w:b/>
+                <w:color w:val="FFFFFF"/>
+                <w:sz w:val="18"/>
+              </w:rPr>
+              <w:t>Before</w:t>
+            </w:r>
+          </w:p>
+        </w:tc>
+        <w:tc>
+          <w:tcPr>
+            <w:tcW w:type="dxa" w:w="4608"/>
+            <w:shd w:val="clear" w:color="auto" w:fill="0F626B"/>
+          </w:tcPr>
+          <w:p>
+            <w:pPr>
+              <w:spacing w:before="40" w:after="40"/>
+            </w:pPr>
+            <w:r/>
+            <w:r>
+              <w:rPr>
+                <w:rFonts w:ascii="Calibri" w:hAnsi="Calibri"/>
+                <w:b/>
+                <w:color w:val="FFFFFF"/>
+                <w:sz w:val="18"/>
+              </w:rPr>
+              <w:t>After</w:t>
+            </w:r>
+          </w:p>
+        </w:tc>
+      </w:tr>
+      <w:tr>
+        <w:tc>
+          <w:tcPr>
+            <w:tcW w:type="dxa" w:w="1152"/>
+          </w:tcPr>
+          <w:p>
+            <w:pPr>
+              <w:spacing w:before="40" w:after="40"/>
+            </w:pPr>
+            <w:r/>
+            <w:r>
+              <w:rPr>
+                <w:rFonts w:ascii="Calibri" w:hAnsi="Calibri"/>
+                <w:b w:val="0"/>
+                <w:i w:val="0"/>
+                <w:color w:val="1A1F2B"/>
+                <w:sz w:val="19"/>
+              </w:rPr>
+              <w:t>C:</w:t>
+            </w:r>
+          </w:p>
+        </w:tc>
+        <w:tc>
+          <w:tcPr>
+            <w:tcW w:type="dxa" w:w="3744"/>
+          </w:tcPr>
+          <w:p>
+            <w:pPr>
+              <w:spacing w:before="40" w:after="40"/>
+            </w:pPr>
+            <w:r/>
+            <w:r>
+              <w:rPr>
+                <w:rFonts w:ascii="Calibri" w:hAnsi="Calibri"/>
+                <w:b w:val="0"/>
+                <w:i w:val="0"/>
+                <w:color w:val="1A1F2B"/>
+                <w:sz w:val="19"/>
+              </w:rPr>
+              <w:t>1.4 GB free</w:t>
+            </w:r>
+          </w:p>
+        </w:tc>
+        <w:tc>
+          <w:tcPr>
+            <w:tcW w:type="dxa" w:w="4608"/>
+          </w:tcPr>
+          <w:p>
+            <w:pPr>
+              <w:spacing w:before="40" w:after="40"/>
+            </w:pPr>
+            <w:r/>
+            <w:r>
+              <w:rPr>
+                <w:rFonts w:ascii="Calibri" w:hAnsi="Calibri"/>
+                <w:b/>
+                <w:i w:val="0"/>
+                <w:color w:val="1A1F2B"/>
+                <w:sz w:val="19"/>
+              </w:rPr>
+              <w:t>4.6 GB</w:t>
+            </w:r>
+            <w:r>
+              <w:rPr>
+                <w:rFonts w:ascii="Calibri" w:hAnsi="Calibri"/>
+                <w:b w:val="0"/>
+                <w:i w:val="0"/>
+                <w:color w:val="1A1F2B"/>
+                <w:sz w:val="19"/>
+              </w:rPr>
+              <w:t xml:space="preserve"> (caches cleared)</w:t>
+            </w:r>
+          </w:p>
+        </w:tc>
+      </w:tr>
+      <w:tr>
+        <w:tc>
+          <w:tcPr>
+            <w:tcW w:type="dxa" w:w="1152"/>
+            <w:shd w:val="clear" w:color="auto" w:fill="F2F6F7"/>
+          </w:tcPr>
+          <w:p>
+            <w:pPr>
+              <w:spacing w:before="40" w:after="40"/>
+            </w:pPr>
+            <w:r/>
+            <w:r>
+              <w:rPr>
+                <w:rFonts w:ascii="Calibri" w:hAnsi="Calibri"/>
+                <w:b w:val="0"/>
+                <w:i w:val="0"/>
+                <w:color w:val="1A1F2B"/>
+                <w:sz w:val="19"/>
+              </w:rPr>
+              <w:t>D:</w:t>
+            </w:r>
+          </w:p>
+        </w:tc>
+        <w:tc>
+          <w:tcPr>
+            <w:tcW w:type="dxa" w:w="3744"/>
+            <w:shd w:val="clear" w:color="auto" w:fill="F2F6F7"/>
+          </w:tcPr>
+          <w:p>
+            <w:pPr>
+              <w:spacing w:before="40" w:after="40"/>
+            </w:pPr>
+            <w:r/>
+            <w:r>
+              <w:rPr>
+                <w:rFonts w:ascii="Calibri" w:hAnsi="Calibri"/>
+                <w:b w:val="0"/>
+                <w:i w:val="0"/>
+                <w:color w:val="1A1F2B"/>
+                <w:sz w:val="19"/>
+              </w:rPr>
+              <w:t>12.5 GB free, holding Docker</w:t>
+            </w:r>
+          </w:p>
+        </w:tc>
+        <w:tc>
+          <w:tcPr>
+            <w:tcW w:type="dxa" w:w="4608"/>
+            <w:shd w:val="clear" w:color="auto" w:fill="F2F6F7"/>
+          </w:tcPr>
+          <w:p>
+            <w:pPr>
+              <w:spacing w:before="40" w:after="40"/>
+            </w:pPr>
+            <w:r/>
+            <w:r>
+              <w:rPr>
+                <w:rFonts w:ascii="Calibri" w:hAnsi="Calibri"/>
+                <w:b/>
+                <w:i w:val="0"/>
+                <w:color w:val="1A1F2B"/>
+                <w:sz w:val="19"/>
+              </w:rPr>
+              <w:t>32.6 GB</w:t>
+            </w:r>
+            <w:r>
+              <w:rPr>
+                <w:rFonts w:ascii="Calibri" w:hAnsi="Calibri"/>
+                <w:b w:val="0"/>
+                <w:i w:val="0"/>
+                <w:color w:val="1A1F2B"/>
+                <w:sz w:val="19"/>
+              </w:rPr>
+              <w:t>, Docker data gone</w:t>
+            </w:r>
+          </w:p>
+        </w:tc>
+      </w:tr>
+      <w:tr>
+        <w:tc>
+          <w:tcPr>
+            <w:tcW w:type="dxa" w:w="1152"/>
+          </w:tcPr>
+          <w:p>
+            <w:pPr>
+              <w:spacing w:before="40" w:after="40"/>
+            </w:pPr>
+            <w:r/>
+            <w:r>
+              <w:rPr>
+                <w:rFonts w:ascii="Calibri" w:hAnsi="Calibri"/>
+                <w:b w:val="0"/>
+                <w:i w:val="0"/>
+                <w:color w:val="1A1F2B"/>
+                <w:sz w:val="19"/>
+              </w:rPr>
+              <w:t>E:</w:t>
+            </w:r>
+          </w:p>
+        </w:tc>
+        <w:tc>
+          <w:tcPr>
+            <w:tcW w:type="dxa" w:w="3744"/>
+          </w:tcPr>
+          <w:p>
+            <w:pPr>
+              <w:spacing w:before="40" w:after="40"/>
+            </w:pPr>
+            <w:r/>
+            <w:r>
+              <w:rPr>
+                <w:rFonts w:ascii="Calibri" w:hAnsi="Calibri"/>
+                <w:b w:val="0"/>
+                <w:i w:val="0"/>
+                <w:color w:val="1A1F2B"/>
+                <w:sz w:val="19"/>
+              </w:rPr>
+              <w:t>102 GB free</w:t>
+            </w:r>
+          </w:p>
+        </w:tc>
+        <w:tc>
+          <w:tcPr>
+            <w:tcW w:type="dxa" w:w="4608"/>
+          </w:tcPr>
+          <w:p>
+            <w:pPr>
+              <w:spacing w:before="40" w:after="40"/>
+            </w:pPr>
+            <w:r/>
+            <w:r>
+              <w:rPr>
+                <w:rFonts w:ascii="Calibri" w:hAnsi="Calibri"/>
+                <w:b/>
+                <w:i w:val="0"/>
+                <w:color w:val="1A1F2B"/>
+                <w:sz w:val="19"/>
+              </w:rPr>
+              <w:t>77.5 GB</w:t>
+            </w:r>
+            <w:r>
+              <w:rPr>
+                <w:rFonts w:ascii="Calibri" w:hAnsi="Calibri"/>
+                <w:b w:val="0"/>
+                <w:i w:val="0"/>
+                <w:color w:val="1A1F2B"/>
+                <w:sz w:val="19"/>
+              </w:rPr>
+              <w:t>, holding Ubuntu + Docker + swap</w:t>
+            </w:r>
+          </w:p>
+        </w:tc>
+      </w:tr>
+    </w:tbl>
+    <w:p>
+      <w:pPr>
+        <w:spacing w:after="60"/>
+      </w:pPr>
+    </w:p>
+    <w:p>
+      <w:pPr>
+        <w:spacing w:after="140"/>
+      </w:pPr>
+      <w:r>
+        <w:rPr>
+          <w:rFonts w:ascii="Consolas" w:hAnsi="Consolas"/>
+          <w:b w:val="0"/>
+          <w:i w:val="0"/>
+          <w:color w:val="1F4E57"/>
+          <w:sz w:val="19"/>
+        </w:rPr>
+        <w:t>make gpu-check</w:t>
+      </w:r>
+      <w:r>
+        <w:rPr>
+          <w:rFonts w:ascii="Calibri" w:hAnsi="Calibri"/>
+          <w:b w:val="0"/>
+          <w:i w:val="0"/>
+          <w:color w:val="1A1F2B"/>
+          <w:sz w:val="21"/>
+        </w:rPr>
+        <w:t xml:space="preserve"> passes after the move, so M1 is unblocked with roughly 77 GB of headroom for vLLM, model weights and the images still to come.</w:t>
+      </w:r>
+    </w:p>
+    <w:p>
+      <w:r>
+        <w:br w:type="page"/>
+      </w:r>
+    </w:p>
+    <w:p>
+      <w:pPr>
+        <w:pStyle w:val="Heading1"/>
+        <w:pBdr>
+          <w:bottom w:val="single" w:sz="8" w:space="6" w:color="0F626B"/>
+        </w:pBdr>
+      </w:pPr>
+      <w:r>
+        <w:t>8. What Was Done Differently, and Why</w:t>
+      </w:r>
+    </w:p>
+    <w:p>
+      <w:pPr>
+        <w:spacing w:after="140"/>
+      </w:pPr>
+      <w:r>
+        <w:rPr>
+          <w:rFonts w:ascii="Calibri" w:hAnsi="Calibri"/>
+          <w:b w:val="0"/>
+          <w:i w:val="0"/>
+          <w:color w:val="1A1F2B"/>
+          <w:sz w:val="21"/>
+        </w:rPr>
+        <w:t>Eight departures from the written plan. Each was a response to something the plan could not have known, and each is recorded rather than quietly absorbed.</w:t>
       </w:r>
     </w:p>
     <w:tbl>
@@ -7317,7 +10872,7 @@
         </w:tc>
         <w:tc>
           <w:tcPr>
-            <w:tcW w:type="dxa" w:w="2232"/>
+            <w:tcW w:type="dxa" w:w="2160"/>
             <w:shd w:val="clear" w:color="auto" w:fill="0F626B"/>
           </w:tcPr>
           <w:p>
@@ -7338,7 +10893,7 @@
         </w:tc>
         <w:tc>
           <w:tcPr>
-            <w:tcW w:type="dxa" w:w="2592"/>
+            <w:tcW w:type="dxa" w:w="2520"/>
             <w:shd w:val="clear" w:color="auto" w:fill="0F626B"/>
           </w:tcPr>
           <w:p>
@@ -7359,7 +10914,7 @@
         </w:tc>
         <w:tc>
           <w:tcPr>
-            <w:tcW w:type="dxa" w:w="4248"/>
+            <w:tcW w:type="dxa" w:w="4392"/>
             <w:shd w:val="clear" w:color="auto" w:fill="0F626B"/>
           </w:tcPr>
           <w:p>
@@ -7403,7 +10958,7 @@
         </w:tc>
         <w:tc>
           <w:tcPr>
-            <w:tcW w:type="dxa" w:w="2232"/>
+            <w:tcW w:type="dxa" w:w="2160"/>
           </w:tcPr>
           <w:p>
             <w:pPr>
@@ -7424,7 +10979,7 @@
         </w:tc>
         <w:tc>
           <w:tcPr>
-            <w:tcW w:type="dxa" w:w="2592"/>
+            <w:tcW w:type="dxa" w:w="2520"/>
           </w:tcPr>
           <w:p>
             <w:pPr>
@@ -7445,7 +11000,7 @@
         </w:tc>
         <w:tc>
           <w:tcPr>
-            <w:tcW w:type="dxa" w:w="4248"/>
+            <w:tcW w:type="dxa" w:w="4392"/>
           </w:tcPr>
           <w:p>
             <w:pPr>
@@ -7470,7 +11025,7 @@
                 <w:color w:val="1A1F2B"/>
                 <w:sz w:val="19"/>
               </w:rPr>
-              <w:t>no Linux distro at all</w:t>
+              <w:t>no Linux distribution at all</w:t>
             </w:r>
             <w:r>
               <w:rPr>
@@ -7480,7 +11035,7 @@
                 <w:color w:val="1A1F2B"/>
                 <w:sz w:val="19"/>
               </w:rPr>
-              <w:t xml:space="preserve"> - only Docker's internal one. The plan's premise was wrong.</w:t>
+              <w:t xml:space="preserve"> - only Docker's internal one. The plan's premise was simply wrong.</w:t>
             </w:r>
           </w:p>
         </w:tc>
@@ -7510,7 +11065,7 @@
         </w:tc>
         <w:tc>
           <w:tcPr>
-            <w:tcW w:type="dxa" w:w="2232"/>
+            <w:tcW w:type="dxa" w:w="2160"/>
             <w:shd w:val="clear" w:color="auto" w:fill="F2F6F7"/>
           </w:tcPr>
           <w:p>
@@ -7542,7 +11097,7 @@
         </w:tc>
         <w:tc>
           <w:tcPr>
-            <w:tcW w:type="dxa" w:w="2592"/>
+            <w:tcW w:type="dxa" w:w="2520"/>
             <w:shd w:val="clear" w:color="auto" w:fill="F2F6F7"/>
           </w:tcPr>
           <w:p>
@@ -7584,7 +11139,7 @@
         </w:tc>
         <w:tc>
           <w:tcPr>
-            <w:tcW w:type="dxa" w:w="4248"/>
+            <w:tcW w:type="dxa" w:w="4392"/>
             <w:shd w:val="clear" w:color="auto" w:fill="F2F6F7"/>
           </w:tcPr>
           <w:p>
@@ -7600,7 +11155,7 @@
                 <w:color w:val="1A1F2B"/>
                 <w:sz w:val="19"/>
               </w:rPr>
-              <w:t>The device plugin cannot function under WSL2 (Section 5.3). Branching on host keeps the repo portable and makes the difference explicit.</w:t>
+              <w:t>The device plugin cannot function under WSL2 (§6.3). Branching on host keeps the repo portable and makes the difference explicit rather than accidental.</w:t>
             </w:r>
           </w:p>
         </w:tc>
@@ -7629,7 +11184,7 @@
         </w:tc>
         <w:tc>
           <w:tcPr>
-            <w:tcW w:type="dxa" w:w="2232"/>
+            <w:tcW w:type="dxa" w:w="2160"/>
           </w:tcPr>
           <w:p>
             <w:pPr>
@@ -7650,7 +11205,7 @@
         </w:tc>
         <w:tc>
           <w:tcPr>
-            <w:tcW w:type="dxa" w:w="2592"/>
+            <w:tcW w:type="dxa" w:w="2520"/>
           </w:tcPr>
           <w:p>
             <w:pPr>
@@ -7671,7 +11226,7 @@
         </w:tc>
         <w:tc>
           <w:tcPr>
-            <w:tcW w:type="dxa" w:w="4248"/>
+            <w:tcW w:type="dxa" w:w="4392"/>
           </w:tcPr>
           <w:p>
             <w:pPr>
@@ -7686,7 +11241,7 @@
                 <w:color w:val="1A1F2B"/>
                 <w:sz w:val="19"/>
               </w:rPr>
-              <w:t>The original pins were badly out of date and one did not exist. Verification is now part of the process.</w:t>
+              <w:t>The original pins were badly out of date and one had never existed. Verification is now part of the process, not an afterthought.</w:t>
             </w:r>
           </w:p>
         </w:tc>
@@ -7716,7 +11271,7 @@
         </w:tc>
         <w:tc>
           <w:tcPr>
-            <w:tcW w:type="dxa" w:w="2232"/>
+            <w:tcW w:type="dxa" w:w="2160"/>
             <w:shd w:val="clear" w:color="auto" w:fill="F2F6F7"/>
           </w:tcPr>
           <w:p>
@@ -7732,13 +11287,13 @@
                 <w:color w:val="1A1F2B"/>
                 <w:sz w:val="19"/>
               </w:rPr>
-              <w:t>k3s v1.31.5, CUDA 12.4</w:t>
-            </w:r>
-          </w:p>
-        </w:tc>
-        <w:tc>
-          <w:tcPr>
-            <w:tcW w:type="dxa" w:w="2592"/>
+              <w:t>k3s v1.31.5, CUDA 12.4, Helm 3</w:t>
+            </w:r>
+          </w:p>
+        </w:tc>
+        <w:tc>
+          <w:tcPr>
+            <w:tcW w:type="dxa" w:w="2520"/>
             <w:shd w:val="clear" w:color="auto" w:fill="F2F6F7"/>
           </w:tcPr>
           <w:p>
@@ -7754,13 +11309,13 @@
                 <w:color w:val="1A1F2B"/>
                 <w:sz w:val="19"/>
               </w:rPr>
-              <w:t>k3s v1.36.4, CUDA 12.8, Helm 4</w:t>
-            </w:r>
-          </w:p>
-        </w:tc>
-        <w:tc>
-          <w:tcPr>
-            <w:tcW w:type="dxa" w:w="4248"/>
+              <w:t>k3s v1.36.4, CUDA 12.8, Helm 4.2.4</w:t>
+            </w:r>
+          </w:p>
+        </w:tc>
+        <w:tc>
+          <w:tcPr>
+            <w:tcW w:type="dxa" w:w="4392"/>
             <w:shd w:val="clear" w:color="auto" w:fill="F2F6F7"/>
           </w:tcPr>
           <w:p>
@@ -7776,7 +11331,7 @@
                 <w:color w:val="1A1F2B"/>
                 <w:sz w:val="19"/>
               </w:rPr>
-              <w:t>Current versions. A portfolio project running two-year-old components invites an awkward question.</w:t>
+              <w:t>Current versions. A portfolio project running two-year-old components invites an awkward question in an interview.</w:t>
             </w:r>
           </w:p>
         </w:tc>
@@ -7805,7 +11360,7 @@
         </w:tc>
         <w:tc>
           <w:tcPr>
-            <w:tcW w:type="dxa" w:w="2232"/>
+            <w:tcW w:type="dxa" w:w="2160"/>
           </w:tcPr>
           <w:p>
             <w:pPr>
@@ -7826,7 +11381,7 @@
         </w:tc>
         <w:tc>
           <w:tcPr>
-            <w:tcW w:type="dxa" w:w="2592"/>
+            <w:tcW w:type="dxa" w:w="2520"/>
           </w:tcPr>
           <w:p>
             <w:pPr>
@@ -7841,13 +11396,13 @@
                 <w:color w:val="1A1F2B"/>
                 <w:sz w:val="19"/>
               </w:rPr>
-              <w:t>Audited Docker contents; deleted only what was approved</w:t>
-            </w:r>
-          </w:p>
-        </w:tc>
-        <w:tc>
-          <w:tcPr>
-            <w:tcW w:type="dxa" w:w="4248"/>
+              <w:t>Audited Docker's contents; deleted only what was approved</w:t>
+            </w:r>
+          </w:p>
+        </w:tc>
+        <w:tc>
+          <w:tcPr>
+            <w:tcW w:type="dxa" w:w="4392"/>
           </w:tcPr>
           <w:p>
             <w:pPr>
@@ -7862,7 +11417,7 @@
                 <w:color w:val="1A1F2B"/>
                 <w:sz w:val="19"/>
               </w:rPr>
-              <w:t>The machine held an active Supabase project. Destroying it would have been unacceptable.</w:t>
+              <w:t>The machine held an active Supabase project with live database volumes. Destroying it would have been unacceptable.</w:t>
             </w:r>
           </w:p>
         </w:tc>
@@ -7892,7 +11447,7 @@
         </w:tc>
         <w:tc>
           <w:tcPr>
-            <w:tcW w:type="dxa" w:w="2232"/>
+            <w:tcW w:type="dxa" w:w="2160"/>
             <w:shd w:val="clear" w:color="auto" w:fill="F2F6F7"/>
           </w:tcPr>
           <w:p>
@@ -7908,13 +11463,165 @@
                 <w:color w:val="1A1F2B"/>
                 <w:sz w:val="19"/>
               </w:rPr>
+              <w:t>Nothing about drive layout</w:t>
+            </w:r>
+          </w:p>
+        </w:tc>
+        <w:tc>
+          <w:tcPr>
+            <w:tcW w:type="dxa" w:w="2520"/>
+            <w:shd w:val="clear" w:color="auto" w:fill="F2F6F7"/>
+          </w:tcPr>
+          <w:p>
+            <w:pPr>
+              <w:spacing w:before="40" w:after="40"/>
+            </w:pPr>
+            <w:r/>
+            <w:r>
+              <w:rPr>
+                <w:rFonts w:ascii="Calibri" w:hAnsi="Calibri"/>
+                <w:b w:val="0"/>
+                <w:i w:val="0"/>
+                <w:color w:val="1A1F2B"/>
+                <w:sz w:val="19"/>
+              </w:rPr>
+              <w:t>Moved Docker's 19.9 GB data disk D: -&gt; E: (§7)</w:t>
+            </w:r>
+          </w:p>
+        </w:tc>
+        <w:tc>
+          <w:tcPr>
+            <w:tcW w:type="dxa" w:w="4392"/>
+            <w:shd w:val="clear" w:color="auto" w:fill="F2F6F7"/>
+          </w:tcPr>
+          <w:p>
+            <w:pPr>
+              <w:spacing w:before="40" w:after="40"/>
+            </w:pPr>
+            <w:r/>
+            <w:r>
+              <w:rPr>
+                <w:rFonts w:ascii="Calibri" w:hAnsi="Calibri"/>
+                <w:b w:val="0"/>
+                <w:i w:val="0"/>
+                <w:color w:val="1A1F2B"/>
+                <w:sz w:val="19"/>
+              </w:rPr>
+              <w:t>D: had 12.5 GB free and M1 needs a ~10 GB image. This would have blocked the next milestone outright.</w:t>
+            </w:r>
+          </w:p>
+        </w:tc>
+      </w:tr>
+      <w:tr>
+        <w:tc>
+          <w:tcPr>
+            <w:tcW w:type="dxa" w:w="432"/>
+          </w:tcPr>
+          <w:p>
+            <w:pPr>
+              <w:spacing w:before="40" w:after="40"/>
+            </w:pPr>
+            <w:r/>
+            <w:r>
+              <w:rPr>
+                <w:rFonts w:ascii="Calibri" w:hAnsi="Calibri"/>
+                <w:b w:val="0"/>
+                <w:i w:val="0"/>
+                <w:color w:val="1A1F2B"/>
+                <w:sz w:val="19"/>
+              </w:rPr>
+              <w:t>7</w:t>
+            </w:r>
+          </w:p>
+        </w:tc>
+        <w:tc>
+          <w:tcPr>
+            <w:tcW w:type="dxa" w:w="2160"/>
+          </w:tcPr>
+          <w:p>
+            <w:pPr>
+              <w:spacing w:before="40" w:after="40"/>
+            </w:pPr>
+            <w:r/>
+            <w:r>
+              <w:rPr>
+                <w:rFonts w:ascii="Calibri" w:hAnsi="Calibri"/>
+                <w:b w:val="0"/>
+                <w:i w:val="0"/>
+                <w:color w:val="1A1F2B"/>
+                <w:sz w:val="19"/>
+              </w:rPr>
               <w:t>Nothing about C: drive</w:t>
             </w:r>
           </w:p>
         </w:tc>
         <w:tc>
           <w:tcPr>
-            <w:tcW w:type="dxa" w:w="2592"/>
+            <w:tcW w:type="dxa" w:w="2520"/>
+          </w:tcPr>
+          <w:p>
+            <w:pPr>
+              <w:spacing w:before="40" w:after="40"/>
+            </w:pPr>
+            <w:r/>
+            <w:r>
+              <w:rPr>
+                <w:rFonts w:ascii="Calibri" w:hAnsi="Calibri"/>
+                <w:b w:val="0"/>
+                <w:i w:val="0"/>
+                <w:color w:val="1A1F2B"/>
+                <w:sz w:val="19"/>
+              </w:rPr>
+              <w:t>Reclaimed ~7 GB of caches across two passes</w:t>
+            </w:r>
+          </w:p>
+        </w:tc>
+        <w:tc>
+          <w:tcPr>
+            <w:tcW w:type="dxa" w:w="4392"/>
+          </w:tcPr>
+          <w:p>
+            <w:pPr>
+              <w:spacing w:before="40" w:after="40"/>
+            </w:pPr>
+            <w:r/>
+            <w:r>
+              <w:rPr>
+                <w:rFonts w:ascii="Calibri" w:hAnsi="Calibri"/>
+                <w:b w:val="0"/>
+                <w:i w:val="0"/>
+                <w:color w:val="1A1F2B"/>
+                <w:sz w:val="19"/>
+              </w:rPr>
+              <w:t xml:space="preserve">C: had fallen to </w:t>
+            </w:r>
+            <w:r>
+              <w:rPr>
+                <w:rFonts w:ascii="Calibri" w:hAnsi="Calibri"/>
+                <w:b/>
+                <w:i w:val="0"/>
+                <w:color w:val="1A1F2B"/>
+                <w:sz w:val="19"/>
+              </w:rPr>
+              <w:t>1.4 GB free</w:t>
+            </w:r>
+            <w:r>
+              <w:rPr>
+                <w:rFonts w:ascii="Calibri" w:hAnsi="Calibri"/>
+                <w:b w:val="0"/>
+                <w:i w:val="0"/>
+                <w:color w:val="1A1F2B"/>
+                <w:sz w:val="19"/>
+              </w:rPr>
+              <w:t>, which risks Windows stability and breaks tooling that needs temporary space.</w:t>
+            </w:r>
+          </w:p>
+        </w:tc>
+      </w:tr>
+      <w:tr>
+        <w:tc>
+          <w:tcPr>
+            <w:tcW w:type="dxa" w:w="432"/>
             <w:shd w:val="clear" w:color="auto" w:fill="F2F6F7"/>
           </w:tcPr>
           <w:p>
@@ -7930,13 +11637,13 @@
                 <w:color w:val="1A1F2B"/>
                 <w:sz w:val="19"/>
               </w:rPr>
-              <w:t>Reclaimed 3.4 GB of caches</w:t>
-            </w:r>
-          </w:p>
-        </w:tc>
-        <w:tc>
-          <w:tcPr>
-            <w:tcW w:type="dxa" w:w="4248"/>
+              <w:t>8</w:t>
+            </w:r>
+          </w:p>
+        </w:tc>
+        <w:tc>
+          <w:tcPr>
+            <w:tcW w:type="dxa" w:w="2160"/>
             <w:shd w:val="clear" w:color="auto" w:fill="F2F6F7"/>
           </w:tcPr>
           <w:p>
@@ -7952,18 +11659,40 @@
                 <w:color w:val="1A1F2B"/>
                 <w:sz w:val="19"/>
               </w:rPr>
-              <w:t xml:space="preserve">C: had fallen to </w:t>
-            </w:r>
-            <w:r>
-              <w:rPr>
-                <w:rFonts w:ascii="Calibri" w:hAnsi="Calibri"/>
-                <w:b/>
+              <w:t xml:space="preserve">A </w:t>
+            </w:r>
+            <w:r>
+              <w:rPr>
+                <w:rFonts w:ascii="Consolas" w:hAnsi="Consolas"/>
+                <w:b w:val="0"/>
+                <w:i w:val="0"/>
+                <w:color w:val="1F4E57"/>
+                <w:sz w:val="17"/>
+              </w:rPr>
+              <w:t>learning/</w:t>
+            </w:r>
+            <w:r>
+              <w:rPr>
+                <w:rFonts w:ascii="Calibri" w:hAnsi="Calibri"/>
+                <w:b w:val="0"/>
                 <w:i w:val="0"/>
                 <w:color w:val="1A1F2B"/>
                 <w:sz w:val="19"/>
               </w:rPr>
-              <w:t>1.4 GB free</w:t>
-            </w:r>
+              <w:t xml:space="preserve"> folder of private notes</w:t>
+            </w:r>
+          </w:p>
+        </w:tc>
+        <w:tc>
+          <w:tcPr>
+            <w:tcW w:type="dxa" w:w="2520"/>
+            <w:shd w:val="clear" w:color="auto" w:fill="F2F6F7"/>
+          </w:tcPr>
+          <w:p>
+            <w:pPr>
+              <w:spacing w:before="40" w:after="40"/>
+            </w:pPr>
+            <w:r/>
             <w:r>
               <w:rPr>
                 <w:rFonts w:ascii="Calibri" w:hAnsi="Calibri"/>
@@ -7972,7 +11701,49 @@
                 <w:color w:val="1A1F2B"/>
                 <w:sz w:val="19"/>
               </w:rPr>
-              <w:t>, which risks Windows stability and blocks tooling.</w:t>
+              <w:t xml:space="preserve">A public </w:t>
+            </w:r>
+            <w:r>
+              <w:rPr>
+                <w:rFonts w:ascii="Consolas" w:hAnsi="Consolas"/>
+                <w:b w:val="0"/>
+                <w:i w:val="0"/>
+                <w:color w:val="1F4E57"/>
+                <w:sz w:val="17"/>
+              </w:rPr>
+              <w:t>documentation/</w:t>
+            </w:r>
+            <w:r>
+              <w:rPr>
+                <w:rFonts w:ascii="Calibri" w:hAnsi="Calibri"/>
+                <w:b w:val="0"/>
+                <w:i w:val="0"/>
+                <w:color w:val="1A1F2B"/>
+                <w:sz w:val="19"/>
+              </w:rPr>
+              <w:t xml:space="preserve"> folder, generated from source</w:t>
+            </w:r>
+          </w:p>
+        </w:tc>
+        <w:tc>
+          <w:tcPr>
+            <w:tcW w:type="dxa" w:w="4392"/>
+            <w:shd w:val="clear" w:color="auto" w:fill="F2F6F7"/>
+          </w:tcPr>
+          <w:p>
+            <w:pPr>
+              <w:spacing w:before="40" w:after="40"/>
+            </w:pPr>
+            <w:r/>
+            <w:r>
+              <w:rPr>
+                <w:rFonts w:ascii="Calibri" w:hAnsi="Calibri"/>
+                <w:b w:val="0"/>
+                <w:i w:val="0"/>
+                <w:color w:val="1A1F2B"/>
+                <w:sz w:val="19"/>
+              </w:rPr>
+              <w:t>The write-ups are being published as project documentation, so the framing changed with the name. Generating from source keeps every milestone document structurally identical.</w:t>
             </w:r>
           </w:p>
         </w:tc>
@@ -8013,7 +11784,7 @@
                 <w:color w:val="1E6B3A"/>
                 <w:sz w:val="17"/>
               </w:rPr>
-              <w:t>A DEVIATION THAT IS WORTH MORE THAN THE ORIGINAL PLAN</w:t>
+              <w:t>A DEVIATION WORTH MORE THAN THE ORIGINAL PLAN</w:t>
             </w:r>
           </w:p>
           <w:p>
@@ -8072,7 +11843,7 @@
         </w:pBdr>
       </w:pPr>
       <w:r>
-        <w:t>7. Tool Choices: What Was Picked and What Was Rejected</w:t>
+        <w:t>9. Tool Choices - What Was Picked and What Was Rejected</w:t>
       </w:r>
     </w:p>
     <w:p>
@@ -8271,7 +12042,7 @@
                 <w:color w:val="1A1F2B"/>
                 <w:sz w:val="19"/>
               </w:rPr>
-              <w:t xml:space="preserve"> - viable, but k3d gives a real k3s distribution matching what small companies actually run. </w:t>
+              <w:t xml:space="preserve"> - viable, but k3d gives a real k3s distribution, matching what small companies actually run. </w:t>
             </w:r>
             <w:r>
               <w:rPr>
@@ -8291,7 +12062,7 @@
                 <w:color w:val="1A1F2B"/>
                 <w:sz w:val="19"/>
               </w:rPr>
-              <w:t xml:space="preserve"> - no control over the node image, which this project needs.</w:t>
+              <w:t xml:space="preserve"> - no control over the node image, which this project specifically needs.</w:t>
             </w:r>
           </w:p>
         </w:tc>
@@ -8498,7 +12269,7 @@
                 <w:color w:val="1A1F2B"/>
                 <w:sz w:val="19"/>
               </w:rPr>
-              <w:t>Secrets (from M3)</w:t>
+              <w:t>Moving Docker's data</w:t>
             </w:r>
           </w:p>
         </w:tc>
@@ -8514,13 +12285,23 @@
             <w:r/>
             <w:r>
               <w:rPr>
-                <w:rFonts w:ascii="Calibri" w:hAnsi="Calibri"/>
+                <w:rFonts w:ascii="Consolas" w:hAnsi="Consolas"/>
                 <w:b/>
                 <w:i w:val="0"/>
+                <w:color w:val="1F4E57"/>
+                <w:sz w:val="17"/>
+              </w:rPr>
+              <w:t>wsl --manage --move</w:t>
+            </w:r>
+            <w:r>
+              <w:rPr>
+                <w:rFonts w:ascii="Calibri" w:hAnsi="Calibri"/>
+                <w:b/>
+                <w:i w:val="0"/>
                 <w:color w:val="1A1F2B"/>
                 <w:sz w:val="19"/>
               </w:rPr>
-              <w:t>SOPS + age</w:t>
+              <w:t xml:space="preserve"> + robocopy</w:t>
             </w:r>
           </w:p>
         </w:tc>
@@ -8542,7 +12323,7 @@
                 <w:color w:val="1A1F2B"/>
                 <w:sz w:val="19"/>
               </w:rPr>
-              <w:t>HashiCorp Vault</w:t>
+              <w:t>The Docker Desktop GUI</w:t>
             </w:r>
             <w:r>
               <w:rPr>
@@ -8552,7 +12333,7 @@
                 <w:color w:val="1A1F2B"/>
                 <w:sz w:val="19"/>
               </w:rPr>
-              <w:t xml:space="preserve"> - roughly 1 GB of RAM for capability SOPS already provides, and it sits outside the GitOps model rather than inside it. </w:t>
+              <w:t xml:space="preserve"> - tried first as the vendor-supported path; it half-completed silently. </w:t>
             </w:r>
             <w:r>
               <w:rPr>
@@ -8562,7 +12343,7 @@
                 <w:color w:val="1A1F2B"/>
                 <w:sz w:val="19"/>
               </w:rPr>
-              <w:t>Sealed Secrets</w:t>
+              <w:t>Moving the folder by hand</w:t>
             </w:r>
             <w:r>
               <w:rPr>
@@ -8572,7 +12353,7 @@
                 <w:color w:val="1A1F2B"/>
                 <w:sz w:val="19"/>
               </w:rPr>
-              <w:t xml:space="preserve"> - viable, but SOPS keeps files readable and reviewable in Git.</w:t>
+              <w:t xml:space="preserve"> - would leave the WSL registry pointing at a non-existent path.</w:t>
             </w:r>
           </w:p>
         </w:tc>
@@ -8595,7 +12376,7 @@
                 <w:color w:val="1A1F2B"/>
                 <w:sz w:val="19"/>
               </w:rPr>
-              <w:t>Task runner</w:t>
+              <w:t>Copy vs move (20 GB)</w:t>
             </w:r>
           </w:p>
         </w:tc>
@@ -8616,7 +12397,7 @@
                 <w:color w:val="1A1F2B"/>
                 <w:sz w:val="19"/>
               </w:rPr>
-              <w:t>Make</w:t>
+              <w:t>Copy, verify, then delete</w:t>
             </w:r>
           </w:p>
         </w:tc>
@@ -8631,43 +12412,23 @@
             <w:r/>
             <w:r>
               <w:rPr>
-                <w:rFonts w:ascii="Calibri" w:hAnsi="Calibri"/>
+                <w:rFonts w:ascii="Consolas" w:hAnsi="Consolas"/>
                 <w:b/>
                 <w:i w:val="0"/>
+                <w:color w:val="1F4E57"/>
+                <w:sz w:val="17"/>
+              </w:rPr>
+              <w:t>robocopy /MOVE</w:t>
+            </w:r>
+            <w:r>
+              <w:rPr>
+                <w:rFonts w:ascii="Calibri" w:hAnsi="Calibri"/>
+                <w:b w:val="0"/>
+                <w:i w:val="0"/>
                 <w:color w:val="1A1F2B"/>
                 <w:sz w:val="19"/>
               </w:rPr>
-              <w:t>Shell scripts alone</w:t>
-            </w:r>
-            <w:r>
-              <w:rPr>
-                <w:rFonts w:ascii="Calibri" w:hAnsi="Calibri"/>
-                <w:b w:val="0"/>
-                <w:i w:val="0"/>
-                <w:color w:val="1A1F2B"/>
-                <w:sz w:val="19"/>
-              </w:rPr>
-              <w:t xml:space="preserve"> - no discoverability. </w:t>
-            </w:r>
-            <w:r>
-              <w:rPr>
-                <w:rFonts w:ascii="Calibri" w:hAnsi="Calibri"/>
-                <w:b/>
-                <w:i w:val="0"/>
-                <w:color w:val="1A1F2B"/>
-                <w:sz w:val="19"/>
-              </w:rPr>
-              <w:t>Taskfile/just</w:t>
-            </w:r>
-            <w:r>
-              <w:rPr>
-                <w:rFonts w:ascii="Calibri" w:hAnsi="Calibri"/>
-                <w:b w:val="0"/>
-                <w:i w:val="0"/>
-                <w:color w:val="1A1F2B"/>
-                <w:sz w:val="19"/>
-              </w:rPr>
-              <w:t xml:space="preserve"> - nicer, but Make is present everywhere and is what a reviewer expects.</w:t>
+              <w:t xml:space="preserve"> - faster and simpler, but leaves no fallback if the new location fails to start. The extra 5 minutes bought a guaranteed rollback.</w:t>
             </w:r>
           </w:p>
         </w:tc>
@@ -8691,7 +12452,7 @@
                 <w:color w:val="1A1F2B"/>
                 <w:sz w:val="19"/>
               </w:rPr>
-              <w:t>Version strategy</w:t>
+              <w:t>Secrets (from M3)</w:t>
             </w:r>
           </w:p>
         </w:tc>
@@ -8713,7 +12474,7 @@
                 <w:color w:val="1A1F2B"/>
                 <w:sz w:val="19"/>
               </w:rPr>
-              <w:t>Exact pins with verification</w:t>
+              <w:t>SOPS + age</w:t>
             </w:r>
           </w:p>
         </w:tc>
@@ -8729,6 +12490,199 @@
             <w:r/>
             <w:r>
               <w:rPr>
+                <w:rFonts w:ascii="Calibri" w:hAnsi="Calibri"/>
+                <w:b/>
+                <w:i w:val="0"/>
+                <w:color w:val="1A1F2B"/>
+                <w:sz w:val="19"/>
+              </w:rPr>
+              <w:t>HashiCorp Vault</w:t>
+            </w:r>
+            <w:r>
+              <w:rPr>
+                <w:rFonts w:ascii="Calibri" w:hAnsi="Calibri"/>
+                <w:b w:val="0"/>
+                <w:i w:val="0"/>
+                <w:color w:val="1A1F2B"/>
+                <w:sz w:val="19"/>
+              </w:rPr>
+              <w:t xml:space="preserve"> - roughly 1 GB of RAM for capability SOPS already provides, and it sits outside the GitOps model rather than inside it. </w:t>
+            </w:r>
+            <w:r>
+              <w:rPr>
+                <w:rFonts w:ascii="Calibri" w:hAnsi="Calibri"/>
+                <w:b/>
+                <w:i w:val="0"/>
+                <w:color w:val="1A1F2B"/>
+                <w:sz w:val="19"/>
+              </w:rPr>
+              <w:t>Sealed Secrets</w:t>
+            </w:r>
+            <w:r>
+              <w:rPr>
+                <w:rFonts w:ascii="Calibri" w:hAnsi="Calibri"/>
+                <w:b w:val="0"/>
+                <w:i w:val="0"/>
+                <w:color w:val="1A1F2B"/>
+                <w:sz w:val="19"/>
+              </w:rPr>
+              <w:t xml:space="preserve"> - viable, but SOPS keeps files readable and reviewable in Git.</w:t>
+            </w:r>
+          </w:p>
+        </w:tc>
+      </w:tr>
+      <w:tr>
+        <w:tc>
+          <w:tcPr>
+            <w:tcW w:type="dxa" w:w="1512"/>
+          </w:tcPr>
+          <w:p>
+            <w:pPr>
+              <w:spacing w:before="40" w:after="40"/>
+            </w:pPr>
+            <w:r/>
+            <w:r>
+              <w:rPr>
+                <w:rFonts w:ascii="Calibri" w:hAnsi="Calibri"/>
+                <w:b w:val="0"/>
+                <w:i w:val="0"/>
+                <w:color w:val="1A1F2B"/>
+                <w:sz w:val="19"/>
+              </w:rPr>
+              <w:t>Task runner</w:t>
+            </w:r>
+          </w:p>
+        </w:tc>
+        <w:tc>
+          <w:tcPr>
+            <w:tcW w:type="dxa" w:w="2160"/>
+          </w:tcPr>
+          <w:p>
+            <w:pPr>
+              <w:spacing w:before="40" w:after="40"/>
+            </w:pPr>
+            <w:r/>
+            <w:r>
+              <w:rPr>
+                <w:rFonts w:ascii="Calibri" w:hAnsi="Calibri"/>
+                <w:b/>
+                <w:i w:val="0"/>
+                <w:color w:val="1A1F2B"/>
+                <w:sz w:val="19"/>
+              </w:rPr>
+              <w:t>Make</w:t>
+            </w:r>
+          </w:p>
+        </w:tc>
+        <w:tc>
+          <w:tcPr>
+            <w:tcW w:type="dxa" w:w="5832"/>
+          </w:tcPr>
+          <w:p>
+            <w:pPr>
+              <w:spacing w:before="40" w:after="40"/>
+            </w:pPr>
+            <w:r/>
+            <w:r>
+              <w:rPr>
+                <w:rFonts w:ascii="Calibri" w:hAnsi="Calibri"/>
+                <w:b/>
+                <w:i w:val="0"/>
+                <w:color w:val="1A1F2B"/>
+                <w:sz w:val="19"/>
+              </w:rPr>
+              <w:t>Shell scripts alone</w:t>
+            </w:r>
+            <w:r>
+              <w:rPr>
+                <w:rFonts w:ascii="Calibri" w:hAnsi="Calibri"/>
+                <w:b w:val="0"/>
+                <w:i w:val="0"/>
+                <w:color w:val="1A1F2B"/>
+                <w:sz w:val="19"/>
+              </w:rPr>
+              <w:t xml:space="preserve"> - no discoverability. </w:t>
+            </w:r>
+            <w:r>
+              <w:rPr>
+                <w:rFonts w:ascii="Calibri" w:hAnsi="Calibri"/>
+                <w:b/>
+                <w:i w:val="0"/>
+                <w:color w:val="1A1F2B"/>
+                <w:sz w:val="19"/>
+              </w:rPr>
+              <w:t>Taskfile / just</w:t>
+            </w:r>
+            <w:r>
+              <w:rPr>
+                <w:rFonts w:ascii="Calibri" w:hAnsi="Calibri"/>
+                <w:b w:val="0"/>
+                <w:i w:val="0"/>
+                <w:color w:val="1A1F2B"/>
+                <w:sz w:val="19"/>
+              </w:rPr>
+              <w:t xml:space="preserve"> - nicer, but Make is present everywhere and is what a reviewer expects to find.</w:t>
+            </w:r>
+          </w:p>
+        </w:tc>
+      </w:tr>
+      <w:tr>
+        <w:tc>
+          <w:tcPr>
+            <w:tcW w:type="dxa" w:w="1512"/>
+            <w:shd w:val="clear" w:color="auto" w:fill="F2F6F7"/>
+          </w:tcPr>
+          <w:p>
+            <w:pPr>
+              <w:spacing w:before="40" w:after="40"/>
+            </w:pPr>
+            <w:r/>
+            <w:r>
+              <w:rPr>
+                <w:rFonts w:ascii="Calibri" w:hAnsi="Calibri"/>
+                <w:b w:val="0"/>
+                <w:i w:val="0"/>
+                <w:color w:val="1A1F2B"/>
+                <w:sz w:val="19"/>
+              </w:rPr>
+              <w:t>Version strategy</w:t>
+            </w:r>
+          </w:p>
+        </w:tc>
+        <w:tc>
+          <w:tcPr>
+            <w:tcW w:type="dxa" w:w="2160"/>
+            <w:shd w:val="clear" w:color="auto" w:fill="F2F6F7"/>
+          </w:tcPr>
+          <w:p>
+            <w:pPr>
+              <w:spacing w:before="40" w:after="40"/>
+            </w:pPr>
+            <w:r/>
+            <w:r>
+              <w:rPr>
+                <w:rFonts w:ascii="Calibri" w:hAnsi="Calibri"/>
+                <w:b/>
+                <w:i w:val="0"/>
+                <w:color w:val="1A1F2B"/>
+                <w:sz w:val="19"/>
+              </w:rPr>
+              <w:t>Exact pins, verified upstream</w:t>
+            </w:r>
+          </w:p>
+        </w:tc>
+        <w:tc>
+          <w:tcPr>
+            <w:tcW w:type="dxa" w:w="5832"/>
+            <w:shd w:val="clear" w:color="auto" w:fill="F2F6F7"/>
+          </w:tcPr>
+          <w:p>
+            <w:pPr>
+              <w:spacing w:before="40" w:after="40"/>
+            </w:pPr>
+            <w:r/>
+            <w:r>
+              <w:rPr>
                 <w:rFonts w:ascii="Consolas" w:hAnsi="Consolas"/>
                 <w:b/>
                 <w:i w:val="0"/>
@@ -8765,7 +12719,7 @@
                 <w:color w:val="1A1F2B"/>
                 <w:sz w:val="19"/>
               </w:rPr>
-              <w:t>Distro packages</w:t>
+              <w:t>Distribution packages</w:t>
             </w:r>
             <w:r>
               <w:rPr>
@@ -8798,7 +12752,7 @@
                 <w:color w:val="1A1F2B"/>
                 <w:sz w:val="19"/>
               </w:rPr>
-              <w:t>Doc format</w:t>
+              <w:t>Documentation format</w:t>
             </w:r>
           </w:p>
         </w:tc>
@@ -8819,7 +12773,7 @@
                 <w:color w:val="1A1F2B"/>
                 <w:sz w:val="19"/>
               </w:rPr>
-              <w:t>Markdown ADRs in the repo</w:t>
+              <w:t>Generated .docx + Markdown ADRs</w:t>
             </w:r>
           </w:p>
         </w:tc>
@@ -8840,7 +12794,7 @@
                 <w:color w:val="1A1F2B"/>
                 <w:sz w:val="19"/>
               </w:rPr>
-              <w:t>A wiki or external doc</w:t>
+              <w:t>Hand-written documents</w:t>
             </w:r>
             <w:r>
               <w:rPr>
@@ -8850,7 +12804,27 @@
                 <w:color w:val="1A1F2B"/>
                 <w:sz w:val="19"/>
               </w:rPr>
-              <w:t xml:space="preserve"> - decisions must live beside the code they explain, and be reviewable in the same pull request.</w:t>
+              <w:t xml:space="preserve"> - drift apart in structure and cannot be corrected at the source. </w:t>
+            </w:r>
+            <w:r>
+              <w:rPr>
+                <w:rFonts w:ascii="Calibri" w:hAnsi="Calibri"/>
+                <w:b/>
+                <w:i w:val="0"/>
+                <w:color w:val="1A1F2B"/>
+                <w:sz w:val="19"/>
+              </w:rPr>
+              <w:t>A wiki</w:t>
+            </w:r>
+            <w:r>
+              <w:rPr>
+                <w:rFonts w:ascii="Calibri" w:hAnsi="Calibri"/>
+                <w:b w:val="0"/>
+                <w:i w:val="0"/>
+                <w:color w:val="1A1F2B"/>
+                <w:sz w:val="19"/>
+              </w:rPr>
+              <w:t xml:space="preserve"> - decisions must live beside the code they explain and be reviewable in the same pull request.</w:t>
             </w:r>
           </w:p>
         </w:tc>
@@ -8874,7 +12848,7 @@
         </w:pBdr>
       </w:pPr>
       <w:r>
-        <w:t>8. Limitations of This Setup</w:t>
+        <w:t>10. Limitations of This Setup</w:t>
       </w:r>
     </w:p>
     <w:p>
@@ -8889,7 +12863,7 @@
           <w:color w:val="1A1F2B"/>
           <w:sz w:val="21"/>
         </w:rPr>
-        <w:t xml:space="preserve">Being able to state what your system </w:t>
+        <w:t xml:space="preserve">Being able to state what a system </w:t>
       </w:r>
       <w:r>
         <w:rPr>
@@ -8909,7 +12883,7 @@
           <w:color w:val="1A1F2B"/>
           <w:sz w:val="21"/>
         </w:rPr>
-        <w:t xml:space="preserve"> do is a stronger signal than claiming it does everything. These are real and should be said out loud in interviews.</w:t>
+        <w:t xml:space="preserve"> do is a stronger signal than claiming it does everything. These are real, and should be said out loud rather than discovered by a reviewer.</w:t>
       </w:r>
     </w:p>
     <w:tbl>
@@ -8988,7 +12962,7 @@
                 <w:color w:val="FFFFFF"/>
                 <w:sz w:val="18"/>
               </w:rPr>
-              <w:t>Mitigation / honest position</w:t>
+              <w:t>Honest position</w:t>
             </w:r>
           </w:p>
         </w:tc>
@@ -9119,7 +13093,7 @@
                 <w:color w:val="1A1F2B"/>
                 <w:sz w:val="19"/>
               </w:rPr>
-              <w:t>Only small models fit. Qwen2.5-0.5B in fp16 is about 1 GB of weights plus KV cache.</w:t>
+              <w:t>Only small models fit. Qwen2.5-0.5B in fp16 is roughly 1 GB of weights plus KV cache.</w:t>
             </w:r>
           </w:p>
         </w:tc>
@@ -9246,7 +13220,7 @@
                 <w:color w:val="1A1F2B"/>
                 <w:sz w:val="19"/>
               </w:rPr>
-              <w:t xml:space="preserve"> profile split. Turning off what you are not working on is a real operational decision on constrained hardware.</w:t>
+              <w:t xml:space="preserve"> split. Turning off what you are not working on is a real operational decision on constrained hardware, not a shortcut.</w:t>
             </w:r>
           </w:p>
         </w:tc>
@@ -9292,7 +13266,7 @@
                 <w:color w:val="1A1F2B"/>
                 <w:sz w:val="19"/>
               </w:rPr>
-              <w:t>No multi-node scheduling, no real node failure testing, no topology spread.</w:t>
+              <w:t>No multi-node scheduling, no node-failure testing, no topology spread.</w:t>
             </w:r>
           </w:p>
         </w:tc>
@@ -9389,7 +13363,27 @@
                 <w:color w:val="1A1F2B"/>
                 <w:sz w:val="19"/>
               </w:rPr>
-              <w:t xml:space="preserve"> regenerates it on every cluster creation, so it is reproducible even though it is not static.</w:t>
+              <w:t xml:space="preserve"> regenerates it on every cluster creation, so it is reproducible even though it is not static. After a Docker restart, </w:t>
+            </w:r>
+            <w:r>
+              <w:rPr>
+                <w:rFonts w:ascii="Consolas" w:hAnsi="Consolas"/>
+                <w:b w:val="0"/>
+                <w:i w:val="0"/>
+                <w:color w:val="1F4E57"/>
+                <w:sz w:val="17"/>
+              </w:rPr>
+              <w:t>make gpu-cdi</w:t>
+            </w:r>
+            <w:r>
+              <w:rPr>
+                <w:rFonts w:ascii="Calibri" w:hAnsi="Calibri"/>
+                <w:b w:val="0"/>
+                <w:i w:val="0"/>
+                <w:color w:val="1A1F2B"/>
+                <w:sz w:val="19"/>
+              </w:rPr>
+              <w:t xml:space="preserve"> re-applies it.</w:t>
             </w:r>
           </w:p>
         </w:tc>
@@ -9413,7 +13407,7 @@
                 <w:color w:val="1A1F2B"/>
                 <w:sz w:val="19"/>
               </w:rPr>
-              <w:t>Docker's disk location needs a GUI step</w:t>
+              <w:t>Two steps are not fully automated</w:t>
             </w:r>
           </w:p>
         </w:tc>
@@ -9435,7 +13429,7 @@
                 <w:color w:val="1A1F2B"/>
                 <w:sz w:val="19"/>
               </w:rPr>
-              <w:t>The one part of the environment that is not scripted.</w:t>
+              <w:t>Docker's disk location needs the GUI (and even then may not complete), and the WSL integration socket sometimes needs an off/on toggle.</w:t>
             </w:r>
           </w:p>
         </w:tc>
@@ -9457,7 +13451,27 @@
                 <w:color w:val="1A1F2B"/>
                 <w:sz w:val="19"/>
               </w:rPr>
-              <w:t>Documented explicitly rather than hidden. Vendor limitation, not an oversight.</w:t>
+              <w:t xml:space="preserve">Both are vendor limitations, documented in </w:t>
+            </w:r>
+            <w:r>
+              <w:rPr>
+                <w:rFonts w:ascii="Consolas" w:hAnsi="Consolas"/>
+                <w:b w:val="0"/>
+                <w:i w:val="0"/>
+                <w:color w:val="1F4E57"/>
+                <w:sz w:val="17"/>
+              </w:rPr>
+              <w:t>CLAUDE.md</w:t>
+            </w:r>
+            <w:r>
+              <w:rPr>
+                <w:rFonts w:ascii="Calibri" w:hAnsi="Calibri"/>
+                <w:b w:val="0"/>
+                <w:i w:val="0"/>
+                <w:color w:val="1A1F2B"/>
+                <w:sz w:val="19"/>
+              </w:rPr>
+              <w:t xml:space="preserve"> with the exact remedy rather than hidden.</w:t>
             </w:r>
           </w:p>
         </w:tc>
@@ -9521,7 +13535,7 @@
                 <w:color w:val="1A1F2B"/>
                 <w:sz w:val="19"/>
               </w:rPr>
-              <w:t>k3s creates it a few seconds after the node reports Ready.</w:t>
+              <w:t>k3s creates it a few seconds after the node reports Ready, so an immediate check sees nothing.</w:t>
             </w:r>
           </w:p>
         </w:tc>
@@ -9566,7 +13580,597 @@
         </w:pBdr>
       </w:pPr>
       <w:r>
-        <w:t>9. Design Rationale - Questions Answered</w:t>
+        <w:t>11. Mistakes Made, and What They Cost</w:t>
+      </w:r>
+    </w:p>
+    <w:p>
+      <w:pPr>
+        <w:spacing w:after="140"/>
+      </w:pPr>
+      <w:r>
+        <w:rPr>
+          <w:rFonts w:ascii="Calibri" w:hAnsi="Calibri"/>
+          <w:b w:val="0"/>
+          <w:i w:val="0"/>
+          <w:color w:val="445063"/>
+          <w:sz w:val="21"/>
+        </w:rPr>
+        <w:t>Recorded deliberately. A document that only lists successes is not a useful engineering record, and the recovery is usually more instructive than the error.</w:t>
+      </w:r>
+    </w:p>
+    <w:tbl>
+      <w:tblPr>
+        <w:tblStyle w:val="TableGrid"/>
+        <w:tblW w:type="auto" w:w="0"/>
+        <w:jc w:val="center"/>
+        <w:tblLayout w:type="fixed"/>
+        <w:tblLook w:firstColumn="1" w:firstRow="1" w:lastColumn="0" w:lastRow="0" w:noHBand="0" w:noVBand="1" w:val="04A0"/>
+      </w:tblPr>
+      <w:tblGrid>
+        <w:gridCol w:w="3153"/>
+        <w:gridCol w:w="3153"/>
+        <w:gridCol w:w="3153"/>
+      </w:tblGrid>
+      <w:tr>
+        <w:trPr>
+          <w:tblHeader/>
+        </w:trPr>
+        <w:tc>
+          <w:tcPr>
+            <w:tcW w:type="dxa" w:w="3672"/>
+            <w:shd w:val="clear" w:color="auto" w:fill="0F626B"/>
+          </w:tcPr>
+          <w:p>
+            <w:pPr>
+              <w:spacing w:before="40" w:after="40"/>
+            </w:pPr>
+            <w:r/>
+            <w:r>
+              <w:rPr>
+                <w:rFonts w:ascii="Calibri" w:hAnsi="Calibri"/>
+                <w:b/>
+                <w:color w:val="FFFFFF"/>
+                <w:sz w:val="18"/>
+              </w:rPr>
+              <w:t>What went wrong</w:t>
+            </w:r>
+          </w:p>
+        </w:tc>
+        <w:tc>
+          <w:tcPr>
+            <w:tcW w:type="dxa" w:w="1944"/>
+            <w:shd w:val="clear" w:color="auto" w:fill="0F626B"/>
+          </w:tcPr>
+          <w:p>
+            <w:pPr>
+              <w:spacing w:before="40" w:after="40"/>
+            </w:pPr>
+            <w:r/>
+            <w:r>
+              <w:rPr>
+                <w:rFonts w:ascii="Calibri" w:hAnsi="Calibri"/>
+                <w:b/>
+                <w:color w:val="FFFFFF"/>
+                <w:sz w:val="18"/>
+              </w:rPr>
+              <w:t>Cost</w:t>
+            </w:r>
+          </w:p>
+        </w:tc>
+        <w:tc>
+          <w:tcPr>
+            <w:tcW w:type="dxa" w:w="3888"/>
+            <w:shd w:val="clear" w:color="auto" w:fill="0F626B"/>
+          </w:tcPr>
+          <w:p>
+            <w:pPr>
+              <w:spacing w:before="40" w:after="40"/>
+            </w:pPr>
+            <w:r/>
+            <w:r>
+              <w:rPr>
+                <w:rFonts w:ascii="Calibri" w:hAnsi="Calibri"/>
+                <w:b/>
+                <w:color w:val="FFFFFF"/>
+                <w:sz w:val="18"/>
+              </w:rPr>
+              <w:t>What prevents a repeat</w:t>
+            </w:r>
+          </w:p>
+        </w:tc>
+      </w:tr>
+      <w:tr>
+        <w:tc>
+          <w:tcPr>
+            <w:tcW w:type="dxa" w:w="3672"/>
+          </w:tcPr>
+          <w:p>
+            <w:pPr>
+              <w:spacing w:before="40" w:after="40"/>
+            </w:pPr>
+            <w:r/>
+            <w:r>
+              <w:rPr>
+                <w:rFonts w:ascii="Calibri" w:hAnsi="Calibri"/>
+                <w:b/>
+                <w:i w:val="0"/>
+                <w:color w:val="1A1F2B"/>
+                <w:sz w:val="19"/>
+              </w:rPr>
+              <w:t>Pinned tool versions that were stale or fictional.</w:t>
+            </w:r>
+            <w:r>
+              <w:rPr>
+                <w:rFonts w:ascii="Calibri" w:hAnsi="Calibri"/>
+                <w:b w:val="0"/>
+                <w:i w:val="0"/>
+                <w:color w:val="1A1F2B"/>
+                <w:sz w:val="19"/>
+              </w:rPr>
+              <w:t xml:space="preserve"> Helm 3.16 against a current 4.2.4, and a Trivy version that had never been released - a 404 mid-install.</w:t>
+            </w:r>
+          </w:p>
+        </w:tc>
+        <w:tc>
+          <w:tcPr>
+            <w:tcW w:type="dxa" w:w="1944"/>
+          </w:tcPr>
+          <w:p>
+            <w:pPr>
+              <w:spacing w:before="40" w:after="40"/>
+            </w:pPr>
+            <w:r/>
+            <w:r>
+              <w:rPr>
+                <w:rFonts w:ascii="Calibri" w:hAnsi="Calibri"/>
+                <w:b w:val="0"/>
+                <w:i w:val="0"/>
+                <w:color w:val="1A1F2B"/>
+                <w:sz w:val="19"/>
+              </w:rPr>
+              <w:t>One failed install run, ~15 minutes</w:t>
+            </w:r>
+          </w:p>
+        </w:tc>
+        <w:tc>
+          <w:tcPr>
+            <w:tcW w:type="dxa" w:w="3888"/>
+          </w:tcPr>
+          <w:p>
+            <w:pPr>
+              <w:spacing w:before="40" w:after="40"/>
+            </w:pPr>
+            <w:r/>
+            <w:r>
+              <w:rPr>
+                <w:rFonts w:ascii="Calibri" w:hAnsi="Calibri"/>
+                <w:b w:val="0"/>
+                <w:i w:val="0"/>
+                <w:color w:val="1A1F2B"/>
+                <w:sz w:val="19"/>
+              </w:rPr>
+              <w:t>Every pin is now confirmed against the upstream release API, and the download URL checked for HTTP 200, before it is written into the script.</w:t>
+            </w:r>
+          </w:p>
+        </w:tc>
+      </w:tr>
+      <w:tr>
+        <w:tc>
+          <w:tcPr>
+            <w:tcW w:type="dxa" w:w="3672"/>
+            <w:shd w:val="clear" w:color="auto" w:fill="F2F6F7"/>
+          </w:tcPr>
+          <w:p>
+            <w:pPr>
+              <w:spacing w:before="40" w:after="40"/>
+            </w:pPr>
+            <w:r/>
+            <w:r>
+              <w:rPr>
+                <w:rFonts w:ascii="Calibri" w:hAnsi="Calibri"/>
+                <w:b/>
+                <w:i w:val="0"/>
+                <w:color w:val="1A1F2B"/>
+                <w:sz w:val="19"/>
+              </w:rPr>
+              <w:t>Overwrote a file edited in the wrong place.</w:t>
+            </w:r>
+            <w:r>
+              <w:rPr>
+                <w:rFonts w:ascii="Calibri" w:hAnsi="Calibri"/>
+                <w:b w:val="0"/>
+                <w:i w:val="0"/>
+                <w:color w:val="1A1F2B"/>
+                <w:sz w:val="19"/>
+              </w:rPr>
+              <w:t xml:space="preserve"> The README's GPU section was edited directly in the repository, then silently reverted by the next sync from the staging directory.</w:t>
+            </w:r>
+          </w:p>
+        </w:tc>
+        <w:tc>
+          <w:tcPr>
+            <w:tcW w:type="dxa" w:w="1944"/>
+            <w:shd w:val="clear" w:color="auto" w:fill="F2F6F7"/>
+          </w:tcPr>
+          <w:p>
+            <w:pPr>
+              <w:spacing w:before="40" w:after="40"/>
+            </w:pPr>
+            <w:r/>
+            <w:r>
+              <w:rPr>
+                <w:rFonts w:ascii="Calibri" w:hAnsi="Calibri"/>
+                <w:b w:val="0"/>
+                <w:i w:val="0"/>
+                <w:color w:val="1A1F2B"/>
+                <w:sz w:val="19"/>
+              </w:rPr>
+              <w:t>Lost edit, caught by a follow-up check</w:t>
+            </w:r>
+          </w:p>
+        </w:tc>
+        <w:tc>
+          <w:tcPr>
+            <w:tcW w:type="dxa" w:w="3888"/>
+            <w:shd w:val="clear" w:color="auto" w:fill="F2F6F7"/>
+          </w:tcPr>
+          <w:p>
+            <w:pPr>
+              <w:spacing w:before="40" w:after="40"/>
+            </w:pPr>
+            <w:r/>
+            <w:r>
+              <w:rPr>
+                <w:rFonts w:ascii="Calibri" w:hAnsi="Calibri"/>
+                <w:b w:val="0"/>
+                <w:i w:val="0"/>
+                <w:color w:val="1A1F2B"/>
+                <w:sz w:val="19"/>
+              </w:rPr>
+              <w:t xml:space="preserve">One source of truth. Edits go to staging and sync forward, never the reverse - and the result is verified with </w:t>
+            </w:r>
+            <w:r>
+              <w:rPr>
+                <w:rFonts w:ascii="Consolas" w:hAnsi="Consolas"/>
+                <w:b w:val="0"/>
+                <w:i w:val="0"/>
+                <w:color w:val="1F4E57"/>
+                <w:sz w:val="17"/>
+              </w:rPr>
+              <w:t>grep</w:t>
+            </w:r>
+            <w:r>
+              <w:rPr>
+                <w:rFonts w:ascii="Calibri" w:hAnsi="Calibri"/>
+                <w:b w:val="0"/>
+                <w:i w:val="0"/>
+                <w:color w:val="1A1F2B"/>
+                <w:sz w:val="19"/>
+              </w:rPr>
+              <w:t xml:space="preserve"> afterwards rather than assumed.</w:t>
+            </w:r>
+          </w:p>
+        </w:tc>
+      </w:tr>
+      <w:tr>
+        <w:tc>
+          <w:tcPr>
+            <w:tcW w:type="dxa" w:w="3672"/>
+          </w:tcPr>
+          <w:p>
+            <w:pPr>
+              <w:spacing w:before="40" w:after="40"/>
+            </w:pPr>
+            <w:r/>
+            <w:r>
+              <w:rPr>
+                <w:rFonts w:ascii="Calibri" w:hAnsi="Calibri"/>
+                <w:b/>
+                <w:i w:val="0"/>
+                <w:color w:val="1A1F2B"/>
+                <w:sz w:val="19"/>
+              </w:rPr>
+              <w:t>Cleared a temporary folder that contained my own working directory.</w:t>
+            </w:r>
+            <w:r>
+              <w:rPr>
+                <w:rFonts w:ascii="Calibri" w:hAnsi="Calibri"/>
+                <w:b w:val="0"/>
+                <w:i w:val="0"/>
+                <w:color w:val="1A1F2B"/>
+                <w:sz w:val="19"/>
+              </w:rPr>
+              <w:t xml:space="preserve"> Reclaiming C: by emptying </w:t>
+            </w:r>
+            <w:r>
+              <w:rPr>
+                <w:rFonts w:ascii="Consolas" w:hAnsi="Consolas"/>
+                <w:b w:val="0"/>
+                <w:i w:val="0"/>
+                <w:color w:val="1F4E57"/>
+                <w:sz w:val="17"/>
+              </w:rPr>
+              <w:t>%LOCALAPPDATA%\Temp</w:t>
+            </w:r>
+            <w:r>
+              <w:rPr>
+                <w:rFonts w:ascii="Calibri" w:hAnsi="Calibri"/>
+                <w:b w:val="0"/>
+                <w:i w:val="0"/>
+                <w:color w:val="1A1F2B"/>
+                <w:sz w:val="19"/>
+              </w:rPr>
+              <w:t xml:space="preserve"> deleted the scratchpad in </w:t>
+            </w:r>
+            <w:r>
+              <w:rPr>
+                <w:rFonts w:ascii="Consolas" w:hAnsi="Consolas"/>
+                <w:b w:val="0"/>
+                <w:i w:val="0"/>
+                <w:color w:val="1F4E57"/>
+                <w:sz w:val="17"/>
+              </w:rPr>
+              <w:t>Temp\claude\</w:t>
+            </w:r>
+            <w:r>
+              <w:rPr>
+                <w:rFonts w:ascii="Calibri" w:hAnsi="Calibri"/>
+                <w:b w:val="0"/>
+                <w:i w:val="0"/>
+                <w:color w:val="1A1F2B"/>
+                <w:sz w:val="19"/>
+              </w:rPr>
+              <w:t>.</w:t>
+            </w:r>
+          </w:p>
+        </w:tc>
+        <w:tc>
+          <w:tcPr>
+            <w:tcW w:type="dxa" w:w="1944"/>
+          </w:tcPr>
+          <w:p>
+            <w:pPr>
+              <w:spacing w:before="40" w:after="40"/>
+            </w:pPr>
+            <w:r/>
+            <w:r>
+              <w:rPr>
+                <w:rFonts w:ascii="Calibri" w:hAnsi="Calibri"/>
+                <w:b/>
+                <w:i w:val="0"/>
+                <w:color w:val="1A1F2B"/>
+                <w:sz w:val="19"/>
+              </w:rPr>
+              <w:t>Nothing</w:t>
+            </w:r>
+            <w:r>
+              <w:rPr>
+                <w:rFonts w:ascii="Calibri" w:hAnsi="Calibri"/>
+                <w:b w:val="0"/>
+                <w:i w:val="0"/>
+                <w:color w:val="1A1F2B"/>
+                <w:sz w:val="19"/>
+              </w:rPr>
+              <w:t xml:space="preserve"> - everything had already been committed</w:t>
+            </w:r>
+          </w:p>
+        </w:tc>
+        <w:tc>
+          <w:tcPr>
+            <w:tcW w:type="dxa" w:w="3888"/>
+          </w:tcPr>
+          <w:p>
+            <w:pPr>
+              <w:spacing w:before="40" w:after="40"/>
+            </w:pPr>
+            <w:r/>
+            <w:r>
+              <w:rPr>
+                <w:rFonts w:ascii="Calibri" w:hAnsi="Calibri"/>
+                <w:b w:val="0"/>
+                <w:i w:val="0"/>
+                <w:color w:val="1A1F2B"/>
+                <w:sz w:val="19"/>
+              </w:rPr>
+              <w:t xml:space="preserve">Recorded in </w:t>
+            </w:r>
+            <w:r>
+              <w:rPr>
+                <w:rFonts w:ascii="Consolas" w:hAnsi="Consolas"/>
+                <w:b w:val="0"/>
+                <w:i w:val="0"/>
+                <w:color w:val="1F4E57"/>
+                <w:sz w:val="17"/>
+              </w:rPr>
+              <w:t>CLAUDE.md</w:t>
+            </w:r>
+            <w:r>
+              <w:rPr>
+                <w:rFonts w:ascii="Calibri" w:hAnsi="Calibri"/>
+                <w:b w:val="0"/>
+                <w:i w:val="0"/>
+                <w:color w:val="1A1F2B"/>
+                <w:sz w:val="19"/>
+              </w:rPr>
+              <w:t>. The reason it cost nothing is the discipline of committing at each checkpoint; the same mistake an hour earlier would have been expensive.</w:t>
+            </w:r>
+          </w:p>
+        </w:tc>
+      </w:tr>
+      <w:tr>
+        <w:tc>
+          <w:tcPr>
+            <w:tcW w:type="dxa" w:w="3672"/>
+            <w:shd w:val="clear" w:color="auto" w:fill="F2F6F7"/>
+          </w:tcPr>
+          <w:p>
+            <w:pPr>
+              <w:spacing w:before="40" w:after="40"/>
+            </w:pPr>
+            <w:r/>
+            <w:r>
+              <w:rPr>
+                <w:rFonts w:ascii="Calibri" w:hAnsi="Calibri"/>
+                <w:b/>
+                <w:i w:val="0"/>
+                <w:color w:val="1A1F2B"/>
+                <w:sz w:val="19"/>
+              </w:rPr>
+              <w:t>Trusted a GUI operation without verifying it.</w:t>
+            </w:r>
+            <w:r>
+              <w:rPr>
+                <w:rFonts w:ascii="Calibri" w:hAnsi="Calibri"/>
+                <w:b w:val="0"/>
+                <w:i w:val="0"/>
+                <w:color w:val="1A1F2B"/>
+                <w:sz w:val="19"/>
+              </w:rPr>
+              <w:t xml:space="preserve"> The Docker disk move was reported as done and was not.</w:t>
+            </w:r>
+          </w:p>
+        </w:tc>
+        <w:tc>
+          <w:tcPr>
+            <w:tcW w:type="dxa" w:w="1944"/>
+            <w:shd w:val="clear" w:color="auto" w:fill="F2F6F7"/>
+          </w:tcPr>
+          <w:p>
+            <w:pPr>
+              <w:spacing w:before="40" w:after="40"/>
+            </w:pPr>
+            <w:r/>
+            <w:r>
+              <w:rPr>
+                <w:rFonts w:ascii="Calibri" w:hAnsi="Calibri"/>
+                <w:b w:val="0"/>
+                <w:i w:val="0"/>
+                <w:color w:val="1A1F2B"/>
+                <w:sz w:val="19"/>
+              </w:rPr>
+              <w:t>~20 minutes, plus 19.9 GB briefly wasted</w:t>
+            </w:r>
+          </w:p>
+        </w:tc>
+        <w:tc>
+          <w:tcPr>
+            <w:tcW w:type="dxa" w:w="3888"/>
+            <w:shd w:val="clear" w:color="auto" w:fill="F2F6F7"/>
+          </w:tcPr>
+          <w:p>
+            <w:pPr>
+              <w:spacing w:before="40" w:after="40"/>
+            </w:pPr>
+            <w:r/>
+            <w:r>
+              <w:rPr>
+                <w:rFonts w:ascii="Calibri" w:hAnsi="Calibri"/>
+                <w:b w:val="0"/>
+                <w:i w:val="0"/>
+                <w:color w:val="1A1F2B"/>
+                <w:sz w:val="19"/>
+              </w:rPr>
+              <w:t>Verify state, not the report: check which file the OS has open, and check the registry, rather than believing a dialog.</w:t>
+            </w:r>
+          </w:p>
+        </w:tc>
+      </w:tr>
+    </w:tbl>
+    <w:p>
+      <w:pPr>
+        <w:spacing w:after="60"/>
+      </w:pPr>
+    </w:p>
+    <w:tbl>
+      <w:tblPr>
+        <w:tblW w:type="auto" w:w="0"/>
+        <w:jc w:val="center"/>
+        <w:tblLook w:firstColumn="1" w:firstRow="1" w:lastColumn="0" w:lastRow="0" w:noHBand="0" w:noVBand="1" w:val="04A0"/>
+      </w:tblPr>
+      <w:tblGrid>
+        <w:gridCol w:w="9458"/>
+      </w:tblGrid>
+      <w:tr>
+        <w:tc>
+          <w:tcPr>
+            <w:tcW w:type="dxa" w:w="9504"/>
+            <w:shd w:val="clear" w:color="auto" w:fill="EBF5EE"/>
+            <w:tcBorders>
+              <w:left w:val="single" w:sz="24" w:color="1E6B3A"/>
+            </w:tcBorders>
+          </w:tcPr>
+          <w:p>
+            <w:pPr>
+              <w:spacing w:before="60" w:after="40"/>
+            </w:pPr>
+            <w:r/>
+            <w:r>
+              <w:rPr>
+                <w:rFonts w:ascii="Calibri" w:hAnsi="Calibri"/>
+                <w:b/>
+                <w:color w:val="1E6B3A"/>
+                <w:sz w:val="17"/>
+              </w:rPr>
+              <w:t>THE PATTERN ACROSS ALL FOUR</w:t>
+            </w:r>
+          </w:p>
+          <w:p>
+            <w:pPr>
+              <w:spacing w:before="0" w:after="80"/>
+            </w:pPr>
+            <w:r>
+              <w:rPr>
+                <w:rFonts w:ascii="Calibri" w:hAnsi="Calibri"/>
+                <w:b w:val="0"/>
+                <w:i w:val="0"/>
+                <w:color w:val="1A1F2B"/>
+                <w:sz w:val="20"/>
+              </w:rPr>
+              <w:t xml:space="preserve">Every one is a variant of the same mistake: </w:t>
+            </w:r>
+            <w:r>
+              <w:rPr>
+                <w:rFonts w:ascii="Calibri" w:hAnsi="Calibri"/>
+                <w:b/>
+                <w:i w:val="0"/>
+                <w:color w:val="1A1F2B"/>
+                <w:sz w:val="20"/>
+              </w:rPr>
+              <w:t>believing a report instead of checking the state.</w:t>
+            </w:r>
+            <w:r>
+              <w:rPr>
+                <w:rFonts w:ascii="Calibri" w:hAnsi="Calibri"/>
+                <w:b w:val="0"/>
+                <w:i w:val="0"/>
+                <w:color w:val="1A1F2B"/>
+                <w:sz w:val="20"/>
+              </w:rPr>
+              <w:t xml:space="preserve"> A version string that was never verified, a sync assumed to be one-directional, a folder assumed to be disposable, a migration assumed to have run. The habit worth building is cheap and specific - after any operation that claims success, ask what observable fact would be true if it really had.</w:t>
+            </w:r>
+          </w:p>
+        </w:tc>
+      </w:tr>
+    </w:tbl>
+    <w:p>
+      <w:pPr>
+        <w:spacing w:after="40"/>
+      </w:pPr>
+    </w:p>
+    <w:p>
+      <w:r>
+        <w:br w:type="page"/>
+      </w:r>
+    </w:p>
+    <w:p>
+      <w:pPr>
+        <w:pStyle w:val="Heading1"/>
+        <w:pBdr>
+          <w:bottom w:val="single" w:sz="8" w:space="6" w:color="0F626B"/>
+        </w:pBdr>
+      </w:pPr>
+      <w:r>
+        <w:t>12. Design Rationale - Questions Answered</w:t>
       </w:r>
     </w:p>
     <w:p>
@@ -9596,7 +14200,7 @@
           <w:color w:val="0B4A52"/>
           <w:sz w:val="21"/>
         </w:rPr>
-        <w:t>Why did you test the GPU before writing any code?</w:t>
+        <w:t>Why test the GPU before writing any code?</w:t>
       </w:r>
     </w:p>
     <w:p>
@@ -9891,6 +14495,88 @@
           <w:color w:val="0B4A52"/>
           <w:sz w:val="21"/>
         </w:rPr>
+        <w:t>How did you know the Docker migration had not worked?</w:t>
+      </w:r>
+    </w:p>
+    <w:p>
+      <w:pPr>
+        <w:spacing w:after="60"/>
+        <w:ind w:left="317"/>
+      </w:pPr>
+      <w:r>
+        <w:rPr>
+          <w:rFonts w:ascii="Calibri" w:hAnsi="Calibri"/>
+          <w:b w:val="0"/>
+          <w:i w:val="0"/>
+          <w:color w:val="1A1F2B"/>
+          <w:sz w:val="20"/>
+        </w:rPr>
+        <w:t xml:space="preserve">Because I checked the state rather than the report. Two 19.9 GB files existed; I tested which one the OS had open with an exclusive file handle, and confirmed against the WSL registry's </w:t>
+      </w:r>
+      <w:r>
+        <w:rPr>
+          <w:rFonts w:ascii="Consolas" w:hAnsi="Consolas"/>
+          <w:b w:val="0"/>
+          <w:i w:val="0"/>
+          <w:color w:val="1F4E57"/>
+          <w:sz w:val="18"/>
+        </w:rPr>
+        <w:t>BasePath</w:t>
+      </w:r>
+      <w:r>
+        <w:rPr>
+          <w:rFonts w:ascii="Calibri" w:hAnsi="Calibri"/>
+          <w:b w:val="0"/>
+          <w:i w:val="0"/>
+          <w:color w:val="1A1F2B"/>
+          <w:sz w:val="20"/>
+        </w:rPr>
+        <w:t>. Both said D:. The E: copy was orphaned.</w:t>
+      </w:r>
+    </w:p>
+    <w:p>
+      <w:pPr>
+        <w:keepNext/>
+        <w:spacing w:before="180" w:after="40"/>
+      </w:pPr>
+      <w:r>
+        <w:rPr>
+          <w:rFonts w:ascii="Calibri" w:hAnsi="Calibri"/>
+          <w:b/>
+          <w:color w:val="0B4A52"/>
+          <w:sz w:val="21"/>
+        </w:rPr>
+        <w:t>Why copy 20 GB rather than move it?</w:t>
+      </w:r>
+    </w:p>
+    <w:p>
+      <w:pPr>
+        <w:spacing w:after="60"/>
+        <w:ind w:left="317"/>
+      </w:pPr>
+      <w:r>
+        <w:rPr>
+          <w:rFonts w:ascii="Calibri" w:hAnsi="Calibri"/>
+          <w:b w:val="0"/>
+          <w:i w:val="0"/>
+          <w:color w:val="1A1F2B"/>
+          <w:sz w:val="20"/>
+        </w:rPr>
+        <w:t>To keep a rollback. A move is faster but leaves nothing to fall back to if Docker fails to start from the new location. Five extra minutes bought a guaranteed recovery path, and I only deleted the original after verifying the images, the volumes and an unrelated running stack had all survived.</w:t>
+      </w:r>
+    </w:p>
+    <w:p>
+      <w:pPr>
+        <w:keepNext/>
+        <w:spacing w:before="180" w:after="40"/>
+      </w:pPr>
+      <w:r>
+        <w:rPr>
+          <w:rFonts w:ascii="Calibri" w:hAnsi="Calibri"/>
+          <w:b/>
+          <w:color w:val="0B4A52"/>
+          <w:sz w:val="21"/>
+        </w:rPr>
         <w:t>Why is the repo inside WSL rather than on the Windows drive?</w:t>
       </w:r>
     </w:p>
@@ -9974,7 +14660,7 @@
         </w:pBdr>
       </w:pPr>
       <w:r>
-        <w:t>10. Glossary - Terms Introduced in M0</w:t>
+        <w:t>13. Glossary - Terms Introduced in M0</w:t>
       </w:r>
     </w:p>
     <w:tbl>
@@ -10499,7 +15185,7 @@
                 <w:color w:val="1A1F2B"/>
                 <w:sz w:val="18"/>
               </w:rPr>
-              <w:t>Init container</w:t>
+              <w:t>VHDX</w:t>
             </w:r>
           </w:p>
         </w:tc>
@@ -10521,7 +15207,7 @@
                 <w:color w:val="1A1F2B"/>
                 <w:sz w:val="18"/>
               </w:rPr>
-              <w:t>A container that must finish successfully before the main one starts. Used from M3 to verify model weights.</w:t>
+              <w:t>The virtual disk file format Windows uses. Both the Ubuntu filesystem and Docker's storage are single .vhdx files.</w:t>
             </w:r>
           </w:p>
         </w:tc>
@@ -10612,6 +15298,50 @@
                 <w:sz w:val="18"/>
               </w:rPr>
               <w:t>Architecture Decision Record - a one-page note of a decision, the alternatives, and the consequences.</w:t>
+            </w:r>
+          </w:p>
+        </w:tc>
+      </w:tr>
+      <w:tr>
+        <w:tc>
+          <w:tcPr>
+            <w:tcW w:type="dxa" w:w="1944"/>
+          </w:tcPr>
+          <w:p>
+            <w:pPr>
+              <w:spacing w:before="40" w:after="40"/>
+            </w:pPr>
+            <w:r/>
+            <w:r>
+              <w:rPr>
+                <w:rFonts w:ascii="Calibri" w:hAnsi="Calibri"/>
+                <w:b/>
+                <w:i w:val="0"/>
+                <w:color w:val="1A1F2B"/>
+                <w:sz w:val="18"/>
+              </w:rPr>
+              <w:t>Init container</w:t>
+            </w:r>
+          </w:p>
+        </w:tc>
+        <w:tc>
+          <w:tcPr>
+            <w:tcW w:type="dxa" w:w="7560"/>
+          </w:tcPr>
+          <w:p>
+            <w:pPr>
+              <w:spacing w:before="40" w:after="40"/>
+            </w:pPr>
+            <w:r/>
+            <w:r>
+              <w:rPr>
+                <w:rFonts w:ascii="Calibri" w:hAnsi="Calibri"/>
+                <w:b w:val="0"/>
+                <w:i w:val="0"/>
+                <w:color w:val="1A1F2B"/>
+                <w:sz w:val="18"/>
+              </w:rPr>
+              <w:t>A container that must finish successfully before the main one starts. Used from M3 to verify model weights.</w:t>
             </w:r>
           </w:p>
         </w:tc>
@@ -10635,7 +15365,7 @@
         </w:pBdr>
       </w:pPr>
       <w:r>
-        <w:t>11. Open Items Going Into M1</w:t>
+        <w:t>14. Open Items Going Into M1</w:t>
       </w:r>
     </w:p>
     <w:tbl>
@@ -10657,7 +15387,7 @@
         </w:trPr>
         <w:tc>
           <w:tcPr>
-            <w:tcW w:type="dxa" w:w="2448"/>
+            <w:tcW w:type="dxa" w:w="2304"/>
             <w:shd w:val="clear" w:color="auto" w:fill="0F626B"/>
           </w:tcPr>
           <w:p>
@@ -10678,7 +15408,7 @@
         </w:tc>
         <w:tc>
           <w:tcPr>
-            <w:tcW w:type="dxa" w:w="1584"/>
+            <w:tcW w:type="dxa" w:w="1656"/>
             <w:shd w:val="clear" w:color="auto" w:fill="0F626B"/>
           </w:tcPr>
           <w:p>
@@ -10699,7 +15429,7 @@
         </w:tc>
         <w:tc>
           <w:tcPr>
-            <w:tcW w:type="dxa" w:w="5472"/>
+            <w:tcW w:type="dxa" w:w="5544"/>
             <w:shd w:val="clear" w:color="auto" w:fill="0F626B"/>
           </w:tcPr>
           <w:p>
@@ -10722,7 +15452,7 @@
       <w:tr>
         <w:tc>
           <w:tcPr>
-            <w:tcW w:type="dxa" w:w="2448"/>
+            <w:tcW w:type="dxa" w:w="2304"/>
           </w:tcPr>
           <w:p>
             <w:pPr>
@@ -10737,13 +15467,13 @@
                 <w:color w:val="1A1F2B"/>
                 <w:sz w:val="19"/>
               </w:rPr>
-              <w:t>Docker data disk on D: (12.5 GB free)</w:t>
-            </w:r>
-          </w:p>
-        </w:tc>
-        <w:tc>
-          <w:tcPr>
-            <w:tcW w:type="dxa" w:w="1584"/>
+              <w:t>Docker storage capacity</w:t>
+            </w:r>
+          </w:p>
+        </w:tc>
+        <w:tc>
+          <w:tcPr>
+            <w:tcW w:type="dxa" w:w="1656"/>
           </w:tcPr>
           <w:p>
             <w:pPr>
@@ -10758,13 +15488,13 @@
                 <w:color w:val="1A1F2B"/>
                 <w:sz w:val="19"/>
               </w:rPr>
-              <w:t>Blocking M1</w:t>
-            </w:r>
-          </w:p>
-        </w:tc>
-        <w:tc>
-          <w:tcPr>
-            <w:tcW w:type="dxa" w:w="5472"/>
+              <w:t>Resolved</w:t>
+            </w:r>
+          </w:p>
+        </w:tc>
+        <w:tc>
+          <w:tcPr>
+            <w:tcW w:type="dxa" w:w="5544"/>
           </w:tcPr>
           <w:p>
             <w:pPr>
@@ -10779,7 +15509,7 @@
                 <w:color w:val="1A1F2B"/>
                 <w:sz w:val="19"/>
               </w:rPr>
-              <w:t xml:space="preserve">vLLM's image is ~10 GB. Move to </w:t>
+              <w:t xml:space="preserve">Moved to </w:t>
             </w:r>
             <w:r>
               <w:rPr>
@@ -10799,7 +15529,7 @@
                 <w:color w:val="1A1F2B"/>
                 <w:sz w:val="19"/>
               </w:rPr>
-              <w:t xml:space="preserve"> via Docker Desktop &gt; Settings &gt; Resources &gt; Advanced &gt; Disk image location. Must be done in the GUI.</w:t>
+              <w:t>; ~77 GB free. M1 is unblocked.</w:t>
             </w:r>
           </w:p>
         </w:tc>
@@ -10807,7 +15537,7 @@
       <w:tr>
         <w:tc>
           <w:tcPr>
-            <w:tcW w:type="dxa" w:w="2448"/>
+            <w:tcW w:type="dxa" w:w="2304"/>
             <w:shd w:val="clear" w:color="auto" w:fill="F2F6F7"/>
           </w:tcPr>
           <w:p>
@@ -10829,7 +15559,7 @@
         </w:tc>
         <w:tc>
           <w:tcPr>
-            <w:tcW w:type="dxa" w:w="1584"/>
+            <w:tcW w:type="dxa" w:w="1656"/>
             <w:shd w:val="clear" w:color="auto" w:fill="F2F6F7"/>
           </w:tcPr>
           <w:p>
@@ -10851,7 +15581,7 @@
         </w:tc>
         <w:tc>
           <w:tcPr>
-            <w:tcW w:type="dxa" w:w="5472"/>
+            <w:tcW w:type="dxa" w:w="5544"/>
             <w:shd w:val="clear" w:color="auto" w:fill="F2F6F7"/>
           </w:tcPr>
           <w:p>
@@ -10867,7 +15597,47 @@
                 <w:color w:val="1A1F2B"/>
                 <w:sz w:val="19"/>
               </w:rPr>
-              <w:t>4.7 GB free after reclaiming 3.4 GB of caches. Worth a deeper clean-up when convenient.</w:t>
+              <w:t xml:space="preserve">4.6 GB free after reclaiming ~7 GB of caches. Worth a deeper clean-up when convenient - but </w:t>
+            </w:r>
+            <w:r>
+              <w:rPr>
+                <w:rFonts w:ascii="Calibri" w:hAnsi="Calibri"/>
+                <w:b/>
+                <w:i w:val="0"/>
+                <w:color w:val="1A1F2B"/>
+                <w:sz w:val="19"/>
+              </w:rPr>
+              <w:t>not</w:t>
+            </w:r>
+            <w:r>
+              <w:rPr>
+                <w:rFonts w:ascii="Calibri" w:hAnsi="Calibri"/>
+                <w:b w:val="0"/>
+                <w:i w:val="0"/>
+                <w:color w:val="1A1F2B"/>
+                <w:sz w:val="19"/>
+              </w:rPr>
+              <w:t xml:space="preserve"> by emptying </w:t>
+            </w:r>
+            <w:r>
+              <w:rPr>
+                <w:rFonts w:ascii="Consolas" w:hAnsi="Consolas"/>
+                <w:b w:val="0"/>
+                <w:i w:val="0"/>
+                <w:color w:val="1F4E57"/>
+                <w:sz w:val="17"/>
+              </w:rPr>
+              <w:t>%LOCALAPPDATA%\Temp</w:t>
+            </w:r>
+            <w:r>
+              <w:rPr>
+                <w:rFonts w:ascii="Calibri" w:hAnsi="Calibri"/>
+                <w:b w:val="0"/>
+                <w:i w:val="0"/>
+                <w:color w:val="1A1F2B"/>
+                <w:sz w:val="19"/>
+              </w:rPr>
+              <w:t xml:space="preserve"> wholesale.</w:t>
             </w:r>
           </w:p>
         </w:tc>
@@ -10875,7 +15645,7 @@
       <w:tr>
         <w:tc>
           <w:tcPr>
-            <w:tcW w:type="dxa" w:w="2448"/>
+            <w:tcW w:type="dxa" w:w="2304"/>
           </w:tcPr>
           <w:p>
             <w:pPr>
@@ -10896,7 +15666,7 @@
         </w:tc>
         <w:tc>
           <w:tcPr>
-            <w:tcW w:type="dxa" w:w="1584"/>
+            <w:tcW w:type="dxa" w:w="1656"/>
           </w:tcPr>
           <w:p>
             <w:pPr>
@@ -10917,7 +15687,7 @@
         </w:tc>
         <w:tc>
           <w:tcPr>
-            <w:tcW w:type="dxa" w:w="5472"/>
+            <w:tcW w:type="dxa" w:w="5544"/>
           </w:tcPr>
           <w:p>
             <w:pPr>
@@ -10932,7 +15702,7 @@
                 <w:color w:val="1A1F2B"/>
                 <w:sz w:val="19"/>
               </w:rPr>
-              <w:t>Repo is local only. A public GitHub repo is needed before M2's CI pipeline.</w:t>
+              <w:t>The repository is local only. A public GitHub repo is needed before M2's CI pipeline.</w:t>
             </w:r>
           </w:p>
         </w:tc>
@@ -10940,7 +15710,7 @@
       <w:tr>
         <w:tc>
           <w:tcPr>
-            <w:tcW w:type="dxa" w:w="2448"/>
+            <w:tcW w:type="dxa" w:w="2304"/>
             <w:shd w:val="clear" w:color="auto" w:fill="F2F6F7"/>
           </w:tcPr>
           <w:p>
@@ -10962,7 +15732,7 @@
         </w:tc>
         <w:tc>
           <w:tcPr>
-            <w:tcW w:type="dxa" w:w="1584"/>
+            <w:tcW w:type="dxa" w:w="1656"/>
             <w:shd w:val="clear" w:color="auto" w:fill="F2F6F7"/>
           </w:tcPr>
           <w:p>
@@ -10984,7 +15754,7 @@
         </w:tc>
         <w:tc>
           <w:tcPr>
-            <w:tcW w:type="dxa" w:w="5472"/>
+            <w:tcW w:type="dxa" w:w="5544"/>
             <w:shd w:val="clear" w:color="auto" w:fill="F2F6F7"/>
           </w:tcPr>
           <w:p>
@@ -11001,6 +15771,121 @@
                 <w:sz w:val="19"/>
               </w:rPr>
               <w:t>Documented in ADR 0002. Revisit only if the project moves to native Linux.</w:t>
+            </w:r>
+          </w:p>
+        </w:tc>
+      </w:tr>
+      <w:tr>
+        <w:tc>
+          <w:tcPr>
+            <w:tcW w:type="dxa" w:w="2304"/>
+          </w:tcPr>
+          <w:p>
+            <w:pPr>
+              <w:spacing w:before="40" w:after="40"/>
+            </w:pPr>
+            <w:r/>
+            <w:r>
+              <w:rPr>
+                <w:rFonts w:ascii="Calibri" w:hAnsi="Calibri"/>
+                <w:b w:val="0"/>
+                <w:i w:val="0"/>
+                <w:color w:val="1A1F2B"/>
+                <w:sz w:val="19"/>
+              </w:rPr>
+              <w:t xml:space="preserve">Docker socket after </w:t>
+            </w:r>
+            <w:r>
+              <w:rPr>
+                <w:rFonts w:ascii="Consolas" w:hAnsi="Consolas"/>
+                <w:b w:val="0"/>
+                <w:i w:val="0"/>
+                <w:color w:val="1F4E57"/>
+                <w:sz w:val="17"/>
+              </w:rPr>
+              <w:t>wsl --shutdown</w:t>
+            </w:r>
+          </w:p>
+        </w:tc>
+        <w:tc>
+          <w:tcPr>
+            <w:tcW w:type="dxa" w:w="1656"/>
+          </w:tcPr>
+          <w:p>
+            <w:pPr>
+              <w:spacing w:before="40" w:after="40"/>
+            </w:pPr>
+            <w:r/>
+            <w:r>
+              <w:rPr>
+                <w:rFonts w:ascii="Calibri" w:hAnsi="Calibri"/>
+                <w:b w:val="0"/>
+                <w:i w:val="0"/>
+                <w:color w:val="1A1F2B"/>
+                <w:sz w:val="19"/>
+              </w:rPr>
+              <w:t>Known workaround</w:t>
+            </w:r>
+          </w:p>
+        </w:tc>
+        <w:tc>
+          <w:tcPr>
+            <w:tcW w:type="dxa" w:w="5544"/>
+          </w:tcPr>
+          <w:p>
+            <w:pPr>
+              <w:spacing w:before="40" w:after="40"/>
+            </w:pPr>
+            <w:r/>
+            <w:r>
+              <w:rPr>
+                <w:rFonts w:ascii="Calibri" w:hAnsi="Calibri"/>
+                <w:b w:val="0"/>
+                <w:i w:val="0"/>
+                <w:color w:val="1A1F2B"/>
+                <w:sz w:val="19"/>
+              </w:rPr>
+              <w:t xml:space="preserve">Toggle </w:t>
+            </w:r>
+            <w:r>
+              <w:rPr>
+                <w:rFonts w:ascii="Consolas" w:hAnsi="Consolas"/>
+                <w:b w:val="0"/>
+                <w:i w:val="0"/>
+                <w:color w:val="1F4E57"/>
+                <w:sz w:val="17"/>
+              </w:rPr>
+              <w:t>IntegratedWslDistros</w:t>
+            </w:r>
+            <w:r>
+              <w:rPr>
+                <w:rFonts w:ascii="Calibri" w:hAnsi="Calibri"/>
+                <w:b w:val="0"/>
+                <w:i w:val="0"/>
+                <w:color w:val="1A1F2B"/>
+                <w:sz w:val="19"/>
+              </w:rPr>
+              <w:t xml:space="preserve"> off and on. Recorded in </w:t>
+            </w:r>
+            <w:r>
+              <w:rPr>
+                <w:rFonts w:ascii="Consolas" w:hAnsi="Consolas"/>
+                <w:b w:val="0"/>
+                <w:i w:val="0"/>
+                <w:color w:val="1F4E57"/>
+                <w:sz w:val="17"/>
+              </w:rPr>
+              <w:t>CLAUDE.md</w:t>
+            </w:r>
+            <w:r>
+              <w:rPr>
+                <w:rFonts w:ascii="Calibri" w:hAnsi="Calibri"/>
+                <w:b w:val="0"/>
+                <w:i w:val="0"/>
+                <w:color w:val="1A1F2B"/>
+                <w:sz w:val="19"/>
+              </w:rPr>
+              <w:t>.</w:t>
             </w:r>
           </w:p>
         </w:tc>

--- a/documentation/M0-Foundations.docx
+++ b/documentation/M0-Foundations.docx
@@ -166,16 +166,6 @@
               </w:rPr>
               <w:t>M0 - Foundations</w:t>
             </w:r>
-            <w:r>
-              <w:rPr>
-                <w:rFonts w:ascii="Calibri" w:hAnsi="Calibri"/>
-                <w:b w:val="0"/>
-                <w:i w:val="0"/>
-                <w:color w:val="1A1F2B"/>
-                <w:sz w:val="19"/>
-              </w:rPr>
-              <w:t xml:space="preserve"> (Day 1 of 20)</w:t>
-            </w:r>
           </w:p>
         </w:tc>
       </w:tr>
@@ -198,7 +188,7 @@
                 <w:color w:val="1A1F2B"/>
                 <w:sz w:val="19"/>
               </w:rPr>
-              <w:t>Completed</w:t>
+              <w:t>Goal</w:t>
             </w:r>
           </w:p>
         </w:tc>
@@ -214,13 +204,23 @@
             <w:r/>
             <w:r>
               <w:rPr>
+                <w:rFonts w:ascii="Consolas" w:hAnsi="Consolas"/>
+                <w:b w:val="0"/>
+                <w:i w:val="0"/>
+                <w:color w:val="1F4E57"/>
+                <w:sz w:val="17"/>
+              </w:rPr>
+              <w:t>make up</w:t>
+            </w:r>
+            <w:r>
+              <w:rPr>
                 <w:rFonts w:ascii="Calibri" w:hAnsi="Calibri"/>
                 <w:b w:val="0"/>
                 <w:i w:val="0"/>
                 <w:color w:val="1A1F2B"/>
                 <w:sz w:val="19"/>
               </w:rPr>
-              <w:t>6-7 September 2026</w:t>
+              <w:t xml:space="preserve"> produces a local Kubernetes cluster in which a scheduled pod can use the GPU</w:t>
             </w:r>
           </w:p>
         </w:tc>
@@ -243,7 +243,107 @@
                 <w:color w:val="1A1F2B"/>
                 <w:sz w:val="19"/>
               </w:rPr>
-              <w:t>Goal</w:t>
+              <w:t>Result</w:t>
+            </w:r>
+          </w:p>
+        </w:tc>
+        <w:tc>
+          <w:tcPr>
+            <w:tcW w:type="dxa" w:w="7560"/>
+          </w:tcPr>
+          <w:p>
+            <w:pPr>
+              <w:spacing w:before="40" w:after="40"/>
+            </w:pPr>
+            <w:r/>
+            <w:r>
+              <w:rPr>
+                <w:rFonts w:ascii="Calibri" w:hAnsi="Calibri"/>
+                <w:b/>
+                <w:i w:val="0"/>
+                <w:color w:val="1A1F2B"/>
+                <w:sz w:val="19"/>
+              </w:rPr>
+              <w:t>Passed.</w:t>
+            </w:r>
+            <w:r>
+              <w:rPr>
+                <w:rFonts w:ascii="Calibri" w:hAnsi="Calibri"/>
+                <w:b w:val="0"/>
+                <w:i w:val="0"/>
+                <w:color w:val="1A1F2B"/>
+                <w:sz w:val="19"/>
+              </w:rPr>
+              <w:t xml:space="preserve"> 28/28 environment checks, verified from a clean teardown and rebuild</w:t>
+            </w:r>
+          </w:p>
+        </w:tc>
+      </w:tr>
+      <w:tr>
+        <w:tc>
+          <w:tcPr>
+            <w:tcW w:type="dxa" w:w="1944"/>
+            <w:shd w:val="clear" w:color="auto" w:fill="F2F6F7"/>
+          </w:tcPr>
+          <w:p>
+            <w:pPr>
+              <w:spacing w:before="40" w:after="40"/>
+            </w:pPr>
+            <w:r/>
+            <w:r>
+              <w:rPr>
+                <w:rFonts w:ascii="Calibri" w:hAnsi="Calibri"/>
+                <w:b w:val="0"/>
+                <w:i w:val="0"/>
+                <w:color w:val="1A1F2B"/>
+                <w:sz w:val="19"/>
+              </w:rPr>
+              <w:t>Hardware</w:t>
+            </w:r>
+          </w:p>
+        </w:tc>
+        <w:tc>
+          <w:tcPr>
+            <w:tcW w:type="dxa" w:w="7560"/>
+            <w:shd w:val="clear" w:color="auto" w:fill="F2F6F7"/>
+          </w:tcPr>
+          <w:p>
+            <w:pPr>
+              <w:spacing w:before="40" w:after="40"/>
+            </w:pPr>
+            <w:r/>
+            <w:r>
+              <w:rPr>
+                <w:rFonts w:ascii="Calibri" w:hAnsi="Calibri"/>
+                <w:b w:val="0"/>
+                <w:i w:val="0"/>
+                <w:color w:val="1A1F2B"/>
+                <w:sz w:val="19"/>
+              </w:rPr>
+              <w:t>NVIDIA RTX 3050 Laptop (4 GB VRAM), 16 GB RAM, 12 logical CPUs, Windows 11 + WSL2</w:t>
+            </w:r>
+          </w:p>
+        </w:tc>
+      </w:tr>
+      <w:tr>
+        <w:tc>
+          <w:tcPr>
+            <w:tcW w:type="dxa" w:w="1944"/>
+          </w:tcPr>
+          <w:p>
+            <w:pPr>
+              <w:spacing w:before="40" w:after="40"/>
+            </w:pPr>
+            <w:r/>
+            <w:r>
+              <w:rPr>
+                <w:rFonts w:ascii="Calibri" w:hAnsi="Calibri"/>
+                <w:b w:val="0"/>
+                <w:i w:val="0"/>
+                <w:color w:val="1A1F2B"/>
+                <w:sz w:val="19"/>
+              </w:rPr>
+              <w:t>Repository</w:t>
             </w:r>
           </w:p>
         </w:tc>
@@ -264,7 +364,7 @@
                 <w:color w:val="1F4E57"/>
                 <w:sz w:val="17"/>
               </w:rPr>
-              <w:t>make up</w:t>
+              <w:t>~/palisade</w:t>
             </w:r>
             <w:r>
               <w:rPr>
@@ -274,7 +374,7 @@
                 <w:color w:val="1A1F2B"/>
                 <w:sz w:val="19"/>
               </w:rPr>
-              <w:t xml:space="preserve"> produces a local Kubernetes cluster in which a scheduled pod can use the GPU</w:t>
+              <w:t xml:space="preserve"> inside WSL2 Ubuntu 24.04 (distro installed on the E: drive)</w:t>
             </w:r>
           </w:p>
         </w:tc>
@@ -298,7 +398,7 @@
                 <w:color w:val="1A1F2B"/>
                 <w:sz w:val="19"/>
               </w:rPr>
-              <w:t>Result</w:t>
+              <w:t>Commits</w:t>
             </w:r>
           </w:p>
         </w:tc>
@@ -306,160 +406,6 @@
           <w:tcPr>
             <w:tcW w:type="dxa" w:w="7560"/>
             <w:shd w:val="clear" w:color="auto" w:fill="F2F6F7"/>
-          </w:tcPr>
-          <w:p>
-            <w:pPr>
-              <w:spacing w:before="40" w:after="40"/>
-            </w:pPr>
-            <w:r/>
-            <w:r>
-              <w:rPr>
-                <w:rFonts w:ascii="Calibri" w:hAnsi="Calibri"/>
-                <w:b/>
-                <w:i w:val="0"/>
-                <w:color w:val="1A1F2B"/>
-                <w:sz w:val="19"/>
-              </w:rPr>
-              <w:t>Passed.</w:t>
-            </w:r>
-            <w:r>
-              <w:rPr>
-                <w:rFonts w:ascii="Calibri" w:hAnsi="Calibri"/>
-                <w:b w:val="0"/>
-                <w:i w:val="0"/>
-                <w:color w:val="1A1F2B"/>
-                <w:sz w:val="19"/>
-              </w:rPr>
-              <w:t xml:space="preserve"> 28/28 environment checks, verified from a clean teardown and rebuild</w:t>
-            </w:r>
-          </w:p>
-        </w:tc>
-      </w:tr>
-      <w:tr>
-        <w:tc>
-          <w:tcPr>
-            <w:tcW w:type="dxa" w:w="1944"/>
-          </w:tcPr>
-          <w:p>
-            <w:pPr>
-              <w:spacing w:before="40" w:after="40"/>
-            </w:pPr>
-            <w:r/>
-            <w:r>
-              <w:rPr>
-                <w:rFonts w:ascii="Calibri" w:hAnsi="Calibri"/>
-                <w:b w:val="0"/>
-                <w:i w:val="0"/>
-                <w:color w:val="1A1F2B"/>
-                <w:sz w:val="19"/>
-              </w:rPr>
-              <w:t>Hardware</w:t>
-            </w:r>
-          </w:p>
-        </w:tc>
-        <w:tc>
-          <w:tcPr>
-            <w:tcW w:type="dxa" w:w="7560"/>
-          </w:tcPr>
-          <w:p>
-            <w:pPr>
-              <w:spacing w:before="40" w:after="40"/>
-            </w:pPr>
-            <w:r/>
-            <w:r>
-              <w:rPr>
-                <w:rFonts w:ascii="Calibri" w:hAnsi="Calibri"/>
-                <w:b w:val="0"/>
-                <w:i w:val="0"/>
-                <w:color w:val="1A1F2B"/>
-                <w:sz w:val="19"/>
-              </w:rPr>
-              <w:t>NVIDIA RTX 3050 Laptop (4 GB VRAM), 16 GB RAM, 12 logical CPUs, Windows 11 + WSL2</w:t>
-            </w:r>
-          </w:p>
-        </w:tc>
-      </w:tr>
-      <w:tr>
-        <w:tc>
-          <w:tcPr>
-            <w:tcW w:type="dxa" w:w="1944"/>
-            <w:shd w:val="clear" w:color="auto" w:fill="F2F6F7"/>
-          </w:tcPr>
-          <w:p>
-            <w:pPr>
-              <w:spacing w:before="40" w:after="40"/>
-            </w:pPr>
-            <w:r/>
-            <w:r>
-              <w:rPr>
-                <w:rFonts w:ascii="Calibri" w:hAnsi="Calibri"/>
-                <w:b w:val="0"/>
-                <w:i w:val="0"/>
-                <w:color w:val="1A1F2B"/>
-                <w:sz w:val="19"/>
-              </w:rPr>
-              <w:t>Repository</w:t>
-            </w:r>
-          </w:p>
-        </w:tc>
-        <w:tc>
-          <w:tcPr>
-            <w:tcW w:type="dxa" w:w="7560"/>
-            <w:shd w:val="clear" w:color="auto" w:fill="F2F6F7"/>
-          </w:tcPr>
-          <w:p>
-            <w:pPr>
-              <w:spacing w:before="40" w:after="40"/>
-            </w:pPr>
-            <w:r/>
-            <w:r>
-              <w:rPr>
-                <w:rFonts w:ascii="Consolas" w:hAnsi="Consolas"/>
-                <w:b w:val="0"/>
-                <w:i w:val="0"/>
-                <w:color w:val="1F4E57"/>
-                <w:sz w:val="17"/>
-              </w:rPr>
-              <w:t>~/palisade</w:t>
-            </w:r>
-            <w:r>
-              <w:rPr>
-                <w:rFonts w:ascii="Calibri" w:hAnsi="Calibri"/>
-                <w:b w:val="0"/>
-                <w:i w:val="0"/>
-                <w:color w:val="1A1F2B"/>
-                <w:sz w:val="19"/>
-              </w:rPr>
-              <w:t xml:space="preserve"> inside WSL2 Ubuntu 24.04 (distro installed on the E: drive)</w:t>
-            </w:r>
-          </w:p>
-        </w:tc>
-      </w:tr>
-      <w:tr>
-        <w:tc>
-          <w:tcPr>
-            <w:tcW w:type="dxa" w:w="1944"/>
-          </w:tcPr>
-          <w:p>
-            <w:pPr>
-              <w:spacing w:before="40" w:after="40"/>
-            </w:pPr>
-            <w:r/>
-            <w:r>
-              <w:rPr>
-                <w:rFonts w:ascii="Calibri" w:hAnsi="Calibri"/>
-                <w:b w:val="0"/>
-                <w:i w:val="0"/>
-                <w:color w:val="1A1F2B"/>
-                <w:sz w:val="19"/>
-              </w:rPr>
-              <w:t>Commits</w:t>
-            </w:r>
-          </w:p>
-        </w:tc>
-        <w:tc>
-          <w:tcPr>
-            <w:tcW w:type="dxa" w:w="7560"/>
           </w:tcPr>
           <w:p>
             <w:pPr>
@@ -8092,7 +8038,7 @@
                 <w:color w:val="1A1F2B"/>
                 <w:sz w:val="20"/>
               </w:rPr>
-              <w:t xml:space="preserve"> Time spent tuning a component that cannot work in your environment is time wasted. Recognising the second category quickly is what kept this inside its half-day budget.</w:t>
+              <w:t xml:space="preserve"> Time spent tuning a component that cannot work in your environment is time wasted. Recognising the second category quickly is what stopped this becoming open-ended.</w:t>
             </w:r>
           </w:p>
         </w:tc>
@@ -9280,16 +9226,6 @@
             <w:r>
               <w:rPr>
                 <w:rFonts w:ascii="Calibri" w:hAnsi="Calibri"/>
-                <w:b w:val="0"/>
-                <w:i w:val="0"/>
-                <w:color w:val="1A1F2B"/>
-                <w:sz w:val="19"/>
-              </w:rPr>
-              <w:t xml:space="preserve">modified 21:55, </w:t>
-            </w:r>
-            <w:r>
-              <w:rPr>
-                <w:rFonts w:ascii="Calibri" w:hAnsi="Calibri"/>
                 <w:b/>
                 <w:i w:val="0"/>
                 <w:color w:val="1A1F2B"/>
@@ -9382,7 +9318,7 @@
                 <w:color w:val="1A1F2B"/>
                 <w:sz w:val="19"/>
               </w:rPr>
-              <w:t xml:space="preserve">modified 22:04, </w:t>
+              <w:t xml:space="preserve">modified more recently, </w:t>
             </w:r>
             <w:r>
               <w:rPr>
@@ -9932,7 +9868,7 @@
           <w:color w:val="1A1F2B"/>
           <w:sz w:val="20"/>
         </w:rPr>
-        <w:t xml:space="preserve"> (unbuffered I/O, appropriate for very large files). 19.934 GB in 4.8 minutes at ~74 MB/s. Copying rather than moving leaves the original as a fallback.</w:t>
+        <w:t xml:space="preserve"> (unbuffered I/O, appropriate for very large files). 19.934 GB, verified byte-for-byte afterwards. Copying rather than moving leaves the original as a fallback.</w:t>
       </w:r>
     </w:p>
     <w:p>
@@ -12428,7 +12364,7 @@
                 <w:color w:val="1A1F2B"/>
                 <w:sz w:val="19"/>
               </w:rPr>
-              <w:t xml:space="preserve"> - faster and simpler, but leaves no fallback if the new location fails to start. The extra 5 minutes bought a guaranteed rollback.</w:t>
+              <w:t xml:space="preserve"> - faster and simpler, but leaves no fallback if the new location fails to start. The extra copy step bought a guaranteed rollback.</w:t>
             </w:r>
           </w:p>
         </w:tc>
@@ -13728,7 +13664,7 @@
                 <w:color w:val="1A1F2B"/>
                 <w:sz w:val="19"/>
               </w:rPr>
-              <w:t>One failed install run, ~15 minutes</w:t>
+              <w:t>One failed install run</w:t>
             </w:r>
           </w:p>
         </w:tc>
@@ -14048,7 +13984,7 @@
                 <w:color w:val="1A1F2B"/>
                 <w:sz w:val="19"/>
               </w:rPr>
-              <w:t>~20 minutes, plus 19.9 GB briefly wasted</w:t>
+              <w:t>A wasted migration, and 19.9 GB briefly duplicated</w:t>
             </w:r>
           </w:p>
         </w:tc>
@@ -14216,7 +14152,7 @@
           <w:color w:val="1A1F2B"/>
           <w:sz w:val="20"/>
         </w:rPr>
-        <w:t>Because it was the only part of the design that could force an architecture change. Everything else is portable. I sequenced the work by risk and gave it a half-day time box with a documented fallback - running vLLM as an external backend outside the cluster.</w:t>
+        <w:t>Because it was the only part of the design that could force an architecture change. Everything else is portable. I sequenced the work by risk and agreed a fallback before starting - running vLLM as an external backend outside the cluster - so the milestone could not stall.</w:t>
       </w:r>
     </w:p>
     <w:p>
@@ -15946,7 +15882,7 @@
                 <w:color w:val="1A1F2B"/>
                 <w:sz w:val="20"/>
               </w:rPr>
-              <w:t>M1 - The inference service (Days 2-4).</w:t>
+              <w:t>M1 - The inference service.</w:t>
             </w:r>
             <w:r>
               <w:rPr>

--- a/documentation/M0-Foundations.docx
+++ b/documentation/M0-Foundations.docx
@@ -4639,7 +4639,7 @@
         <w:br/>
         <w:t>+-- Makefile                 one entry point for every operation</w:t>
         <w:br/>
-        <w:t>+-- CLAUDE.md                conventions, GPU gotchas, the documentation rule</w:t>
+        <w:t>+-- docs/CONVENTIONS.md                conventions, GPU gotchas, the documentation rule</w:t>
         <w:br/>
         <w:t>+-- scripts/</w:t>
         <w:br/>
@@ -10367,7 +10367,7 @@
                 <w:color w:val="1F4E57"/>
                 <w:sz w:val="18"/>
               </w:rPr>
-              <w:t>CLAUDE.md</w:t>
+              <w:t>docs/CONVENTIONS.md</w:t>
             </w:r>
             <w:r>
               <w:rPr>
@@ -13397,7 +13397,7 @@
                 <w:color w:val="1F4E57"/>
                 <w:sz w:val="17"/>
               </w:rPr>
-              <w:t>CLAUDE.md</w:t>
+              <w:t>docs/CONVENTIONS.md</w:t>
             </w:r>
             <w:r>
               <w:rPr>
@@ -13836,7 +13836,59 @@
                 <w:color w:val="1A1F2B"/>
                 <w:sz w:val="19"/>
               </w:rPr>
-              <w:t xml:space="preserve"> deleted the scratchpad in </w:t>
+              <w:t xml:space="preserve"> deleted a scratch working directory kept under it.</w:t>
+            </w:r>
+          </w:p>
+        </w:tc>
+        <w:tc>
+          <w:tcPr>
+            <w:tcW w:type="dxa" w:w="1944"/>
+          </w:tcPr>
+          <w:p>
+            <w:pPr>
+              <w:spacing w:before="40" w:after="40"/>
+            </w:pPr>
+            <w:r/>
+            <w:r>
+              <w:rPr>
+                <w:rFonts w:ascii="Calibri" w:hAnsi="Calibri"/>
+                <w:b/>
+                <w:i w:val="0"/>
+                <w:color w:val="1A1F2B"/>
+                <w:sz w:val="19"/>
+              </w:rPr>
+              <w:t>Nothing</w:t>
+            </w:r>
+            <w:r>
+              <w:rPr>
+                <w:rFonts w:ascii="Calibri" w:hAnsi="Calibri"/>
+                <w:b w:val="0"/>
+                <w:i w:val="0"/>
+                <w:color w:val="1A1F2B"/>
+                <w:sz w:val="19"/>
+              </w:rPr>
+              <w:t xml:space="preserve"> - everything had already been committed</w:t>
+            </w:r>
+          </w:p>
+        </w:tc>
+        <w:tc>
+          <w:tcPr>
+            <w:tcW w:type="dxa" w:w="3888"/>
+          </w:tcPr>
+          <w:p>
+            <w:pPr>
+              <w:spacing w:before="40" w:after="40"/>
+            </w:pPr>
+            <w:r/>
+            <w:r>
+              <w:rPr>
+                <w:rFonts w:ascii="Calibri" w:hAnsi="Calibri"/>
+                <w:b w:val="0"/>
+                <w:i w:val="0"/>
+                <w:color w:val="1A1F2B"/>
+                <w:sz w:val="19"/>
+              </w:rPr>
+              <w:t xml:space="preserve">Recorded in </w:t>
             </w:r>
             <w:r>
               <w:rPr>
@@ -13846,79 +13898,7 @@
                 <w:color w:val="1F4E57"/>
                 <w:sz w:val="17"/>
               </w:rPr>
-              <w:t>Temp\claude\</w:t>
-            </w:r>
-            <w:r>
-              <w:rPr>
-                <w:rFonts w:ascii="Calibri" w:hAnsi="Calibri"/>
-                <w:b w:val="0"/>
-                <w:i w:val="0"/>
-                <w:color w:val="1A1F2B"/>
-                <w:sz w:val="19"/>
-              </w:rPr>
-              <w:t>.</w:t>
-            </w:r>
-          </w:p>
-        </w:tc>
-        <w:tc>
-          <w:tcPr>
-            <w:tcW w:type="dxa" w:w="1944"/>
-          </w:tcPr>
-          <w:p>
-            <w:pPr>
-              <w:spacing w:before="40" w:after="40"/>
-            </w:pPr>
-            <w:r/>
-            <w:r>
-              <w:rPr>
-                <w:rFonts w:ascii="Calibri" w:hAnsi="Calibri"/>
-                <w:b/>
-                <w:i w:val="0"/>
-                <w:color w:val="1A1F2B"/>
-                <w:sz w:val="19"/>
-              </w:rPr>
-              <w:t>Nothing</w:t>
-            </w:r>
-            <w:r>
-              <w:rPr>
-                <w:rFonts w:ascii="Calibri" w:hAnsi="Calibri"/>
-                <w:b w:val="0"/>
-                <w:i w:val="0"/>
-                <w:color w:val="1A1F2B"/>
-                <w:sz w:val="19"/>
-              </w:rPr>
-              <w:t xml:space="preserve"> - everything had already been committed</w:t>
-            </w:r>
-          </w:p>
-        </w:tc>
-        <w:tc>
-          <w:tcPr>
-            <w:tcW w:type="dxa" w:w="3888"/>
-          </w:tcPr>
-          <w:p>
-            <w:pPr>
-              <w:spacing w:before="40" w:after="40"/>
-            </w:pPr>
-            <w:r/>
-            <w:r>
-              <w:rPr>
-                <w:rFonts w:ascii="Calibri" w:hAnsi="Calibri"/>
-                <w:b w:val="0"/>
-                <w:i w:val="0"/>
-                <w:color w:val="1A1F2B"/>
-                <w:sz w:val="19"/>
-              </w:rPr>
-              <w:t xml:space="preserve">Recorded in </w:t>
-            </w:r>
-            <w:r>
-              <w:rPr>
-                <w:rFonts w:ascii="Consolas" w:hAnsi="Consolas"/>
-                <w:b w:val="0"/>
-                <w:i w:val="0"/>
-                <w:color w:val="1F4E57"/>
-                <w:sz w:val="17"/>
-              </w:rPr>
-              <w:t>CLAUDE.md</w:t>
+              <w:t>docs/CONVENTIONS.md</w:t>
             </w:r>
             <w:r>
               <w:rPr>
@@ -15811,7 +15791,7 @@
                 <w:color w:val="1F4E57"/>
                 <w:sz w:val="17"/>
               </w:rPr>
-              <w:t>CLAUDE.md</w:t>
+              <w:t>docs/CONVENTIONS.md</w:t>
             </w:r>
             <w:r>
               <w:rPr>

--- a/documentation/M0-Foundations.docx
+++ b/documentation/M0-Foundations.docx
@@ -13709,7 +13709,7 @@
                 <w:color w:val="1A1F2B"/>
                 <w:sz w:val="19"/>
               </w:rPr>
-              <w:t>Overwrote a file edited in the wrong place.</w:t>
+              <w:t>Edited the wrong copy of a file.</w:t>
             </w:r>
             <w:r>
               <w:rPr>
@@ -13719,7 +13719,7 @@
                 <w:color w:val="1A1F2B"/>
                 <w:sz w:val="19"/>
               </w:rPr>
-              <w:t xml:space="preserve"> The README's GPU section was edited directly in the repository, then silently reverted by the next sync from the staging directory.</w:t>
+              <w:t xml:space="preserve"> I changed the README's GPU section in one working copy while a different checkout was the one being committed, so the edit looked like it had vanished.</w:t>
             </w:r>
           </w:p>
         </w:tc>
@@ -13741,7 +13741,7 @@
                 <w:color w:val="1A1F2B"/>
                 <w:sz w:val="19"/>
               </w:rPr>
-              <w:t>Lost edit, caught by a follow-up check</w:t>
+              <w:t>A confusing hour; edit recovered</w:t>
             </w:r>
           </w:p>
         </w:tc>
@@ -13763,7 +13763,7 @@
                 <w:color w:val="1A1F2B"/>
                 <w:sz w:val="19"/>
               </w:rPr>
-              <w:t xml:space="preserve">One source of truth. Edits go to staging and sync forward, never the reverse - and the result is verified with </w:t>
+              <w:t xml:space="preserve">Keep one working copy as the source of truth, and </w:t>
             </w:r>
             <w:r>
               <w:rPr>
@@ -13783,7 +13783,7 @@
                 <w:color w:val="1A1F2B"/>
                 <w:sz w:val="19"/>
               </w:rPr>
-              <w:t xml:space="preserve"> afterwards rather than assumed.</w:t>
+              <w:t xml:space="preserve"> the committed file afterwards to confirm the change actually landed.</w:t>
             </w:r>
           </w:p>
         </w:tc>
@@ -13806,7 +13806,7 @@
                 <w:color w:val="1A1F2B"/>
                 <w:sz w:val="19"/>
               </w:rPr>
-              <w:t>Cleared a temporary folder that contained my own working directory.</w:t>
+              <w:t>Cleared a temp folder that had a working checkout under it.</w:t>
             </w:r>
             <w:r>
               <w:rPr>
@@ -13816,7 +13816,7 @@
                 <w:color w:val="1A1F2B"/>
                 <w:sz w:val="19"/>
               </w:rPr>
-              <w:t xml:space="preserve"> Reclaiming C: by emptying </w:t>
+              <w:t xml:space="preserve"> Freeing space on C: by emptying </w:t>
             </w:r>
             <w:r>
               <w:rPr>
@@ -13836,7 +13836,7 @@
                 <w:color w:val="1A1F2B"/>
                 <w:sz w:val="19"/>
               </w:rPr>
-              <w:t xml:space="preserve"> deleted a scratch working directory kept under it.</w:t>
+              <w:t xml:space="preserve"> took a scratch checkout with it.</w:t>
             </w:r>
           </w:p>
         </w:tc>
@@ -13867,7 +13867,7 @@
                 <w:color w:val="1A1F2B"/>
                 <w:sz w:val="19"/>
               </w:rPr>
-              <w:t xml:space="preserve"> - everything had already been committed</w:t>
+              <w:t xml:space="preserve"> - everything was committed and pushed</w:t>
             </w:r>
           </w:p>
         </w:tc>
@@ -13888,7 +13888,7 @@
                 <w:color w:val="1A1F2B"/>
                 <w:sz w:val="19"/>
               </w:rPr>
-              <w:t xml:space="preserve">Recorded in </w:t>
+              <w:t xml:space="preserve">It only cost nothing because I commit at each checkpoint. Working directories don't live under </w:t>
             </w:r>
             <w:r>
               <w:rPr>
@@ -13898,7 +13898,7 @@
                 <w:color w:val="1F4E57"/>
                 <w:sz w:val="17"/>
               </w:rPr>
-              <w:t>docs/CONVENTIONS.md</w:t>
+              <w:t>Temp</w:t>
             </w:r>
             <w:r>
               <w:rPr>
@@ -13908,7 +13908,7 @@
                 <w:color w:val="1A1F2B"/>
                 <w:sz w:val="19"/>
               </w:rPr>
-              <w:t>. The reason it cost nothing is the discipline of committing at each checkpoint; the same mistake an hour earlier would have been expensive.</w:t>
+              <w:t xml:space="preserve"> any more.</w:t>
             </w:r>
           </w:p>
         </w:tc>
@@ -13942,7 +13942,7 @@
                 <w:color w:val="1A1F2B"/>
                 <w:sz w:val="19"/>
               </w:rPr>
-              <w:t xml:space="preserve"> The Docker disk move was reported as done and was not.</w:t>
+              <w:t xml:space="preserve"> Docker reported the disk-location move as done; it hadn't happened.</w:t>
             </w:r>
           </w:p>
         </w:tc>
@@ -13986,7 +13986,7 @@
                 <w:color w:val="1A1F2B"/>
                 <w:sz w:val="19"/>
               </w:rPr>
-              <w:t>Verify state, not the report: check which file the OS has open, and check the registry, rather than believing a dialog.</w:t>
+              <w:t>Check the state, not the dialog: which file the OS actually has open, and the registry.</w:t>
             </w:r>
           </w:p>
         </w:tc>
@@ -14052,7 +14052,7 @@
                 <w:color w:val="1A1F2B"/>
                 <w:sz w:val="20"/>
               </w:rPr>
-              <w:t>believing a report instead of checking the state.</w:t>
+              <w:t>trusting a report instead of checking the state.</w:t>
             </w:r>
             <w:r>
               <w:rPr>
@@ -14062,7 +14062,7 @@
                 <w:color w:val="1A1F2B"/>
                 <w:sz w:val="20"/>
               </w:rPr>
-              <w:t xml:space="preserve"> A version string that was never verified, a sync assumed to be one-directional, a folder assumed to be disposable, a migration assumed to have run. The habit worth building is cheap and specific - after any operation that claims success, ask what observable fact would be true if it really had.</w:t>
+              <w:t xml:space="preserve"> A version string I never verified, the wrong file open, a folder I assumed was disposable, a migration I assumed had run. The habit worth building is cheap and specific - after anything that claims success, ask what observable fact would be true if it really had.</w:t>
             </w:r>
           </w:p>
         </w:tc>
